--- a/template/template.docx
+++ b/template/template.docx
@@ -116,7 +116,15 @@
                 <w:rFonts w:ascii="宋体" w:eastAsia="宋体" w:hAnsi="宋体" w:cs="宋体"/>
                 <w:szCs w:val="21"/>
               </w:rPr>
-              <w:t>{{project.</w:t>
+              <w:t>{{</w:t>
+            </w:r>
+            <w:proofErr w:type="spellStart"/>
+            <w:r>
+              <w:rPr>
+                <w:rFonts w:ascii="宋体" w:eastAsia="宋体" w:hAnsi="宋体" w:cs="宋体"/>
+                <w:szCs w:val="21"/>
+              </w:rPr>
+              <w:t>project.</w:t>
             </w:r>
             <w:r>
               <w:rPr>
@@ -125,6 +133,7 @@
               </w:rPr>
               <w:t>enterpriseid</w:t>
             </w:r>
+            <w:proofErr w:type="spellEnd"/>
             <w:r>
               <w:rPr>
                 <w:rFonts w:ascii="宋体" w:eastAsia="宋体" w:hAnsi="宋体" w:cs="宋体"/>
@@ -164,7 +173,23 @@
                 <w:rFonts w:ascii="宋体" w:eastAsia="宋体" w:hAnsi="宋体" w:cs="宋体"/>
                 <w:szCs w:val="21"/>
               </w:rPr>
-              <w:t>{{project.a_owner}}</w:t>
+              <w:t>{{</w:t>
+            </w:r>
+            <w:proofErr w:type="spellStart"/>
+            <w:r>
+              <w:rPr>
+                <w:rFonts w:ascii="宋体" w:eastAsia="宋体" w:hAnsi="宋体" w:cs="宋体"/>
+                <w:szCs w:val="21"/>
+              </w:rPr>
+              <w:t>project.a_owner</w:t>
+            </w:r>
+            <w:proofErr w:type="spellEnd"/>
+            <w:r>
+              <w:rPr>
+                <w:rFonts w:ascii="宋体" w:eastAsia="宋体" w:hAnsi="宋体" w:cs="宋体"/>
+                <w:szCs w:val="21"/>
+              </w:rPr>
+              <w:t>}}</w:t>
             </w:r>
           </w:p>
         </w:tc>
@@ -193,7 +218,23 @@
                 <w:rFonts w:ascii="宋体" w:eastAsia="宋体" w:hAnsi="宋体" w:cs="宋体"/>
                 <w:szCs w:val="21"/>
               </w:rPr>
-              <w:t>{{project.b_owner}}</w:t>
+              <w:t>{{</w:t>
+            </w:r>
+            <w:proofErr w:type="spellStart"/>
+            <w:r>
+              <w:rPr>
+                <w:rFonts w:ascii="宋体" w:eastAsia="宋体" w:hAnsi="宋体" w:cs="宋体"/>
+                <w:szCs w:val="21"/>
+              </w:rPr>
+              <w:t>project.b_owner</w:t>
+            </w:r>
+            <w:proofErr w:type="spellEnd"/>
+            <w:r>
+              <w:rPr>
+                <w:rFonts w:ascii="宋体" w:eastAsia="宋体" w:hAnsi="宋体" w:cs="宋体"/>
+                <w:szCs w:val="21"/>
+              </w:rPr>
+              <w:t>}}</w:t>
             </w:r>
           </w:p>
         </w:tc>
@@ -222,7 +263,23 @@
                 <w:rFonts w:ascii="宋体" w:eastAsia="宋体" w:hAnsi="宋体" w:cs="宋体"/>
                 <w:szCs w:val="21"/>
               </w:rPr>
-              <w:t>{{project.market_manager}}</w:t>
+              <w:t>{{</w:t>
+            </w:r>
+            <w:proofErr w:type="spellStart"/>
+            <w:r>
+              <w:rPr>
+                <w:rFonts w:ascii="宋体" w:eastAsia="宋体" w:hAnsi="宋体" w:cs="宋体"/>
+                <w:szCs w:val="21"/>
+              </w:rPr>
+              <w:t>project.market_manager</w:t>
+            </w:r>
+            <w:proofErr w:type="spellEnd"/>
+            <w:r>
+              <w:rPr>
+                <w:rFonts w:ascii="宋体" w:eastAsia="宋体" w:hAnsi="宋体" w:cs="宋体"/>
+                <w:szCs w:val="21"/>
+              </w:rPr>
+              <w:t>}}</w:t>
             </w:r>
           </w:p>
         </w:tc>
@@ -256,7 +313,23 @@
                 <w:rFonts w:ascii="宋体" w:eastAsia="宋体" w:hAnsi="宋体" w:cs="宋体"/>
                 <w:szCs w:val="21"/>
               </w:rPr>
-              <w:t>{{project.source}}</w:t>
+              <w:t>{{</w:t>
+            </w:r>
+            <w:proofErr w:type="spellStart"/>
+            <w:r>
+              <w:rPr>
+                <w:rFonts w:ascii="宋体" w:eastAsia="宋体" w:hAnsi="宋体" w:cs="宋体"/>
+                <w:szCs w:val="21"/>
+              </w:rPr>
+              <w:t>project.source</w:t>
+            </w:r>
+            <w:proofErr w:type="spellEnd"/>
+            <w:r>
+              <w:rPr>
+                <w:rFonts w:ascii="宋体" w:eastAsia="宋体" w:hAnsi="宋体" w:cs="宋体"/>
+                <w:szCs w:val="21"/>
+              </w:rPr>
+              <w:t>}}</w:t>
             </w:r>
           </w:p>
         </w:tc>
@@ -292,7 +365,23 @@
                 <w:rFonts w:ascii="宋体" w:eastAsia="宋体" w:hAnsi="宋体" w:cs="宋体"/>
                 <w:szCs w:val="21"/>
               </w:rPr>
-              <w:t>{{project.coop_bank}}</w:t>
+              <w:t>{{</w:t>
+            </w:r>
+            <w:proofErr w:type="spellStart"/>
+            <w:r>
+              <w:rPr>
+                <w:rFonts w:ascii="宋体" w:eastAsia="宋体" w:hAnsi="宋体" w:cs="宋体"/>
+                <w:szCs w:val="21"/>
+              </w:rPr>
+              <w:t>project.coop_bank</w:t>
+            </w:r>
+            <w:proofErr w:type="spellEnd"/>
+            <w:r>
+              <w:rPr>
+                <w:rFonts w:ascii="宋体" w:eastAsia="宋体" w:hAnsi="宋体" w:cs="宋体"/>
+                <w:szCs w:val="21"/>
+              </w:rPr>
+              <w:t>}}</w:t>
             </w:r>
           </w:p>
         </w:tc>
@@ -321,7 +410,23 @@
                 <w:rFonts w:ascii="宋体" w:eastAsia="宋体" w:hAnsi="宋体" w:cs="宋体"/>
                 <w:szCs w:val="21"/>
               </w:rPr>
-              <w:t>{{project.apply_date}}</w:t>
+              <w:t>{{</w:t>
+            </w:r>
+            <w:proofErr w:type="spellStart"/>
+            <w:r>
+              <w:rPr>
+                <w:rFonts w:ascii="宋体" w:eastAsia="宋体" w:hAnsi="宋体" w:cs="宋体"/>
+                <w:szCs w:val="21"/>
+              </w:rPr>
+              <w:t>project.apply_date</w:t>
+            </w:r>
+            <w:proofErr w:type="spellEnd"/>
+            <w:r>
+              <w:rPr>
+                <w:rFonts w:ascii="宋体" w:eastAsia="宋体" w:hAnsi="宋体" w:cs="宋体"/>
+                <w:szCs w:val="21"/>
+              </w:rPr>
+              <w:t>}}</w:t>
             </w:r>
           </w:p>
         </w:tc>
@@ -383,7 +488,23 @@
                 <w:rFonts w:ascii="宋体" w:eastAsia="宋体" w:hAnsi="宋体" w:cs="宋体"/>
                 <w:szCs w:val="20"/>
               </w:rPr>
-              <w:t>{{loan.borrower_name}}</w:t>
+              <w:t>{{</w:t>
+            </w:r>
+            <w:proofErr w:type="spellStart"/>
+            <w:r>
+              <w:rPr>
+                <w:rFonts w:ascii="宋体" w:eastAsia="宋体" w:hAnsi="宋体" w:cs="宋体"/>
+                <w:szCs w:val="20"/>
+              </w:rPr>
+              <w:t>loan.borrower_name</w:t>
+            </w:r>
+            <w:proofErr w:type="spellEnd"/>
+            <w:r>
+              <w:rPr>
+                <w:rFonts w:ascii="宋体" w:eastAsia="宋体" w:hAnsi="宋体" w:cs="宋体"/>
+                <w:szCs w:val="20"/>
+              </w:rPr>
+              <w:t>}}</w:t>
             </w:r>
           </w:p>
         </w:tc>
@@ -412,7 +533,23 @@
                 <w:rFonts w:ascii="宋体" w:eastAsia="宋体" w:hAnsi="宋体" w:cs="宋体"/>
                 <w:szCs w:val="20"/>
               </w:rPr>
-              <w:t>{{loan.apply_amount}}</w:t>
+              <w:t>{{</w:t>
+            </w:r>
+            <w:proofErr w:type="spellStart"/>
+            <w:r>
+              <w:rPr>
+                <w:rFonts w:ascii="宋体" w:eastAsia="宋体" w:hAnsi="宋体" w:cs="宋体"/>
+                <w:szCs w:val="20"/>
+              </w:rPr>
+              <w:t>loan.apply_amount</w:t>
+            </w:r>
+            <w:proofErr w:type="spellEnd"/>
+            <w:r>
+              <w:rPr>
+                <w:rFonts w:ascii="宋体" w:eastAsia="宋体" w:hAnsi="宋体" w:cs="宋体"/>
+                <w:szCs w:val="20"/>
+              </w:rPr>
+              <w:t>}}</w:t>
             </w:r>
           </w:p>
         </w:tc>
@@ -441,7 +578,23 @@
                 <w:rFonts w:ascii="宋体" w:eastAsia="宋体" w:hAnsi="宋体" w:cs="宋体"/>
                 <w:szCs w:val="20"/>
               </w:rPr>
-              <w:t>{{loan.apply_term}}</w:t>
+              <w:t>{{</w:t>
+            </w:r>
+            <w:proofErr w:type="spellStart"/>
+            <w:r>
+              <w:rPr>
+                <w:rFonts w:ascii="宋体" w:eastAsia="宋体" w:hAnsi="宋体" w:cs="宋体"/>
+                <w:szCs w:val="20"/>
+              </w:rPr>
+              <w:t>loan.apply_term</w:t>
+            </w:r>
+            <w:proofErr w:type="spellEnd"/>
+            <w:r>
+              <w:rPr>
+                <w:rFonts w:ascii="宋体" w:eastAsia="宋体" w:hAnsi="宋体" w:cs="宋体"/>
+                <w:szCs w:val="20"/>
+              </w:rPr>
+              <w:t>}}</w:t>
             </w:r>
           </w:p>
         </w:tc>
@@ -475,7 +628,23 @@
                 <w:rFonts w:ascii="宋体" w:eastAsia="宋体" w:hAnsi="宋体" w:cs="宋体"/>
                 <w:szCs w:val="20"/>
               </w:rPr>
-              <w:t>{{loan.purpose_detail}}</w:t>
+              <w:t>{{</w:t>
+            </w:r>
+            <w:proofErr w:type="spellStart"/>
+            <w:r>
+              <w:rPr>
+                <w:rFonts w:ascii="宋体" w:eastAsia="宋体" w:hAnsi="宋体" w:cs="宋体"/>
+                <w:szCs w:val="20"/>
+              </w:rPr>
+              <w:t>loan.purpose_detail</w:t>
+            </w:r>
+            <w:proofErr w:type="spellEnd"/>
+            <w:r>
+              <w:rPr>
+                <w:rFonts w:ascii="宋体" w:eastAsia="宋体" w:hAnsi="宋体" w:cs="宋体"/>
+                <w:szCs w:val="20"/>
+              </w:rPr>
+              <w:t>}}</w:t>
             </w:r>
           </w:p>
         </w:tc>
@@ -594,7 +763,21 @@
               <w:rPr>
                 <w:rFonts w:ascii="宋体" w:eastAsia="宋体" w:hAnsi="宋体" w:cs="宋体"/>
               </w:rPr>
-              <w:t>{{company.registered_capital}}</w:t>
+              <w:t>{{</w:t>
+            </w:r>
+            <w:proofErr w:type="spellStart"/>
+            <w:r>
+              <w:rPr>
+                <w:rFonts w:ascii="宋体" w:eastAsia="宋体" w:hAnsi="宋体" w:cs="宋体"/>
+              </w:rPr>
+              <w:t>company.registered_capital</w:t>
+            </w:r>
+            <w:proofErr w:type="spellEnd"/>
+            <w:r>
+              <w:rPr>
+                <w:rFonts w:ascii="宋体" w:eastAsia="宋体" w:hAnsi="宋体" w:cs="宋体"/>
+              </w:rPr>
+              <w:t>}}</w:t>
             </w:r>
           </w:p>
         </w:tc>
@@ -634,7 +817,21 @@
               <w:rPr>
                 <w:rFonts w:ascii="宋体" w:eastAsia="宋体" w:hAnsi="宋体" w:cs="宋体"/>
               </w:rPr>
-              <w:t>{{company.established_date}}</w:t>
+              <w:t>{{</w:t>
+            </w:r>
+            <w:proofErr w:type="spellStart"/>
+            <w:r>
+              <w:rPr>
+                <w:rFonts w:ascii="宋体" w:eastAsia="宋体" w:hAnsi="宋体" w:cs="宋体"/>
+              </w:rPr>
+              <w:t>company.established_date</w:t>
+            </w:r>
+            <w:proofErr w:type="spellEnd"/>
+            <w:r>
+              <w:rPr>
+                <w:rFonts w:ascii="宋体" w:eastAsia="宋体" w:hAnsi="宋体" w:cs="宋体"/>
+              </w:rPr>
+              <w:t>}}</w:t>
             </w:r>
           </w:p>
         </w:tc>
@@ -692,7 +889,21 @@
               <w:rPr>
                 <w:rFonts w:ascii="宋体" w:eastAsia="宋体" w:hAnsi="宋体" w:cs="宋体"/>
               </w:rPr>
-              <w:t>{company.registered_address}}</w:t>
+              <w:t>{</w:t>
+            </w:r>
+            <w:proofErr w:type="spellStart"/>
+            <w:r>
+              <w:rPr>
+                <w:rFonts w:ascii="宋体" w:eastAsia="宋体" w:hAnsi="宋体" w:cs="宋体"/>
+              </w:rPr>
+              <w:t>company.registered_address</w:t>
+            </w:r>
+            <w:proofErr w:type="spellEnd"/>
+            <w:r>
+              <w:rPr>
+                <w:rFonts w:ascii="宋体" w:eastAsia="宋体" w:hAnsi="宋体" w:cs="宋体"/>
+              </w:rPr>
+              <w:t>}}</w:t>
             </w:r>
           </w:p>
         </w:tc>
@@ -732,7 +943,21 @@
               <w:rPr>
                 <w:rFonts w:ascii="宋体" w:eastAsia="宋体" w:hAnsi="宋体" w:cs="宋体"/>
               </w:rPr>
-              <w:t>{{company.main_business}}</w:t>
+              <w:t>{{</w:t>
+            </w:r>
+            <w:proofErr w:type="spellStart"/>
+            <w:r>
+              <w:rPr>
+                <w:rFonts w:ascii="宋体" w:eastAsia="宋体" w:hAnsi="宋体" w:cs="宋体"/>
+              </w:rPr>
+              <w:t>company.main_business</w:t>
+            </w:r>
+            <w:proofErr w:type="spellEnd"/>
+            <w:r>
+              <w:rPr>
+                <w:rFonts w:ascii="宋体" w:eastAsia="宋体" w:hAnsi="宋体" w:cs="宋体"/>
+              </w:rPr>
+              <w:t>}}</w:t>
             </w:r>
           </w:p>
         </w:tc>
@@ -773,7 +998,23 @@
                 <w:rFonts w:ascii="宋体" w:eastAsia="宋体" w:hAnsi="宋体" w:cs="宋体"/>
                 <w:szCs w:val="20"/>
               </w:rPr>
-              <w:t>{{company.employee_count}}</w:t>
+              <w:t>{{</w:t>
+            </w:r>
+            <w:proofErr w:type="spellStart"/>
+            <w:r>
+              <w:rPr>
+                <w:rFonts w:ascii="宋体" w:eastAsia="宋体" w:hAnsi="宋体" w:cs="宋体"/>
+                <w:szCs w:val="20"/>
+              </w:rPr>
+              <w:t>company.employee_count</w:t>
+            </w:r>
+            <w:proofErr w:type="spellEnd"/>
+            <w:r>
+              <w:rPr>
+                <w:rFonts w:ascii="宋体" w:eastAsia="宋体" w:hAnsi="宋体" w:cs="宋体"/>
+                <w:szCs w:val="20"/>
+              </w:rPr>
+              <w:t>}}</w:t>
             </w:r>
           </w:p>
         </w:tc>
@@ -814,7 +1055,15 @@
                 <w:rFonts w:ascii="宋体" w:eastAsia="宋体" w:hAnsi="宋体" w:cs="宋体"/>
                 <w:szCs w:val="21"/>
               </w:rPr>
-              <w:t>{{business.</w:t>
+              <w:t>{{</w:t>
+            </w:r>
+            <w:proofErr w:type="spellStart"/>
+            <w:r>
+              <w:rPr>
+                <w:rFonts w:ascii="宋体" w:eastAsia="宋体" w:hAnsi="宋体" w:cs="宋体"/>
+                <w:szCs w:val="21"/>
+              </w:rPr>
+              <w:t>business.</w:t>
             </w:r>
             <w:r>
               <w:rPr>
@@ -823,6 +1072,7 @@
               </w:rPr>
               <w:t>type</w:t>
             </w:r>
+            <w:proofErr w:type="spellEnd"/>
             <w:r>
               <w:rPr>
                 <w:rFonts w:ascii="宋体" w:eastAsia="宋体" w:hAnsi="宋体" w:cs="宋体"/>
@@ -854,6 +1104,7 @@
               </w:rPr>
               <w:t xml:space="preserve">{% if </w:t>
             </w:r>
+            <w:proofErr w:type="spellStart"/>
             <w:r>
               <w:rPr>
                 <w:rFonts w:ascii="宋体" w:eastAsia="宋体" w:hAnsi="宋体" w:cs="宋体" w:hint="eastAsia"/>
@@ -875,6 +1126,7 @@
               </w:rPr>
               <w:t>waimao</w:t>
             </w:r>
+            <w:proofErr w:type="spellEnd"/>
             <w:r>
               <w:rPr>
                 <w:rFonts w:ascii="宋体" w:eastAsia="宋体" w:hAnsi="宋体" w:cs="宋体"/>
@@ -924,6 +1176,7 @@
               </w:rPr>
               <w:t xml:space="preserve">     {% if </w:t>
             </w:r>
+            <w:proofErr w:type="spellStart"/>
             <w:r>
               <w:rPr>
                 <w:rFonts w:ascii="宋体" w:eastAsia="宋体" w:hAnsi="宋体" w:cs="宋体" w:hint="eastAsia"/>
@@ -945,6 +1198,7 @@
               </w:rPr>
               <w:t>waimao</w:t>
             </w:r>
+            <w:proofErr w:type="spellEnd"/>
             <w:r>
               <w:rPr>
                 <w:rFonts w:ascii="宋体" w:eastAsia="宋体" w:hAnsi="宋体" w:cs="宋体"/>
@@ -1010,6 +1264,7 @@
               </w:rPr>
               <w:t xml:space="preserve">{% if </w:t>
             </w:r>
+            <w:proofErr w:type="spellStart"/>
             <w:r>
               <w:rPr>
                 <w:rFonts w:ascii="宋体" w:eastAsia="宋体" w:hAnsi="宋体" w:cs="宋体" w:hint="eastAsia"/>
@@ -1031,6 +1286,7 @@
               </w:rPr>
               <w:t>jinshen</w:t>
             </w:r>
+            <w:proofErr w:type="spellEnd"/>
             <w:r>
               <w:rPr>
                 <w:rFonts w:ascii="宋体" w:eastAsia="宋体" w:hAnsi="宋体" w:cs="宋体"/>
@@ -1080,6 +1336,7 @@
               </w:rPr>
               <w:t xml:space="preserve">     {% if </w:t>
             </w:r>
+            <w:proofErr w:type="spellStart"/>
             <w:r>
               <w:rPr>
                 <w:rFonts w:ascii="宋体" w:eastAsia="宋体" w:hAnsi="宋体" w:cs="宋体" w:hint="eastAsia"/>
@@ -1101,6 +1358,7 @@
               </w:rPr>
               <w:t>jinshen</w:t>
             </w:r>
+            <w:proofErr w:type="spellEnd"/>
             <w:r>
               <w:rPr>
                 <w:rFonts w:ascii="宋体" w:eastAsia="宋体" w:hAnsi="宋体" w:cs="宋体"/>
@@ -1156,7 +1414,15 @@
               <w:t>最近一期工资是否发放：</w:t>
             </w:r>
             <w:r>
-              <w:t>{% if company.is_salary %}</w:t>
+              <w:t xml:space="preserve">{% if </w:t>
+            </w:r>
+            <w:proofErr w:type="spellStart"/>
+            <w:r>
+              <w:t>company.is_salary</w:t>
+            </w:r>
+            <w:proofErr w:type="spellEnd"/>
+            <w:r>
+              <w:t xml:space="preserve"> %}</w:t>
             </w:r>
             <w:r>
               <w:rPr>
@@ -1183,7 +1449,15 @@
               <w:t>是</w:t>
             </w:r>
             <w:r>
-              <w:t xml:space="preserve">     {% if company.is_salary %}</w:t>
+              <w:t xml:space="preserve">     {% if </w:t>
+            </w:r>
+            <w:proofErr w:type="spellStart"/>
+            <w:r>
+              <w:t>company.is_salary</w:t>
+            </w:r>
+            <w:proofErr w:type="spellEnd"/>
+            <w:r>
+              <w:t xml:space="preserve"> %}</w:t>
             </w:r>
             <w:r>
               <w:rPr>
@@ -1252,7 +1526,21 @@
               <w:rPr>
                 <w:rFonts w:ascii="宋体" w:eastAsia="宋体" w:hAnsi="宋体" w:cs="宋体"/>
               </w:rPr>
-              <w:t>{{company.shareholder_info}}</w:t>
+              <w:t>{{</w:t>
+            </w:r>
+            <w:proofErr w:type="spellStart"/>
+            <w:r>
+              <w:rPr>
+                <w:rFonts w:ascii="宋体" w:eastAsia="宋体" w:hAnsi="宋体" w:cs="宋体"/>
+              </w:rPr>
+              <w:t>company.shareholder_info</w:t>
+            </w:r>
+            <w:proofErr w:type="spellEnd"/>
+            <w:r>
+              <w:rPr>
+                <w:rFonts w:ascii="宋体" w:eastAsia="宋体" w:hAnsi="宋体" w:cs="宋体"/>
+              </w:rPr>
+              <w:t>}}</w:t>
             </w:r>
           </w:p>
         </w:tc>
@@ -1375,7 +1663,23 @@
                 <w:rFonts w:ascii="宋体" w:eastAsia="宋体" w:hAnsi="宋体" w:cs="宋体"/>
                 <w:szCs w:val="21"/>
               </w:rPr>
-              <w:t>{{controller.gender}}</w:t>
+              <w:t>{{</w:t>
+            </w:r>
+            <w:proofErr w:type="spellStart"/>
+            <w:r>
+              <w:rPr>
+                <w:rFonts w:ascii="宋体" w:eastAsia="宋体" w:hAnsi="宋体" w:cs="宋体"/>
+                <w:szCs w:val="21"/>
+              </w:rPr>
+              <w:t>controller.gender</w:t>
+            </w:r>
+            <w:proofErr w:type="spellEnd"/>
+            <w:r>
+              <w:rPr>
+                <w:rFonts w:ascii="宋体" w:eastAsia="宋体" w:hAnsi="宋体" w:cs="宋体"/>
+                <w:szCs w:val="21"/>
+              </w:rPr>
+              <w:t>}}</w:t>
             </w:r>
           </w:p>
         </w:tc>
@@ -1421,7 +1725,23 @@
                 <w:rFonts w:ascii="宋体" w:eastAsia="宋体" w:hAnsi="宋体" w:cs="宋体"/>
                 <w:szCs w:val="21"/>
               </w:rPr>
-              <w:t>{{controller.native_place}}</w:t>
+              <w:t>{{</w:t>
+            </w:r>
+            <w:proofErr w:type="spellStart"/>
+            <w:r>
+              <w:rPr>
+                <w:rFonts w:ascii="宋体" w:eastAsia="宋体" w:hAnsi="宋体" w:cs="宋体"/>
+                <w:szCs w:val="21"/>
+              </w:rPr>
+              <w:t>controller.native_place</w:t>
+            </w:r>
+            <w:proofErr w:type="spellEnd"/>
+            <w:r>
+              <w:rPr>
+                <w:rFonts w:ascii="宋体" w:eastAsia="宋体" w:hAnsi="宋体" w:cs="宋体"/>
+                <w:szCs w:val="21"/>
+              </w:rPr>
+              <w:t>}}</w:t>
             </w:r>
           </w:p>
         </w:tc>
@@ -1465,7 +1785,23 @@
                 <w:rFonts w:ascii="宋体" w:eastAsia="宋体" w:hAnsi="宋体" w:cs="宋体"/>
                 <w:szCs w:val="21"/>
               </w:rPr>
-              <w:t>{{controller.marital_status}}</w:t>
+              <w:t>{{</w:t>
+            </w:r>
+            <w:proofErr w:type="spellStart"/>
+            <w:r>
+              <w:rPr>
+                <w:rFonts w:ascii="宋体" w:eastAsia="宋体" w:hAnsi="宋体" w:cs="宋体"/>
+                <w:szCs w:val="21"/>
+              </w:rPr>
+              <w:t>controller.marital_status</w:t>
+            </w:r>
+            <w:proofErr w:type="spellEnd"/>
+            <w:r>
+              <w:rPr>
+                <w:rFonts w:ascii="宋体" w:eastAsia="宋体" w:hAnsi="宋体" w:cs="宋体"/>
+                <w:szCs w:val="21"/>
+              </w:rPr>
+              <w:t>}}</w:t>
             </w:r>
           </w:p>
         </w:tc>
@@ -1514,7 +1850,15 @@
                 <w:rFonts w:ascii="宋体" w:eastAsia="宋体" w:hAnsi="宋体" w:cs="宋体"/>
                 <w:szCs w:val="21"/>
               </w:rPr>
-              <w:t>{{controller.birth_dat</w:t>
+              <w:t>{{</w:t>
+            </w:r>
+            <w:proofErr w:type="spellStart"/>
+            <w:r>
+              <w:rPr>
+                <w:rFonts w:ascii="宋体" w:eastAsia="宋体" w:hAnsi="宋体" w:cs="宋体"/>
+                <w:szCs w:val="21"/>
+              </w:rPr>
+              <w:t>controller.birth_dat</w:t>
             </w:r>
             <w:r>
               <w:rPr>
@@ -1522,7 +1866,15 @@
                 <w:szCs w:val="21"/>
               </w:rPr>
               <w:lastRenderedPageBreak/>
-              <w:t>e}}</w:t>
+              <w:t>e</w:t>
+            </w:r>
+            <w:proofErr w:type="spellEnd"/>
+            <w:r>
+              <w:rPr>
+                <w:rFonts w:ascii="宋体" w:eastAsia="宋体" w:hAnsi="宋体" w:cs="宋体"/>
+                <w:szCs w:val="21"/>
+              </w:rPr>
+              <w:t>}}</w:t>
             </w:r>
           </w:p>
         </w:tc>
@@ -1567,7 +1919,15 @@
                 <w:rFonts w:ascii="宋体" w:eastAsia="宋体" w:hAnsi="宋体" w:cs="宋体"/>
                 <w:szCs w:val="21"/>
               </w:rPr>
-              <w:t>{{controller.service</w:t>
+              <w:t>{{</w:t>
+            </w:r>
+            <w:proofErr w:type="spellStart"/>
+            <w:r>
+              <w:rPr>
+                <w:rFonts w:ascii="宋体" w:eastAsia="宋体" w:hAnsi="宋体" w:cs="宋体"/>
+                <w:szCs w:val="21"/>
+              </w:rPr>
+              <w:t>controller.service</w:t>
             </w:r>
             <w:r>
               <w:rPr>
@@ -1575,7 +1935,15 @@
                 <w:szCs w:val="21"/>
               </w:rPr>
               <w:lastRenderedPageBreak/>
-              <w:t>_years}}</w:t>
+              <w:t>_years</w:t>
+            </w:r>
+            <w:proofErr w:type="spellEnd"/>
+            <w:r>
+              <w:rPr>
+                <w:rFonts w:ascii="宋体" w:eastAsia="宋体" w:hAnsi="宋体" w:cs="宋体"/>
+                <w:szCs w:val="21"/>
+              </w:rPr>
+              <w:t>}}</w:t>
             </w:r>
           </w:p>
         </w:tc>
@@ -1620,7 +1988,15 @@
                 <w:rFonts w:ascii="宋体" w:eastAsia="宋体" w:hAnsi="宋体" w:cs="宋体"/>
                 <w:szCs w:val="21"/>
               </w:rPr>
-              <w:t>{{controller.educati</w:t>
+              <w:t>{{</w:t>
+            </w:r>
+            <w:proofErr w:type="spellStart"/>
+            <w:r>
+              <w:rPr>
+                <w:rFonts w:ascii="宋体" w:eastAsia="宋体" w:hAnsi="宋体" w:cs="宋体"/>
+                <w:szCs w:val="21"/>
+              </w:rPr>
+              <w:t>controller.educati</w:t>
             </w:r>
             <w:r>
               <w:rPr>
@@ -1628,7 +2004,15 @@
                 <w:szCs w:val="21"/>
               </w:rPr>
               <w:lastRenderedPageBreak/>
-              <w:t>on}}</w:t>
+              <w:t>on</w:t>
+            </w:r>
+            <w:proofErr w:type="spellEnd"/>
+            <w:r>
+              <w:rPr>
+                <w:rFonts w:ascii="宋体" w:eastAsia="宋体" w:hAnsi="宋体" w:cs="宋体"/>
+                <w:szCs w:val="21"/>
+              </w:rPr>
+              <w:t>}}</w:t>
             </w:r>
           </w:p>
         </w:tc>
@@ -1673,7 +2057,23 @@
                 <w:rFonts w:ascii="宋体" w:eastAsia="宋体" w:hAnsi="宋体" w:cs="宋体"/>
                 <w:szCs w:val="21"/>
               </w:rPr>
-              <w:t>{{controller.spouse_name}}</w:t>
+              <w:t>{{</w:t>
+            </w:r>
+            <w:proofErr w:type="spellStart"/>
+            <w:r>
+              <w:rPr>
+                <w:rFonts w:ascii="宋体" w:eastAsia="宋体" w:hAnsi="宋体" w:cs="宋体"/>
+                <w:szCs w:val="21"/>
+              </w:rPr>
+              <w:t>controller.spouse_name</w:t>
+            </w:r>
+            <w:proofErr w:type="spellEnd"/>
+            <w:r>
+              <w:rPr>
+                <w:rFonts w:ascii="宋体" w:eastAsia="宋体" w:hAnsi="宋体" w:cs="宋体"/>
+                <w:szCs w:val="21"/>
+              </w:rPr>
+              <w:t>}}</w:t>
             </w:r>
           </w:p>
         </w:tc>
@@ -1716,7 +2116,23 @@
                 <w:rFonts w:ascii="宋体" w:eastAsia="宋体" w:hAnsi="宋体" w:cs="宋体"/>
                 <w:szCs w:val="21"/>
               </w:rPr>
-              <w:t>{{controller.career_experience}}</w:t>
+              <w:t>{{</w:t>
+            </w:r>
+            <w:proofErr w:type="spellStart"/>
+            <w:r>
+              <w:rPr>
+                <w:rFonts w:ascii="宋体" w:eastAsia="宋体" w:hAnsi="宋体" w:cs="宋体"/>
+                <w:szCs w:val="21"/>
+              </w:rPr>
+              <w:t>controller.career_experience</w:t>
+            </w:r>
+            <w:proofErr w:type="spellEnd"/>
+            <w:r>
+              <w:rPr>
+                <w:rFonts w:ascii="宋体" w:eastAsia="宋体" w:hAnsi="宋体" w:cs="宋体"/>
+                <w:szCs w:val="21"/>
+              </w:rPr>
+              <w:t>}}</w:t>
             </w:r>
           </w:p>
         </w:tc>
@@ -1769,22 +2185,40 @@
                 <w:color w:val="000000" w:themeColor="text1"/>
                 <w:szCs w:val="20"/>
               </w:rPr>
-              <w:t>{{family.members_info}}</w:t>
-            </w:r>
-          </w:p>
-          <w:p>
-            <w:pPr>
-              <w:spacing w:line="360" w:lineRule="auto"/>
-              <w:rPr>
-                <w:rFonts w:ascii="宋体" w:eastAsia="宋体" w:hAnsi="宋体" w:cs="宋体" w:hint="eastAsia"/>
+              <w:t>{{</w:t>
+            </w:r>
+            <w:proofErr w:type="spellStart"/>
+            <w:r>
+              <w:rPr>
+                <w:rFonts w:ascii="宋体" w:eastAsia="宋体" w:hAnsi="宋体" w:cs="宋体"/>
+                <w:color w:val="000000" w:themeColor="text1"/>
                 <w:szCs w:val="20"/>
               </w:rPr>
-            </w:pPr>
-            <w:r>
-              <w:rPr>
-                <w:rFonts w:ascii="宋体" w:eastAsia="宋体" w:hAnsi="宋体" w:cs="宋体" w:hint="eastAsia"/>
+              <w:t>family.members_info</w:t>
+            </w:r>
+            <w:proofErr w:type="spellEnd"/>
+            <w:r>
+              <w:rPr>
+                <w:rFonts w:ascii="宋体" w:eastAsia="宋体" w:hAnsi="宋体" w:cs="宋体"/>
+                <w:color w:val="000000" w:themeColor="text1"/>
                 <w:szCs w:val="20"/>
               </w:rPr>
+              <w:t>}}</w:t>
+            </w:r>
+          </w:p>
+          <w:p>
+            <w:pPr>
+              <w:spacing w:line="360" w:lineRule="auto"/>
+              <w:rPr>
+                <w:rFonts w:ascii="宋体" w:eastAsia="宋体" w:hAnsi="宋体" w:cs="宋体" w:hint="eastAsia"/>
+                <w:szCs w:val="20"/>
+              </w:rPr>
+            </w:pPr>
+            <w:r>
+              <w:rPr>
+                <w:rFonts w:ascii="宋体" w:eastAsia="宋体" w:hAnsi="宋体" w:cs="宋体" w:hint="eastAsia"/>
+                <w:szCs w:val="20"/>
+              </w:rPr>
               <w:t>家庭是否和睦：</w:t>
             </w:r>
             <w:r>
@@ -1794,6 +2228,7 @@
               </w:rPr>
               <w:t xml:space="preserve">{% if </w:t>
             </w:r>
+            <w:proofErr w:type="spellStart"/>
             <w:r>
               <w:rPr>
                 <w:rFonts w:ascii="宋体" w:eastAsia="宋体" w:hAnsi="宋体" w:cs="宋体" w:hint="eastAsia"/>
@@ -1815,6 +2250,7 @@
               </w:rPr>
               <w:t>hemu</w:t>
             </w:r>
+            <w:proofErr w:type="spellEnd"/>
             <w:r>
               <w:rPr>
                 <w:rFonts w:ascii="宋体" w:eastAsia="宋体" w:hAnsi="宋体" w:cs="宋体"/>
@@ -1864,6 +2300,7 @@
               </w:rPr>
               <w:t xml:space="preserve">     {% if </w:t>
             </w:r>
+            <w:proofErr w:type="spellStart"/>
             <w:r>
               <w:rPr>
                 <w:rFonts w:ascii="宋体" w:eastAsia="宋体" w:hAnsi="宋体" w:cs="宋体" w:hint="eastAsia"/>
@@ -1885,6 +2322,7 @@
               </w:rPr>
               <w:t>hemu</w:t>
             </w:r>
+            <w:proofErr w:type="spellEnd"/>
             <w:r>
               <w:rPr>
                 <w:rFonts w:ascii="宋体" w:eastAsia="宋体" w:hAnsi="宋体" w:cs="宋体"/>
@@ -1966,7 +2404,23 @@
                 <w:rFonts w:ascii="宋体" w:eastAsia="宋体" w:hAnsi="宋体" w:cs="宋体"/>
                 <w:szCs w:val="20"/>
               </w:rPr>
-              <w:t>{{family.annual_expense}}</w:t>
+              <w:t>{{</w:t>
+            </w:r>
+            <w:proofErr w:type="spellStart"/>
+            <w:r>
+              <w:rPr>
+                <w:rFonts w:ascii="宋体" w:eastAsia="宋体" w:hAnsi="宋体" w:cs="宋体"/>
+                <w:szCs w:val="20"/>
+              </w:rPr>
+              <w:t>family.annual_expense</w:t>
+            </w:r>
+            <w:proofErr w:type="spellEnd"/>
+            <w:r>
+              <w:rPr>
+                <w:rFonts w:ascii="宋体" w:eastAsia="宋体" w:hAnsi="宋体" w:cs="宋体"/>
+                <w:szCs w:val="20"/>
+              </w:rPr>
+              <w:t>}}</w:t>
             </w:r>
           </w:p>
           <w:p>
@@ -2008,7 +2462,23 @@
                 <w:rFonts w:ascii="宋体" w:eastAsia="宋体" w:hAnsi="宋体" w:cs="宋体"/>
                 <w:szCs w:val="20"/>
               </w:rPr>
-              <w:t>{{social.relationship_info}}</w:t>
+              <w:t>{{</w:t>
+            </w:r>
+            <w:proofErr w:type="spellStart"/>
+            <w:r>
+              <w:rPr>
+                <w:rFonts w:ascii="宋体" w:eastAsia="宋体" w:hAnsi="宋体" w:cs="宋体"/>
+                <w:szCs w:val="20"/>
+              </w:rPr>
+              <w:t>social.relationship_info</w:t>
+            </w:r>
+            <w:proofErr w:type="spellEnd"/>
+            <w:r>
+              <w:rPr>
+                <w:rFonts w:ascii="宋体" w:eastAsia="宋体" w:hAnsi="宋体" w:cs="宋体"/>
+                <w:szCs w:val="20"/>
+              </w:rPr>
+              <w:t>}}</w:t>
             </w:r>
           </w:p>
         </w:tc>
@@ -2043,7 +2513,23 @@
                 <w:rFonts w:ascii="宋体" w:eastAsia="宋体" w:hAnsi="宋体" w:cs="宋体"/>
                 <w:szCs w:val="20"/>
               </w:rPr>
-              <w:t>{{residence.type}}</w:t>
+              <w:t>{{</w:t>
+            </w:r>
+            <w:proofErr w:type="spellStart"/>
+            <w:r>
+              <w:rPr>
+                <w:rFonts w:ascii="宋体" w:eastAsia="宋体" w:hAnsi="宋体" w:cs="宋体"/>
+                <w:szCs w:val="20"/>
+              </w:rPr>
+              <w:t>residence.type</w:t>
+            </w:r>
+            <w:proofErr w:type="spellEnd"/>
+            <w:r>
+              <w:rPr>
+                <w:rFonts w:ascii="宋体" w:eastAsia="宋体" w:hAnsi="宋体" w:cs="宋体"/>
+                <w:szCs w:val="20"/>
+              </w:rPr>
+              <w:t>}}</w:t>
             </w:r>
           </w:p>
           <w:p>
@@ -2067,7 +2553,23 @@
                 <w:rFonts w:ascii="宋体" w:eastAsia="宋体" w:hAnsi="宋体" w:cs="宋体"/>
                 <w:szCs w:val="21"/>
               </w:rPr>
-              <w:t>{{residence.years}}</w:t>
+              <w:t>{{</w:t>
+            </w:r>
+            <w:proofErr w:type="spellStart"/>
+            <w:r>
+              <w:rPr>
+                <w:rFonts w:ascii="宋体" w:eastAsia="宋体" w:hAnsi="宋体" w:cs="宋体"/>
+                <w:szCs w:val="21"/>
+              </w:rPr>
+              <w:t>residence.years</w:t>
+            </w:r>
+            <w:proofErr w:type="spellEnd"/>
+            <w:r>
+              <w:rPr>
+                <w:rFonts w:ascii="宋体" w:eastAsia="宋体" w:hAnsi="宋体" w:cs="宋体"/>
+                <w:szCs w:val="21"/>
+              </w:rPr>
+              <w:t>}}</w:t>
             </w:r>
           </w:p>
         </w:tc>
@@ -2096,7 +2598,23 @@
                 <w:rFonts w:ascii="宋体" w:eastAsia="宋体" w:hAnsi="宋体" w:cs="宋体"/>
                 <w:szCs w:val="21"/>
               </w:rPr>
-              <w:t>{{residence.address}}</w:t>
+              <w:t>{{</w:t>
+            </w:r>
+            <w:proofErr w:type="spellStart"/>
+            <w:r>
+              <w:rPr>
+                <w:rFonts w:ascii="宋体" w:eastAsia="宋体" w:hAnsi="宋体" w:cs="宋体"/>
+                <w:szCs w:val="21"/>
+              </w:rPr>
+              <w:t>residence.address</w:t>
+            </w:r>
+            <w:proofErr w:type="spellEnd"/>
+            <w:r>
+              <w:rPr>
+                <w:rFonts w:ascii="宋体" w:eastAsia="宋体" w:hAnsi="宋体" w:cs="宋体"/>
+                <w:szCs w:val="21"/>
+              </w:rPr>
+              <w:t>}}</w:t>
             </w:r>
           </w:p>
         </w:tc>
@@ -2298,7 +2816,15 @@
               <w:jc w:val="left"/>
             </w:pPr>
             <w:r>
-              <w:t>{% for site in business_sites %}</w:t>
+              <w:t xml:space="preserve">{% for site in </w:t>
+            </w:r>
+            <w:proofErr w:type="spellStart"/>
+            <w:r>
+              <w:t>business_sites</w:t>
+            </w:r>
+            <w:proofErr w:type="spellEnd"/>
+            <w:r>
+              <w:t xml:space="preserve"> %}</w:t>
             </w:r>
           </w:p>
         </w:tc>
@@ -2327,7 +2853,23 @@
                 <w:rFonts w:ascii="宋体" w:eastAsia="宋体" w:hAnsi="宋体" w:cs="宋体"/>
                 <w:szCs w:val="21"/>
               </w:rPr>
-              <w:t>{{ loop.index }}</w:t>
+              <w:t xml:space="preserve">{{ </w:t>
+            </w:r>
+            <w:proofErr w:type="spellStart"/>
+            <w:r>
+              <w:rPr>
+                <w:rFonts w:ascii="宋体" w:eastAsia="宋体" w:hAnsi="宋体" w:cs="宋体"/>
+                <w:szCs w:val="21"/>
+              </w:rPr>
+              <w:t>loop.index</w:t>
+            </w:r>
+            <w:proofErr w:type="spellEnd"/>
+            <w:r>
+              <w:rPr>
+                <w:rFonts w:ascii="宋体" w:eastAsia="宋体" w:hAnsi="宋体" w:cs="宋体"/>
+                <w:szCs w:val="21"/>
+              </w:rPr>
+              <w:t xml:space="preserve"> }}</w:t>
             </w:r>
           </w:p>
         </w:tc>
@@ -2351,7 +2893,23 @@
                 <w:rFonts w:ascii="宋体" w:eastAsia="宋体" w:hAnsi="宋体" w:cs="宋体"/>
                 <w:szCs w:val="21"/>
               </w:rPr>
-              <w:t>{{ site.address }}</w:t>
+              <w:t xml:space="preserve">{{ </w:t>
+            </w:r>
+            <w:proofErr w:type="spellStart"/>
+            <w:r>
+              <w:rPr>
+                <w:rFonts w:ascii="宋体" w:eastAsia="宋体" w:hAnsi="宋体" w:cs="宋体"/>
+                <w:szCs w:val="21"/>
+              </w:rPr>
+              <w:t>site.address</w:t>
+            </w:r>
+            <w:proofErr w:type="spellEnd"/>
+            <w:r>
+              <w:rPr>
+                <w:rFonts w:ascii="宋体" w:eastAsia="宋体" w:hAnsi="宋体" w:cs="宋体"/>
+                <w:szCs w:val="21"/>
+              </w:rPr>
+              <w:t xml:space="preserve"> }}</w:t>
             </w:r>
           </w:p>
         </w:tc>
@@ -2375,7 +2933,23 @@
                 <w:rFonts w:ascii="宋体" w:eastAsia="宋体" w:hAnsi="宋体" w:cs="宋体"/>
                 <w:szCs w:val="21"/>
               </w:rPr>
-              <w:t>{{ site.building_area }}</w:t>
+              <w:t xml:space="preserve">{{ </w:t>
+            </w:r>
+            <w:proofErr w:type="spellStart"/>
+            <w:r>
+              <w:rPr>
+                <w:rFonts w:ascii="宋体" w:eastAsia="宋体" w:hAnsi="宋体" w:cs="宋体"/>
+                <w:szCs w:val="21"/>
+              </w:rPr>
+              <w:t>site.building_area</w:t>
+            </w:r>
+            <w:proofErr w:type="spellEnd"/>
+            <w:r>
+              <w:rPr>
+                <w:rFonts w:ascii="宋体" w:eastAsia="宋体" w:hAnsi="宋体" w:cs="宋体"/>
+                <w:szCs w:val="21"/>
+              </w:rPr>
+              <w:t xml:space="preserve"> }}</w:t>
             </w:r>
           </w:p>
         </w:tc>
@@ -2399,7 +2973,23 @@
                 <w:rFonts w:ascii="宋体" w:eastAsia="宋体" w:hAnsi="宋体" w:cs="宋体"/>
                 <w:szCs w:val="21"/>
               </w:rPr>
-              <w:t>{{ site.land_area }}</w:t>
+              <w:t xml:space="preserve">{{ </w:t>
+            </w:r>
+            <w:proofErr w:type="spellStart"/>
+            <w:r>
+              <w:rPr>
+                <w:rFonts w:ascii="宋体" w:eastAsia="宋体" w:hAnsi="宋体" w:cs="宋体"/>
+                <w:szCs w:val="21"/>
+              </w:rPr>
+              <w:t>site.land_area</w:t>
+            </w:r>
+            <w:proofErr w:type="spellEnd"/>
+            <w:r>
+              <w:rPr>
+                <w:rFonts w:ascii="宋体" w:eastAsia="宋体" w:hAnsi="宋体" w:cs="宋体"/>
+                <w:szCs w:val="21"/>
+              </w:rPr>
+              <w:t xml:space="preserve"> }}</w:t>
             </w:r>
           </w:p>
         </w:tc>
@@ -2423,7 +3013,23 @@
                 <w:rFonts w:ascii="宋体" w:eastAsia="宋体" w:hAnsi="宋体" w:cs="宋体"/>
                 <w:szCs w:val="21"/>
               </w:rPr>
-              <w:t>{{ site.ownership }}</w:t>
+              <w:t xml:space="preserve">{{ </w:t>
+            </w:r>
+            <w:proofErr w:type="spellStart"/>
+            <w:r>
+              <w:rPr>
+                <w:rFonts w:ascii="宋体" w:eastAsia="宋体" w:hAnsi="宋体" w:cs="宋体"/>
+                <w:szCs w:val="21"/>
+              </w:rPr>
+              <w:t>site.ownership</w:t>
+            </w:r>
+            <w:proofErr w:type="spellEnd"/>
+            <w:r>
+              <w:rPr>
+                <w:rFonts w:ascii="宋体" w:eastAsia="宋体" w:hAnsi="宋体" w:cs="宋体"/>
+                <w:szCs w:val="21"/>
+              </w:rPr>
+              <w:t xml:space="preserve"> }}</w:t>
             </w:r>
           </w:p>
         </w:tc>
@@ -2447,7 +3053,15 @@
                 <w:rFonts w:ascii="宋体" w:eastAsia="宋体" w:hAnsi="宋体" w:cs="宋体"/>
                 <w:szCs w:val="21"/>
               </w:rPr>
-              <w:t>{{ site.</w:t>
+              <w:t xml:space="preserve">{{ </w:t>
+            </w:r>
+            <w:proofErr w:type="spellStart"/>
+            <w:r>
+              <w:rPr>
+                <w:rFonts w:ascii="宋体" w:eastAsia="宋体" w:hAnsi="宋体" w:cs="宋体"/>
+                <w:szCs w:val="21"/>
+              </w:rPr>
+              <w:t>site.</w:t>
             </w:r>
             <w:r>
               <w:rPr>
@@ -2456,6 +3070,7 @@
               </w:rPr>
               <w:t>month_pay</w:t>
             </w:r>
+            <w:proofErr w:type="spellEnd"/>
             <w:r>
               <w:rPr>
                 <w:rFonts w:ascii="宋体" w:eastAsia="宋体" w:hAnsi="宋体" w:cs="宋体"/>
@@ -2487,6 +3102,7 @@
               </w:rPr>
               <w:t xml:space="preserve">{% if </w:t>
             </w:r>
+            <w:proofErr w:type="spellStart"/>
             <w:r>
               <w:rPr>
                 <w:rFonts w:ascii="宋体" w:eastAsia="宋体" w:hAnsi="宋体" w:cs="宋体" w:hint="eastAsia"/>
@@ -2508,6 +3124,7 @@
               </w:rPr>
               <w:t>pay</w:t>
             </w:r>
+            <w:proofErr w:type="spellEnd"/>
             <w:r>
               <w:rPr>
                 <w:rFonts w:ascii="宋体" w:eastAsia="宋体" w:hAnsi="宋体" w:cs="宋体"/>
@@ -2557,6 +3174,7 @@
               </w:rPr>
               <w:t xml:space="preserve">     {% if </w:t>
             </w:r>
+            <w:proofErr w:type="spellStart"/>
             <w:r>
               <w:rPr>
                 <w:rFonts w:ascii="宋体" w:eastAsia="宋体" w:hAnsi="宋体" w:cs="宋体" w:hint="eastAsia"/>
@@ -2578,6 +3196,7 @@
               </w:rPr>
               <w:t>pay</w:t>
             </w:r>
+            <w:proofErr w:type="spellEnd"/>
             <w:r>
               <w:rPr>
                 <w:rFonts w:ascii="宋体" w:eastAsia="宋体" w:hAnsi="宋体" w:cs="宋体"/>
@@ -2639,7 +3258,15 @@
               <w:jc w:val="left"/>
             </w:pPr>
             <w:r>
-              <w:t>{% endfor %}</w:t>
+              <w:t xml:space="preserve">{% </w:t>
+            </w:r>
+            <w:proofErr w:type="spellStart"/>
+            <w:r>
+              <w:t>endfor</w:t>
+            </w:r>
+            <w:proofErr w:type="spellEnd"/>
+            <w:r>
+              <w:t xml:space="preserve"> %}</w:t>
             </w:r>
           </w:p>
         </w:tc>
@@ -2674,7 +3301,23 @@
                 <w:rFonts w:ascii="宋体" w:eastAsia="宋体" w:hAnsi="宋体" w:cs="宋体"/>
                 <w:szCs w:val="21"/>
               </w:rPr>
-              <w:t>{{business.model_description}}</w:t>
+              <w:t>{{</w:t>
+            </w:r>
+            <w:proofErr w:type="spellStart"/>
+            <w:r>
+              <w:rPr>
+                <w:rFonts w:ascii="宋体" w:eastAsia="宋体" w:hAnsi="宋体" w:cs="宋体"/>
+                <w:szCs w:val="21"/>
+              </w:rPr>
+              <w:t>business.model_description</w:t>
+            </w:r>
+            <w:proofErr w:type="spellEnd"/>
+            <w:r>
+              <w:rPr>
+                <w:rFonts w:ascii="宋体" w:eastAsia="宋体" w:hAnsi="宋体" w:cs="宋体"/>
+                <w:szCs w:val="21"/>
+              </w:rPr>
+              <w:t>}}</w:t>
             </w:r>
           </w:p>
         </w:tc>
@@ -2837,7 +3480,15 @@
                 <w:rFonts w:ascii="宋体" w:eastAsia="宋体" w:hAnsi="宋体" w:cs="宋体"/>
                 <w:szCs w:val="21"/>
               </w:rPr>
-              <w:t>in business_</w:t>
+              <w:t xml:space="preserve">in </w:t>
+            </w:r>
+            <w:proofErr w:type="spellStart"/>
+            <w:r>
+              <w:rPr>
+                <w:rFonts w:ascii="宋体" w:eastAsia="宋体" w:hAnsi="宋体" w:cs="宋体"/>
+                <w:szCs w:val="21"/>
+              </w:rPr>
+              <w:t>business_</w:t>
             </w:r>
             <w:r>
               <w:rPr>
@@ -2846,6 +3497,7 @@
               </w:rPr>
               <w:t>accounts</w:t>
             </w:r>
+            <w:proofErr w:type="spellEnd"/>
             <w:r>
               <w:rPr>
                 <w:rFonts w:ascii="宋体" w:eastAsia="宋体" w:hAnsi="宋体" w:cs="宋体"/>
@@ -2879,7 +3531,23 @@
                 <w:szCs w:val="21"/>
               </w:rPr>
               <w:lastRenderedPageBreak/>
-              <w:t>{{ loop.index }}</w:t>
+              <w:t xml:space="preserve">{{ </w:t>
+            </w:r>
+            <w:proofErr w:type="spellStart"/>
+            <w:r>
+              <w:rPr>
+                <w:rFonts w:ascii="宋体" w:eastAsia="宋体" w:hAnsi="宋体" w:cs="宋体"/>
+                <w:szCs w:val="21"/>
+              </w:rPr>
+              <w:t>loop.index</w:t>
+            </w:r>
+            <w:proofErr w:type="spellEnd"/>
+            <w:r>
+              <w:rPr>
+                <w:rFonts w:ascii="宋体" w:eastAsia="宋体" w:hAnsi="宋体" w:cs="宋体"/>
+                <w:szCs w:val="21"/>
+              </w:rPr>
+              <w:t xml:space="preserve"> }}</w:t>
             </w:r>
           </w:p>
         </w:tc>
@@ -2905,6 +3573,7 @@
               </w:rPr>
               <w:t xml:space="preserve">{{ </w:t>
             </w:r>
+            <w:proofErr w:type="spellStart"/>
             <w:r>
               <w:rPr>
                 <w:rFonts w:ascii="宋体" w:eastAsia="宋体" w:hAnsi="宋体" w:cs="宋体" w:hint="eastAsia"/>
@@ -2929,6 +3598,7 @@
               </w:rPr>
               <w:t>account_name</w:t>
             </w:r>
+            <w:proofErr w:type="spellEnd"/>
             <w:r>
               <w:rPr>
                 <w:rFonts w:ascii="宋体" w:eastAsia="宋体" w:hAnsi="宋体" w:cs="宋体"/>
@@ -2961,6 +3631,7 @@
               </w:rPr>
               <w:t xml:space="preserve">{{ </w:t>
             </w:r>
+            <w:proofErr w:type="spellStart"/>
             <w:r>
               <w:rPr>
                 <w:rFonts w:ascii="宋体" w:eastAsia="宋体" w:hAnsi="宋体" w:cs="宋体" w:hint="eastAsia"/>
@@ -2985,6 +3656,7 @@
               </w:rPr>
               <w:t>account_no</w:t>
             </w:r>
+            <w:proofErr w:type="spellEnd"/>
             <w:r>
               <w:rPr>
                 <w:rFonts w:ascii="宋体" w:eastAsia="宋体" w:hAnsi="宋体" w:cs="宋体"/>
@@ -3018,7 +3690,23 @@
                 <w:rFonts w:ascii="宋体" w:eastAsia="宋体" w:hAnsi="宋体" w:cs="宋体"/>
                 <w:szCs w:val="21"/>
               </w:rPr>
-              <w:t>{% endfor %}</w:t>
+              <w:t xml:space="preserve">{% </w:t>
+            </w:r>
+            <w:proofErr w:type="spellStart"/>
+            <w:r>
+              <w:rPr>
+                <w:rFonts w:ascii="宋体" w:eastAsia="宋体" w:hAnsi="宋体" w:cs="宋体"/>
+                <w:szCs w:val="21"/>
+              </w:rPr>
+              <w:t>endfor</w:t>
+            </w:r>
+            <w:proofErr w:type="spellEnd"/>
+            <w:r>
+              <w:rPr>
+                <w:rFonts w:ascii="宋体" w:eastAsia="宋体" w:hAnsi="宋体" w:cs="宋体"/>
+                <w:szCs w:val="21"/>
+              </w:rPr>
+              <w:t xml:space="preserve"> %}</w:t>
             </w:r>
           </w:p>
         </w:tc>
@@ -3386,7 +4074,21 @@
               <w:rPr>
                 <w:rFonts w:ascii="宋体" w:eastAsia="宋体" w:hAnsi="宋体" w:cs="宋体"/>
               </w:rPr>
-              <w:t>{% for item in account_rows %}</w:t>
+              <w:t xml:space="preserve">{% for item in </w:t>
+            </w:r>
+            <w:proofErr w:type="spellStart"/>
+            <w:r>
+              <w:rPr>
+                <w:rFonts w:ascii="宋体" w:eastAsia="宋体" w:hAnsi="宋体" w:cs="宋体"/>
+              </w:rPr>
+              <w:t>account_rows</w:t>
+            </w:r>
+            <w:proofErr w:type="spellEnd"/>
+            <w:r>
+              <w:rPr>
+                <w:rFonts w:ascii="宋体" w:eastAsia="宋体" w:hAnsi="宋体" w:cs="宋体"/>
+              </w:rPr>
+              <w:t xml:space="preserve"> %}</w:t>
             </w:r>
           </w:p>
         </w:tc>
@@ -3412,7 +4114,21 @@
               <w:rPr>
                 <w:rFonts w:ascii="宋体" w:eastAsia="宋体" w:hAnsi="宋体" w:cs="宋体"/>
               </w:rPr>
-              <w:t>{{ item.year }}</w:t>
+              <w:t xml:space="preserve">{{ </w:t>
+            </w:r>
+            <w:proofErr w:type="spellStart"/>
+            <w:r>
+              <w:rPr>
+                <w:rFonts w:ascii="宋体" w:eastAsia="宋体" w:hAnsi="宋体" w:cs="宋体"/>
+              </w:rPr>
+              <w:t>item.year</w:t>
+            </w:r>
+            <w:proofErr w:type="spellEnd"/>
+            <w:r>
+              <w:rPr>
+                <w:rFonts w:ascii="宋体" w:eastAsia="宋体" w:hAnsi="宋体" w:cs="宋体"/>
+              </w:rPr>
+              <w:t xml:space="preserve"> }}</w:t>
             </w:r>
           </w:p>
         </w:tc>
@@ -3854,7 +4570,21 @@
               <w:rPr>
                 <w:rFonts w:ascii="宋体" w:eastAsia="宋体" w:hAnsi="宋体" w:cs="宋体"/>
               </w:rPr>
-              <w:t>{{ item.avg }}</w:t>
+              <w:t xml:space="preserve">{{ </w:t>
+            </w:r>
+            <w:proofErr w:type="spellStart"/>
+            <w:r>
+              <w:rPr>
+                <w:rFonts w:ascii="宋体" w:eastAsia="宋体" w:hAnsi="宋体" w:cs="宋体"/>
+              </w:rPr>
+              <w:t>item.avg</w:t>
+            </w:r>
+            <w:proofErr w:type="spellEnd"/>
+            <w:r>
+              <w:rPr>
+                <w:rFonts w:ascii="宋体" w:eastAsia="宋体" w:hAnsi="宋体" w:cs="宋体"/>
+              </w:rPr>
+              <w:t xml:space="preserve"> }}</w:t>
             </w:r>
           </w:p>
         </w:tc>
@@ -3882,7 +4612,21 @@
               <w:rPr>
                 <w:rFonts w:ascii="宋体" w:eastAsia="宋体" w:hAnsi="宋体" w:cs="宋体"/>
               </w:rPr>
-              <w:t>{% endfor %}</w:t>
+              <w:t xml:space="preserve">{% </w:t>
+            </w:r>
+            <w:proofErr w:type="spellStart"/>
+            <w:r>
+              <w:rPr>
+                <w:rFonts w:ascii="宋体" w:eastAsia="宋体" w:hAnsi="宋体" w:cs="宋体"/>
+              </w:rPr>
+              <w:t>endfor</w:t>
+            </w:r>
+            <w:proofErr w:type="spellEnd"/>
+            <w:r>
+              <w:rPr>
+                <w:rFonts w:ascii="宋体" w:eastAsia="宋体" w:hAnsi="宋体" w:cs="宋体"/>
+              </w:rPr>
+              <w:t xml:space="preserve"> %}</w:t>
             </w:r>
           </w:p>
         </w:tc>
@@ -4075,7 +4819,21 @@
               <w:rPr>
                 <w:rFonts w:ascii="宋体" w:eastAsia="宋体" w:hAnsi="宋体" w:cs="宋体"/>
               </w:rPr>
-              <w:t>{% for row in daily_avg_balance %}</w:t>
+              <w:t xml:space="preserve">{% for row in </w:t>
+            </w:r>
+            <w:proofErr w:type="spellStart"/>
+            <w:r>
+              <w:rPr>
+                <w:rFonts w:ascii="宋体" w:eastAsia="宋体" w:hAnsi="宋体" w:cs="宋体"/>
+              </w:rPr>
+              <w:t>daily_avg_balance</w:t>
+            </w:r>
+            <w:proofErr w:type="spellEnd"/>
+            <w:r>
+              <w:rPr>
+                <w:rFonts w:ascii="宋体" w:eastAsia="宋体" w:hAnsi="宋体" w:cs="宋体"/>
+              </w:rPr>
+              <w:t xml:space="preserve"> %}</w:t>
             </w:r>
           </w:p>
         </w:tc>
@@ -4100,7 +4858,21 @@
               <w:rPr>
                 <w:rFonts w:ascii="宋体" w:eastAsia="宋体" w:hAnsi="宋体" w:cs="宋体"/>
               </w:rPr>
-              <w:t>{{ row.year }}</w:t>
+              <w:t xml:space="preserve">{{ </w:t>
+            </w:r>
+            <w:proofErr w:type="spellStart"/>
+            <w:r>
+              <w:rPr>
+                <w:rFonts w:ascii="宋体" w:eastAsia="宋体" w:hAnsi="宋体" w:cs="宋体"/>
+              </w:rPr>
+              <w:t>row.year</w:t>
+            </w:r>
+            <w:proofErr w:type="spellEnd"/>
+            <w:r>
+              <w:rPr>
+                <w:rFonts w:ascii="宋体" w:eastAsia="宋体" w:hAnsi="宋体" w:cs="宋体"/>
+              </w:rPr>
+              <w:t xml:space="preserve"> }}</w:t>
             </w:r>
           </w:p>
         </w:tc>
@@ -4210,7 +4982,21 @@
               <w:rPr>
                 <w:rFonts w:ascii="宋体" w:eastAsia="宋体" w:hAnsi="宋体" w:cs="宋体"/>
               </w:rPr>
-              <w:t>{{ row.annual_avg }}</w:t>
+              <w:t xml:space="preserve">{{ </w:t>
+            </w:r>
+            <w:proofErr w:type="spellStart"/>
+            <w:r>
+              <w:rPr>
+                <w:rFonts w:ascii="宋体" w:eastAsia="宋体" w:hAnsi="宋体" w:cs="宋体"/>
+              </w:rPr>
+              <w:t>row.annual_avg</w:t>
+            </w:r>
+            <w:proofErr w:type="spellEnd"/>
+            <w:r>
+              <w:rPr>
+                <w:rFonts w:ascii="宋体" w:eastAsia="宋体" w:hAnsi="宋体" w:cs="宋体"/>
+              </w:rPr>
+              <w:t xml:space="preserve"> }}</w:t>
             </w:r>
           </w:p>
         </w:tc>
@@ -4236,7 +5022,21 @@
               <w:rPr>
                 <w:rFonts w:ascii="宋体" w:eastAsia="宋体" w:hAnsi="宋体" w:cs="宋体"/>
               </w:rPr>
-              <w:t>{% endfor %}</w:t>
+              <w:t xml:space="preserve">{% </w:t>
+            </w:r>
+            <w:proofErr w:type="spellStart"/>
+            <w:r>
+              <w:rPr>
+                <w:rFonts w:ascii="宋体" w:eastAsia="宋体" w:hAnsi="宋体" w:cs="宋体"/>
+              </w:rPr>
+              <w:t>endfor</w:t>
+            </w:r>
+            <w:proofErr w:type="spellEnd"/>
+            <w:r>
+              <w:rPr>
+                <w:rFonts w:ascii="宋体" w:eastAsia="宋体" w:hAnsi="宋体" w:cs="宋体"/>
+              </w:rPr>
+              <w:t xml:space="preserve"> %}</w:t>
             </w:r>
           </w:p>
         </w:tc>
@@ -4560,7 +5360,23 @@
                 <w:rFonts w:ascii="宋体" w:eastAsia="宋体" w:hAnsi="宋体" w:cs="宋体"/>
                 <w:color w:val="000000" w:themeColor="text1"/>
               </w:rPr>
-              <w:t>{{ loop.index }}</w:t>
+              <w:t xml:space="preserve">{{ </w:t>
+            </w:r>
+            <w:proofErr w:type="spellStart"/>
+            <w:r>
+              <w:rPr>
+                <w:rFonts w:ascii="宋体" w:eastAsia="宋体" w:hAnsi="宋体" w:cs="宋体"/>
+                <w:color w:val="000000" w:themeColor="text1"/>
+              </w:rPr>
+              <w:t>loop.index</w:t>
+            </w:r>
+            <w:proofErr w:type="spellEnd"/>
+            <w:r>
+              <w:rPr>
+                <w:rFonts w:ascii="宋体" w:eastAsia="宋体" w:hAnsi="宋体" w:cs="宋体"/>
+                <w:color w:val="000000" w:themeColor="text1"/>
+              </w:rPr>
+              <w:t xml:space="preserve"> }}</w:t>
             </w:r>
           </w:p>
         </w:tc>
@@ -4582,7 +5398,23 @@
                 <w:rFonts w:ascii="宋体" w:eastAsia="宋体" w:hAnsi="宋体" w:cs="宋体"/>
                 <w:color w:val="000000" w:themeColor="text1"/>
               </w:rPr>
-              <w:t>{{ g.type }}</w:t>
+              <w:t xml:space="preserve">{{ </w:t>
+            </w:r>
+            <w:proofErr w:type="spellStart"/>
+            <w:r>
+              <w:rPr>
+                <w:rFonts w:ascii="宋体" w:eastAsia="宋体" w:hAnsi="宋体" w:cs="宋体"/>
+                <w:color w:val="000000" w:themeColor="text1"/>
+              </w:rPr>
+              <w:t>g.type</w:t>
+            </w:r>
+            <w:proofErr w:type="spellEnd"/>
+            <w:r>
+              <w:rPr>
+                <w:rFonts w:ascii="宋体" w:eastAsia="宋体" w:hAnsi="宋体" w:cs="宋体"/>
+                <w:color w:val="000000" w:themeColor="text1"/>
+              </w:rPr>
+              <w:t xml:space="preserve"> }}</w:t>
             </w:r>
           </w:p>
         </w:tc>
@@ -4608,7 +5440,27 @@
                 <w:color w:val="000000" w:themeColor="text1"/>
                 <w:sz w:val="24"/>
               </w:rPr>
-              <w:t>{{ g.amount }}</w:t>
+              <w:t xml:space="preserve">{{ </w:t>
+            </w:r>
+            <w:proofErr w:type="spellStart"/>
+            <w:r>
+              <w:rPr>
+                <w:rFonts w:ascii="宋体" w:eastAsia="宋体" w:hAnsi="宋体" w:cs="宋体"/>
+                <w:bCs/>
+                <w:color w:val="000000" w:themeColor="text1"/>
+                <w:sz w:val="24"/>
+              </w:rPr>
+              <w:t>g.amount</w:t>
+            </w:r>
+            <w:proofErr w:type="spellEnd"/>
+            <w:r>
+              <w:rPr>
+                <w:rFonts w:ascii="宋体" w:eastAsia="宋体" w:hAnsi="宋体" w:cs="宋体"/>
+                <w:bCs/>
+                <w:color w:val="000000" w:themeColor="text1"/>
+                <w:sz w:val="24"/>
+              </w:rPr>
+              <w:t xml:space="preserve"> }}</w:t>
             </w:r>
           </w:p>
         </w:tc>
@@ -4634,7 +5486,27 @@
                 <w:color w:val="000000" w:themeColor="text1"/>
                 <w:sz w:val="24"/>
               </w:rPr>
-              <w:t>{{ g.balance }}</w:t>
+              <w:t xml:space="preserve">{{ </w:t>
+            </w:r>
+            <w:proofErr w:type="spellStart"/>
+            <w:r>
+              <w:rPr>
+                <w:rFonts w:ascii="宋体" w:eastAsia="宋体" w:hAnsi="宋体" w:cs="宋体"/>
+                <w:bCs/>
+                <w:color w:val="000000" w:themeColor="text1"/>
+                <w:sz w:val="24"/>
+              </w:rPr>
+              <w:t>g.balance</w:t>
+            </w:r>
+            <w:proofErr w:type="spellEnd"/>
+            <w:r>
+              <w:rPr>
+                <w:rFonts w:ascii="宋体" w:eastAsia="宋体" w:hAnsi="宋体" w:cs="宋体"/>
+                <w:bCs/>
+                <w:color w:val="000000" w:themeColor="text1"/>
+                <w:sz w:val="24"/>
+              </w:rPr>
+              <w:t xml:space="preserve"> }}</w:t>
             </w:r>
           </w:p>
         </w:tc>
@@ -4660,7 +5532,27 @@
                 <w:color w:val="000000" w:themeColor="text1"/>
                 <w:sz w:val="24"/>
               </w:rPr>
-              <w:t>{{ g.counter_guarantee }}</w:t>
+              <w:t xml:space="preserve">{{ </w:t>
+            </w:r>
+            <w:proofErr w:type="spellStart"/>
+            <w:r>
+              <w:rPr>
+                <w:rFonts w:ascii="宋体" w:eastAsia="宋体" w:hAnsi="宋体" w:cs="宋体"/>
+                <w:bCs/>
+                <w:color w:val="000000" w:themeColor="text1"/>
+                <w:sz w:val="24"/>
+              </w:rPr>
+              <w:t>g.counter_guarantee</w:t>
+            </w:r>
+            <w:proofErr w:type="spellEnd"/>
+            <w:r>
+              <w:rPr>
+                <w:rFonts w:ascii="宋体" w:eastAsia="宋体" w:hAnsi="宋体" w:cs="宋体"/>
+                <w:bCs/>
+                <w:color w:val="000000" w:themeColor="text1"/>
+                <w:sz w:val="24"/>
+              </w:rPr>
+              <w:t xml:space="preserve"> }}</w:t>
             </w:r>
           </w:p>
         </w:tc>
@@ -4686,7 +5578,27 @@
                 <w:color w:val="000000" w:themeColor="text1"/>
                 <w:sz w:val="24"/>
               </w:rPr>
-              <w:t>{{ g.monthly_payment }}</w:t>
+              <w:t xml:space="preserve">{{ </w:t>
+            </w:r>
+            <w:proofErr w:type="spellStart"/>
+            <w:r>
+              <w:rPr>
+                <w:rFonts w:ascii="宋体" w:eastAsia="宋体" w:hAnsi="宋体" w:cs="宋体"/>
+                <w:bCs/>
+                <w:color w:val="000000" w:themeColor="text1"/>
+                <w:sz w:val="24"/>
+              </w:rPr>
+              <w:t>g.monthly_payment</w:t>
+            </w:r>
+            <w:proofErr w:type="spellEnd"/>
+            <w:r>
+              <w:rPr>
+                <w:rFonts w:ascii="宋体" w:eastAsia="宋体" w:hAnsi="宋体" w:cs="宋体"/>
+                <w:bCs/>
+                <w:color w:val="000000" w:themeColor="text1"/>
+                <w:sz w:val="24"/>
+              </w:rPr>
+              <w:t xml:space="preserve"> }}</w:t>
             </w:r>
           </w:p>
         </w:tc>
@@ -4712,7 +5624,27 @@
                 <w:color w:val="000000" w:themeColor="text1"/>
                 <w:sz w:val="24"/>
               </w:rPr>
-              <w:t>{{ g.start_date }}</w:t>
+              <w:t xml:space="preserve">{{ </w:t>
+            </w:r>
+            <w:proofErr w:type="spellStart"/>
+            <w:r>
+              <w:rPr>
+                <w:rFonts w:ascii="宋体" w:eastAsia="宋体" w:hAnsi="宋体" w:cs="宋体"/>
+                <w:bCs/>
+                <w:color w:val="000000" w:themeColor="text1"/>
+                <w:sz w:val="24"/>
+              </w:rPr>
+              <w:t>g.start_date</w:t>
+            </w:r>
+            <w:proofErr w:type="spellEnd"/>
+            <w:r>
+              <w:rPr>
+                <w:rFonts w:ascii="宋体" w:eastAsia="宋体" w:hAnsi="宋体" w:cs="宋体"/>
+                <w:bCs/>
+                <w:color w:val="000000" w:themeColor="text1"/>
+                <w:sz w:val="24"/>
+              </w:rPr>
+              <w:t xml:space="preserve"> }}</w:t>
             </w:r>
           </w:p>
         </w:tc>
@@ -4738,7 +5670,27 @@
                 <w:color w:val="000000" w:themeColor="text1"/>
                 <w:sz w:val="24"/>
               </w:rPr>
-              <w:t>{{ g.end_date }}</w:t>
+              <w:t xml:space="preserve">{{ </w:t>
+            </w:r>
+            <w:proofErr w:type="spellStart"/>
+            <w:r>
+              <w:rPr>
+                <w:rFonts w:ascii="宋体" w:eastAsia="宋体" w:hAnsi="宋体" w:cs="宋体"/>
+                <w:bCs/>
+                <w:color w:val="000000" w:themeColor="text1"/>
+                <w:sz w:val="24"/>
+              </w:rPr>
+              <w:t>g.end_date</w:t>
+            </w:r>
+            <w:proofErr w:type="spellEnd"/>
+            <w:r>
+              <w:rPr>
+                <w:rFonts w:ascii="宋体" w:eastAsia="宋体" w:hAnsi="宋体" w:cs="宋体"/>
+                <w:bCs/>
+                <w:color w:val="000000" w:themeColor="text1"/>
+                <w:sz w:val="24"/>
+              </w:rPr>
+              <w:t xml:space="preserve"> }}</w:t>
             </w:r>
           </w:p>
         </w:tc>
@@ -4764,7 +5716,27 @@
                 <w:color w:val="000000" w:themeColor="text1"/>
                 <w:sz w:val="24"/>
               </w:rPr>
-              <w:t>{{ g.bank_rate }}</w:t>
+              <w:t xml:space="preserve">{{ </w:t>
+            </w:r>
+            <w:proofErr w:type="spellStart"/>
+            <w:r>
+              <w:rPr>
+                <w:rFonts w:ascii="宋体" w:eastAsia="宋体" w:hAnsi="宋体" w:cs="宋体"/>
+                <w:bCs/>
+                <w:color w:val="000000" w:themeColor="text1"/>
+                <w:sz w:val="24"/>
+              </w:rPr>
+              <w:t>g.bank_rate</w:t>
+            </w:r>
+            <w:proofErr w:type="spellEnd"/>
+            <w:r>
+              <w:rPr>
+                <w:rFonts w:ascii="宋体" w:eastAsia="宋体" w:hAnsi="宋体" w:cs="宋体"/>
+                <w:bCs/>
+                <w:color w:val="000000" w:themeColor="text1"/>
+                <w:sz w:val="24"/>
+              </w:rPr>
+              <w:t xml:space="preserve"> }}</w:t>
             </w:r>
           </w:p>
         </w:tc>
@@ -4790,7 +5762,27 @@
                 <w:color w:val="000000" w:themeColor="text1"/>
                 <w:sz w:val="24"/>
               </w:rPr>
-              <w:t>{{ g.purpose }}</w:t>
+              <w:t xml:space="preserve">{{ </w:t>
+            </w:r>
+            <w:proofErr w:type="spellStart"/>
+            <w:r>
+              <w:rPr>
+                <w:rFonts w:ascii="宋体" w:eastAsia="宋体" w:hAnsi="宋体" w:cs="宋体"/>
+                <w:bCs/>
+                <w:color w:val="000000" w:themeColor="text1"/>
+                <w:sz w:val="24"/>
+              </w:rPr>
+              <w:t>g.purpose</w:t>
+            </w:r>
+            <w:proofErr w:type="spellEnd"/>
+            <w:r>
+              <w:rPr>
+                <w:rFonts w:ascii="宋体" w:eastAsia="宋体" w:hAnsi="宋体" w:cs="宋体"/>
+                <w:bCs/>
+                <w:color w:val="000000" w:themeColor="text1"/>
+                <w:sz w:val="24"/>
+              </w:rPr>
+              <w:t xml:space="preserve"> }}</w:t>
             </w:r>
           </w:p>
         </w:tc>
@@ -4818,7 +5810,23 @@
                 <w:rFonts w:ascii="宋体" w:eastAsia="宋体" w:hAnsi="宋体" w:cs="宋体"/>
                 <w:color w:val="000000" w:themeColor="text1"/>
               </w:rPr>
-              <w:t>{% endfor %}</w:t>
+              <w:t xml:space="preserve">{% </w:t>
+            </w:r>
+            <w:proofErr w:type="spellStart"/>
+            <w:r>
+              <w:rPr>
+                <w:rFonts w:ascii="宋体" w:eastAsia="宋体" w:hAnsi="宋体" w:cs="宋体"/>
+                <w:color w:val="000000" w:themeColor="text1"/>
+              </w:rPr>
+              <w:t>endfor</w:t>
+            </w:r>
+            <w:proofErr w:type="spellEnd"/>
+            <w:r>
+              <w:rPr>
+                <w:rFonts w:ascii="宋体" w:eastAsia="宋体" w:hAnsi="宋体" w:cs="宋体"/>
+                <w:color w:val="000000" w:themeColor="text1"/>
+              </w:rPr>
+              <w:t xml:space="preserve"> %}</w:t>
             </w:r>
           </w:p>
         </w:tc>
@@ -4874,7 +5882,17 @@
                 <w:color w:val="000000" w:themeColor="text1"/>
                 <w:sz w:val="24"/>
               </w:rPr>
-              <w:t>{{ g.</w:t>
+              <w:t xml:space="preserve">{{ </w:t>
+            </w:r>
+            <w:proofErr w:type="spellStart"/>
+            <w:r>
+              <w:rPr>
+                <w:rFonts w:ascii="宋体" w:eastAsia="宋体" w:hAnsi="宋体" w:cs="宋体"/>
+                <w:bCs/>
+                <w:color w:val="000000" w:themeColor="text1"/>
+                <w:sz w:val="24"/>
+              </w:rPr>
+              <w:t>g.</w:t>
             </w:r>
             <w:r>
               <w:rPr>
@@ -4895,6 +5913,7 @@
               <w:lastRenderedPageBreak/>
               <w:t>tal</w:t>
             </w:r>
+            <w:proofErr w:type="spellEnd"/>
             <w:r>
               <w:rPr>
                 <w:rFonts w:ascii="宋体" w:eastAsia="宋体" w:hAnsi="宋体" w:cs="宋体"/>
@@ -4929,17 +5948,28 @@
                 <w:sz w:val="24"/>
               </w:rPr>
               <w:lastRenderedPageBreak/>
-              <w:t>{{ g.</w:t>
-            </w:r>
-            <w:r>
-              <w:rPr>
-                <w:rFonts w:ascii="宋体" w:eastAsia="宋体" w:hAnsi="宋体" w:cs="宋体" w:hint="eastAsia"/>
+              <w:t xml:space="preserve">{{ </w:t>
+            </w:r>
+            <w:proofErr w:type="spellStart"/>
+            <w:r>
+              <w:rPr>
+                <w:rFonts w:ascii="宋体" w:eastAsia="宋体" w:hAnsi="宋体" w:cs="宋体"/>
                 <w:bCs/>
                 <w:color w:val="000000" w:themeColor="text1"/>
                 <w:sz w:val="24"/>
               </w:rPr>
+              <w:t>g.</w:t>
+            </w:r>
+            <w:r>
+              <w:rPr>
+                <w:rFonts w:ascii="宋体" w:eastAsia="宋体" w:hAnsi="宋体" w:cs="宋体" w:hint="eastAsia"/>
+                <w:bCs/>
+                <w:color w:val="000000" w:themeColor="text1"/>
+                <w:sz w:val="24"/>
+              </w:rPr>
               <w:t>balance_total</w:t>
             </w:r>
+            <w:proofErr w:type="spellEnd"/>
             <w:r>
               <w:rPr>
                 <w:rFonts w:ascii="宋体" w:eastAsia="宋体" w:hAnsi="宋体" w:cs="宋体"/>
@@ -5258,7 +6288,21 @@
               <w:rPr>
                 <w:rFonts w:ascii="宋体" w:eastAsia="宋体" w:hAnsi="宋体" w:cs="宋体"/>
               </w:rPr>
-              <w:t>{% for loan in existing_loans %}</w:t>
+              <w:t xml:space="preserve">{% for loan in </w:t>
+            </w:r>
+            <w:proofErr w:type="spellStart"/>
+            <w:r>
+              <w:rPr>
+                <w:rFonts w:ascii="宋体" w:eastAsia="宋体" w:hAnsi="宋体" w:cs="宋体"/>
+              </w:rPr>
+              <w:t>existing_loans</w:t>
+            </w:r>
+            <w:proofErr w:type="spellEnd"/>
+            <w:r>
+              <w:rPr>
+                <w:rFonts w:ascii="宋体" w:eastAsia="宋体" w:hAnsi="宋体" w:cs="宋体"/>
+              </w:rPr>
+              <w:t xml:space="preserve"> %}</w:t>
             </w:r>
           </w:p>
         </w:tc>
@@ -5283,7 +6327,21 @@
               <w:rPr>
                 <w:rFonts w:ascii="宋体" w:eastAsia="宋体" w:hAnsi="宋体" w:cs="宋体"/>
               </w:rPr>
-              <w:t>{{ loop.index }}</w:t>
+              <w:t xml:space="preserve">{{ </w:t>
+            </w:r>
+            <w:proofErr w:type="spellStart"/>
+            <w:r>
+              <w:rPr>
+                <w:rFonts w:ascii="宋体" w:eastAsia="宋体" w:hAnsi="宋体" w:cs="宋体"/>
+              </w:rPr>
+              <w:t>loop.index</w:t>
+            </w:r>
+            <w:proofErr w:type="spellEnd"/>
+            <w:r>
+              <w:rPr>
+                <w:rFonts w:ascii="宋体" w:eastAsia="宋体" w:hAnsi="宋体" w:cs="宋体"/>
+              </w:rPr>
+              <w:t xml:space="preserve"> }}</w:t>
             </w:r>
           </w:p>
         </w:tc>
@@ -5307,7 +6365,21 @@
               <w:rPr>
                 <w:rFonts w:ascii="宋体" w:eastAsia="宋体" w:hAnsi="宋体" w:cs="宋体"/>
               </w:rPr>
-              <w:t>{{ loan.type }}</w:t>
+              <w:t xml:space="preserve">{{ </w:t>
+            </w:r>
+            <w:proofErr w:type="spellStart"/>
+            <w:r>
+              <w:rPr>
+                <w:rFonts w:ascii="宋体" w:eastAsia="宋体" w:hAnsi="宋体" w:cs="宋体"/>
+              </w:rPr>
+              <w:t>loan.type</w:t>
+            </w:r>
+            <w:proofErr w:type="spellEnd"/>
+            <w:r>
+              <w:rPr>
+                <w:rFonts w:ascii="宋体" w:eastAsia="宋体" w:hAnsi="宋体" w:cs="宋体"/>
+              </w:rPr>
+              <w:t xml:space="preserve"> }}</w:t>
             </w:r>
           </w:p>
         </w:tc>
@@ -5328,7 +6400,21 @@
               <w:rPr>
                 <w:rFonts w:ascii="宋体" w:eastAsia="宋体" w:hAnsi="宋体" w:cs="宋体"/>
               </w:rPr>
-              <w:t>{{ loan.amount }}</w:t>
+              <w:t xml:space="preserve">{{ </w:t>
+            </w:r>
+            <w:proofErr w:type="spellStart"/>
+            <w:r>
+              <w:rPr>
+                <w:rFonts w:ascii="宋体" w:eastAsia="宋体" w:hAnsi="宋体" w:cs="宋体"/>
+              </w:rPr>
+              <w:t>loan.amount</w:t>
+            </w:r>
+            <w:proofErr w:type="spellEnd"/>
+            <w:r>
+              <w:rPr>
+                <w:rFonts w:ascii="宋体" w:eastAsia="宋体" w:hAnsi="宋体" w:cs="宋体"/>
+              </w:rPr>
+              <w:t xml:space="preserve"> }}</w:t>
             </w:r>
           </w:p>
         </w:tc>
@@ -5349,7 +6435,21 @@
               <w:rPr>
                 <w:rFonts w:ascii="宋体" w:eastAsia="宋体" w:hAnsi="宋体" w:cs="宋体"/>
               </w:rPr>
-              <w:t>{{ loan.balance }}</w:t>
+              <w:t xml:space="preserve">{{ </w:t>
+            </w:r>
+            <w:proofErr w:type="spellStart"/>
+            <w:r>
+              <w:rPr>
+                <w:rFonts w:ascii="宋体" w:eastAsia="宋体" w:hAnsi="宋体" w:cs="宋体"/>
+              </w:rPr>
+              <w:t>loan.balance</w:t>
+            </w:r>
+            <w:proofErr w:type="spellEnd"/>
+            <w:r>
+              <w:rPr>
+                <w:rFonts w:ascii="宋体" w:eastAsia="宋体" w:hAnsi="宋体" w:cs="宋体"/>
+              </w:rPr>
+              <w:t xml:space="preserve"> }}</w:t>
             </w:r>
           </w:p>
         </w:tc>
@@ -5370,7 +6470,21 @@
               <w:rPr>
                 <w:rFonts w:ascii="宋体" w:eastAsia="宋体" w:hAnsi="宋体" w:cs="宋体"/>
               </w:rPr>
-              <w:t>{{ loan.mode }}</w:t>
+              <w:t xml:space="preserve">{{ </w:t>
+            </w:r>
+            <w:proofErr w:type="spellStart"/>
+            <w:r>
+              <w:rPr>
+                <w:rFonts w:ascii="宋体" w:eastAsia="宋体" w:hAnsi="宋体" w:cs="宋体"/>
+              </w:rPr>
+              <w:t>loan.mode</w:t>
+            </w:r>
+            <w:proofErr w:type="spellEnd"/>
+            <w:r>
+              <w:rPr>
+                <w:rFonts w:ascii="宋体" w:eastAsia="宋体" w:hAnsi="宋体" w:cs="宋体"/>
+              </w:rPr>
+              <w:t xml:space="preserve"> }}</w:t>
             </w:r>
           </w:p>
         </w:tc>
@@ -5391,7 +6505,21 @@
               <w:rPr>
                 <w:rFonts w:ascii="宋体" w:eastAsia="宋体" w:hAnsi="宋体" w:cs="宋体"/>
               </w:rPr>
-              <w:t>{{ loan.monthly_payment }}</w:t>
+              <w:t xml:space="preserve">{{ </w:t>
+            </w:r>
+            <w:proofErr w:type="spellStart"/>
+            <w:r>
+              <w:rPr>
+                <w:rFonts w:ascii="宋体" w:eastAsia="宋体" w:hAnsi="宋体" w:cs="宋体"/>
+              </w:rPr>
+              <w:t>loan.monthly_payment</w:t>
+            </w:r>
+            <w:proofErr w:type="spellEnd"/>
+            <w:r>
+              <w:rPr>
+                <w:rFonts w:ascii="宋体" w:eastAsia="宋体" w:hAnsi="宋体" w:cs="宋体"/>
+              </w:rPr>
+              <w:t xml:space="preserve"> }}</w:t>
             </w:r>
           </w:p>
         </w:tc>
@@ -5412,7 +6540,21 @@
               <w:rPr>
                 <w:rFonts w:ascii="宋体" w:eastAsia="宋体" w:hAnsi="宋体" w:cs="宋体"/>
               </w:rPr>
-              <w:t>{{ loan.start_date }}</w:t>
+              <w:t xml:space="preserve">{{ </w:t>
+            </w:r>
+            <w:proofErr w:type="spellStart"/>
+            <w:r>
+              <w:rPr>
+                <w:rFonts w:ascii="宋体" w:eastAsia="宋体" w:hAnsi="宋体" w:cs="宋体"/>
+              </w:rPr>
+              <w:t>loan.start_date</w:t>
+            </w:r>
+            <w:proofErr w:type="spellEnd"/>
+            <w:r>
+              <w:rPr>
+                <w:rFonts w:ascii="宋体" w:eastAsia="宋体" w:hAnsi="宋体" w:cs="宋体"/>
+              </w:rPr>
+              <w:t xml:space="preserve"> }}</w:t>
             </w:r>
           </w:p>
         </w:tc>
@@ -5433,7 +6575,21 @@
               <w:rPr>
                 <w:rFonts w:ascii="宋体" w:eastAsia="宋体" w:hAnsi="宋体" w:cs="宋体"/>
               </w:rPr>
-              <w:t>{{ loan.end_date }}</w:t>
+              <w:t xml:space="preserve">{{ </w:t>
+            </w:r>
+            <w:proofErr w:type="spellStart"/>
+            <w:r>
+              <w:rPr>
+                <w:rFonts w:ascii="宋体" w:eastAsia="宋体" w:hAnsi="宋体" w:cs="宋体"/>
+              </w:rPr>
+              <w:t>loan.end_date</w:t>
+            </w:r>
+            <w:proofErr w:type="spellEnd"/>
+            <w:r>
+              <w:rPr>
+                <w:rFonts w:ascii="宋体" w:eastAsia="宋体" w:hAnsi="宋体" w:cs="宋体"/>
+              </w:rPr>
+              <w:t xml:space="preserve"> }}</w:t>
             </w:r>
           </w:p>
         </w:tc>
@@ -5454,7 +6610,21 @@
               <w:rPr>
                 <w:rFonts w:ascii="宋体" w:eastAsia="宋体" w:hAnsi="宋体" w:cs="宋体"/>
               </w:rPr>
-              <w:t>{{ loan.bank_rate }}</w:t>
+              <w:t xml:space="preserve">{{ </w:t>
+            </w:r>
+            <w:proofErr w:type="spellStart"/>
+            <w:r>
+              <w:rPr>
+                <w:rFonts w:ascii="宋体" w:eastAsia="宋体" w:hAnsi="宋体" w:cs="宋体"/>
+              </w:rPr>
+              <w:t>loan.bank_rate</w:t>
+            </w:r>
+            <w:proofErr w:type="spellEnd"/>
+            <w:r>
+              <w:rPr>
+                <w:rFonts w:ascii="宋体" w:eastAsia="宋体" w:hAnsi="宋体" w:cs="宋体"/>
+              </w:rPr>
+              <w:t xml:space="preserve"> }}</w:t>
             </w:r>
           </w:p>
         </w:tc>
@@ -5475,7 +6645,21 @@
               <w:rPr>
                 <w:rFonts w:ascii="宋体" w:eastAsia="宋体" w:hAnsi="宋体" w:cs="宋体"/>
               </w:rPr>
-              <w:t>{{ loan.purpose }}</w:t>
+              <w:t xml:space="preserve">{{ </w:t>
+            </w:r>
+            <w:proofErr w:type="spellStart"/>
+            <w:r>
+              <w:rPr>
+                <w:rFonts w:ascii="宋体" w:eastAsia="宋体" w:hAnsi="宋体" w:cs="宋体"/>
+              </w:rPr>
+              <w:t>loan.purpose</w:t>
+            </w:r>
+            <w:proofErr w:type="spellEnd"/>
+            <w:r>
+              <w:rPr>
+                <w:rFonts w:ascii="宋体" w:eastAsia="宋体" w:hAnsi="宋体" w:cs="宋体"/>
+              </w:rPr>
+              <w:t xml:space="preserve"> }}</w:t>
             </w:r>
           </w:p>
         </w:tc>
@@ -5501,7 +6685,21 @@
               <w:rPr>
                 <w:rFonts w:ascii="宋体" w:eastAsia="宋体" w:hAnsi="宋体" w:cs="宋体"/>
               </w:rPr>
-              <w:t>{% endfor %}</w:t>
+              <w:t xml:space="preserve">{% </w:t>
+            </w:r>
+            <w:proofErr w:type="spellStart"/>
+            <w:r>
+              <w:rPr>
+                <w:rFonts w:ascii="宋体" w:eastAsia="宋体" w:hAnsi="宋体" w:cs="宋体"/>
+              </w:rPr>
+              <w:t>endfor</w:t>
+            </w:r>
+            <w:proofErr w:type="spellEnd"/>
+            <w:r>
+              <w:rPr>
+                <w:rFonts w:ascii="宋体" w:eastAsia="宋体" w:hAnsi="宋体" w:cs="宋体"/>
+              </w:rPr>
+              <w:t xml:space="preserve"> %}</w:t>
             </w:r>
           </w:p>
         </w:tc>
@@ -5547,6 +6745,26 @@
                 <w:rFonts w:ascii="宋体" w:eastAsia="宋体" w:hAnsi="宋体" w:cs="宋体" w:hint="eastAsia"/>
               </w:rPr>
             </w:pPr>
+            <w:r>
+              <w:rPr>
+                <w:rFonts w:ascii="宋体" w:eastAsia="宋体" w:hAnsi="宋体" w:cs="宋体"/>
+              </w:rPr>
+              <w:t xml:space="preserve">{{ </w:t>
+            </w:r>
+            <w:proofErr w:type="spellStart"/>
+            <w:r>
+              <w:rPr>
+                <w:rFonts w:ascii="宋体" w:eastAsia="宋体" w:hAnsi="宋体" w:cs="宋体"/>
+              </w:rPr>
+              <w:t>existing_loans_totals.amount_total</w:t>
+            </w:r>
+            <w:proofErr w:type="spellEnd"/>
+            <w:r>
+              <w:rPr>
+                <w:rFonts w:ascii="宋体" w:eastAsia="宋体" w:hAnsi="宋体" w:cs="宋体"/>
+              </w:rPr>
+              <w:t xml:space="preserve"> }}</w:t>
+            </w:r>
           </w:p>
         </w:tc>
         <w:tc>
@@ -5562,6 +6780,26 @@
                 <w:rFonts w:ascii="宋体" w:eastAsia="宋体" w:hAnsi="宋体" w:cs="宋体" w:hint="eastAsia"/>
               </w:rPr>
             </w:pPr>
+            <w:r>
+              <w:rPr>
+                <w:rFonts w:ascii="宋体" w:eastAsia="宋体" w:hAnsi="宋体" w:cs="宋体"/>
+              </w:rPr>
+              <w:t xml:space="preserve">{{ </w:t>
+            </w:r>
+            <w:proofErr w:type="spellStart"/>
+            <w:r>
+              <w:rPr>
+                <w:rFonts w:ascii="宋体" w:eastAsia="宋体" w:hAnsi="宋体" w:cs="宋体"/>
+              </w:rPr>
+              <w:t>existing_loans_totals.balance_total</w:t>
+            </w:r>
+            <w:proofErr w:type="spellEnd"/>
+            <w:r>
+              <w:rPr>
+                <w:rFonts w:ascii="宋体" w:eastAsia="宋体" w:hAnsi="宋体" w:cs="宋体"/>
+              </w:rPr>
+              <w:t xml:space="preserve"> }}</w:t>
+            </w:r>
           </w:p>
         </w:tc>
         <w:tc>
@@ -5579,9 +6817,23 @@
             </w:pPr>
             <w:r>
               <w:rPr>
-                <w:rFonts w:ascii="宋体" w:eastAsia="宋体" w:hAnsi="宋体" w:cs="宋体" w:hint="eastAsia"/>
-              </w:rPr>
-              <w:t>-</w:t>
+                <w:rFonts w:ascii="宋体" w:eastAsia="宋体" w:hAnsi="宋体" w:cs="宋体"/>
+              </w:rPr>
+              <w:t xml:space="preserve">{{ </w:t>
+            </w:r>
+            <w:proofErr w:type="spellStart"/>
+            <w:r>
+              <w:rPr>
+                <w:rFonts w:ascii="宋体" w:eastAsia="宋体" w:hAnsi="宋体" w:cs="宋体"/>
+              </w:rPr>
+              <w:t>existing_loans_totals.monthly_payment_total</w:t>
+            </w:r>
+            <w:proofErr w:type="spellEnd"/>
+            <w:r>
+              <w:rPr>
+                <w:rFonts w:ascii="宋体" w:eastAsia="宋体" w:hAnsi="宋体" w:cs="宋体"/>
+              </w:rPr>
+              <w:t xml:space="preserve"> }}</w:t>
             </w:r>
           </w:p>
         </w:tc>
@@ -5636,59 +6888,113 @@
                 <w:bCs/>
                 <w:sz w:val="24"/>
               </w:rPr>
-              <w:t>{{ credit.inquiry_count }}</w:t>
-            </w:r>
-          </w:p>
-          <w:p>
-            <w:pPr>
-              <w:spacing w:line="360" w:lineRule="auto"/>
-              <w:rPr>
-                <w:rFonts w:ascii="宋体" w:eastAsia="宋体" w:hAnsi="宋体" w:cs="宋体" w:hint="eastAsia"/>
+              <w:t xml:space="preserve">{{ </w:t>
+            </w:r>
+            <w:proofErr w:type="spellStart"/>
+            <w:r>
+              <w:rPr>
+                <w:rFonts w:ascii="宋体" w:eastAsia="宋体" w:hAnsi="宋体" w:cs="宋体"/>
                 <w:bCs/>
                 <w:sz w:val="24"/>
               </w:rPr>
-            </w:pPr>
-            <w:r>
-              <w:rPr>
-                <w:rFonts w:ascii="宋体" w:eastAsia="宋体" w:hAnsi="宋体" w:cs="宋体" w:hint="eastAsia"/>
+              <w:t>credit.inquiry_count</w:t>
+            </w:r>
+            <w:proofErr w:type="spellEnd"/>
+            <w:r>
+              <w:rPr>
+                <w:rFonts w:ascii="宋体" w:eastAsia="宋体" w:hAnsi="宋体" w:cs="宋体"/>
                 <w:bCs/>
                 <w:sz w:val="24"/>
               </w:rPr>
-              <w:t>征信逾期、不良信息披露：</w:t>
-            </w:r>
-            <w:r>
-              <w:rPr>
-                <w:rFonts w:ascii="宋体" w:eastAsia="宋体" w:hAnsi="宋体" w:cs="宋体"/>
+              <w:t xml:space="preserve"> }}</w:t>
+            </w:r>
+          </w:p>
+          <w:p>
+            <w:pPr>
+              <w:spacing w:line="360" w:lineRule="auto"/>
+              <w:rPr>
+                <w:rFonts w:ascii="宋体" w:eastAsia="宋体" w:hAnsi="宋体" w:cs="宋体" w:hint="eastAsia"/>
                 <w:bCs/>
                 <w:sz w:val="24"/>
               </w:rPr>
-              <w:t>{{ credit.adverse_info }}</w:t>
-            </w:r>
-          </w:p>
-          <w:p>
-            <w:pPr>
-              <w:spacing w:line="360" w:lineRule="auto"/>
+            </w:pPr>
+            <w:r>
               <w:rPr>
                 <w:rFonts w:ascii="宋体" w:eastAsia="宋体" w:hAnsi="宋体" w:cs="宋体" w:hint="eastAsia"/>
                 <w:bCs/>
                 <w:sz w:val="24"/>
               </w:rPr>
-            </w:pPr>
-            <w:r>
-              <w:rPr>
-                <w:rFonts w:ascii="宋体" w:eastAsia="宋体" w:hAnsi="宋体" w:cs="宋体" w:hint="eastAsia"/>
+              <w:t>征信逾期、不良信息披露：</w:t>
+            </w:r>
+            <w:r>
+              <w:rPr>
+                <w:rFonts w:ascii="宋体" w:eastAsia="宋体" w:hAnsi="宋体" w:cs="宋体"/>
                 <w:bCs/>
                 <w:sz w:val="24"/>
               </w:rPr>
-              <w:t>逾期次数：</w:t>
-            </w:r>
+              <w:t xml:space="preserve">{{ </w:t>
+            </w:r>
+            <w:proofErr w:type="spellStart"/>
             <w:r>
               <w:rPr>
                 <w:rFonts w:ascii="宋体" w:eastAsia="宋体" w:hAnsi="宋体" w:cs="宋体"/>
                 <w:bCs/>
                 <w:sz w:val="24"/>
               </w:rPr>
-              <w:t>{{ credit.overdue_count }}</w:t>
+              <w:t>credit.adverse_info</w:t>
+            </w:r>
+            <w:proofErr w:type="spellEnd"/>
+            <w:r>
+              <w:rPr>
+                <w:rFonts w:ascii="宋体" w:eastAsia="宋体" w:hAnsi="宋体" w:cs="宋体"/>
+                <w:bCs/>
+                <w:sz w:val="24"/>
+              </w:rPr>
+              <w:t xml:space="preserve"> }}</w:t>
+            </w:r>
+          </w:p>
+          <w:p>
+            <w:pPr>
+              <w:spacing w:line="360" w:lineRule="auto"/>
+              <w:rPr>
+                <w:rFonts w:ascii="宋体" w:eastAsia="宋体" w:hAnsi="宋体" w:cs="宋体" w:hint="eastAsia"/>
+                <w:bCs/>
+                <w:sz w:val="24"/>
+              </w:rPr>
+            </w:pPr>
+            <w:r>
+              <w:rPr>
+                <w:rFonts w:ascii="宋体" w:eastAsia="宋体" w:hAnsi="宋体" w:cs="宋体" w:hint="eastAsia"/>
+                <w:bCs/>
+                <w:sz w:val="24"/>
+              </w:rPr>
+              <w:t>逾期次数：</w:t>
+            </w:r>
+            <w:r>
+              <w:rPr>
+                <w:rFonts w:ascii="宋体" w:eastAsia="宋体" w:hAnsi="宋体" w:cs="宋体"/>
+                <w:bCs/>
+                <w:sz w:val="24"/>
+              </w:rPr>
+              <w:t xml:space="preserve">{{ </w:t>
+            </w:r>
+            <w:proofErr w:type="spellStart"/>
+            <w:r>
+              <w:rPr>
+                <w:rFonts w:ascii="宋体" w:eastAsia="宋体" w:hAnsi="宋体" w:cs="宋体"/>
+                <w:bCs/>
+                <w:sz w:val="24"/>
+              </w:rPr>
+              <w:t>credit.overdue_count</w:t>
+            </w:r>
+            <w:proofErr w:type="spellEnd"/>
+            <w:r>
+              <w:rPr>
+                <w:rFonts w:ascii="宋体" w:eastAsia="宋体" w:hAnsi="宋体" w:cs="宋体"/>
+                <w:bCs/>
+                <w:sz w:val="24"/>
+              </w:rPr>
+              <w:t xml:space="preserve"> }}</w:t>
             </w:r>
           </w:p>
           <w:p>
@@ -5714,7 +7020,25 @@
                 <w:bCs/>
                 <w:sz w:val="24"/>
               </w:rPr>
-              <w:t>{{ credit.max_overdue_amount }}</w:t>
+              <w:t xml:space="preserve">{{ </w:t>
+            </w:r>
+            <w:proofErr w:type="spellStart"/>
+            <w:r>
+              <w:rPr>
+                <w:rFonts w:ascii="宋体" w:eastAsia="宋体" w:hAnsi="宋体" w:cs="宋体"/>
+                <w:bCs/>
+                <w:sz w:val="24"/>
+              </w:rPr>
+              <w:t>credit.max_overdue_amount</w:t>
+            </w:r>
+            <w:proofErr w:type="spellEnd"/>
+            <w:r>
+              <w:rPr>
+                <w:rFonts w:ascii="宋体" w:eastAsia="宋体" w:hAnsi="宋体" w:cs="宋体"/>
+                <w:bCs/>
+                <w:sz w:val="24"/>
+              </w:rPr>
+              <w:t xml:space="preserve"> }}</w:t>
             </w:r>
           </w:p>
         </w:tc>
@@ -5751,7 +7075,25 @@
                 <w:bCs/>
                 <w:sz w:val="24"/>
               </w:rPr>
-              <w:t>{{ litigation.status }}</w:t>
+              <w:t xml:space="preserve">{{ </w:t>
+            </w:r>
+            <w:proofErr w:type="spellStart"/>
+            <w:r>
+              <w:rPr>
+                <w:rFonts w:ascii="宋体" w:eastAsia="宋体" w:hAnsi="宋体" w:cs="宋体"/>
+                <w:bCs/>
+                <w:sz w:val="24"/>
+              </w:rPr>
+              <w:t>litigation.status</w:t>
+            </w:r>
+            <w:proofErr w:type="spellEnd"/>
+            <w:r>
+              <w:rPr>
+                <w:rFonts w:ascii="宋体" w:eastAsia="宋体" w:hAnsi="宋体" w:cs="宋体"/>
+                <w:bCs/>
+                <w:sz w:val="24"/>
+              </w:rPr>
+              <w:t xml:space="preserve"> }}</w:t>
             </w:r>
           </w:p>
         </w:tc>
@@ -5787,7 +7129,25 @@
                 <w:b/>
                 <w:sz w:val="24"/>
               </w:rPr>
-              <w:t>{% if electricity.is_quantity %}</w:t>
+              <w:t xml:space="preserve">{% if </w:t>
+            </w:r>
+            <w:proofErr w:type="spellStart"/>
+            <w:r>
+              <w:rPr>
+                <w:rFonts w:ascii="宋体" w:eastAsia="宋体" w:hAnsi="宋体" w:cs="宋体"/>
+                <w:b/>
+                <w:sz w:val="24"/>
+              </w:rPr>
+              <w:t>electricity.is_quantity</w:t>
+            </w:r>
+            <w:proofErr w:type="spellEnd"/>
+            <w:r>
+              <w:rPr>
+                <w:rFonts w:ascii="宋体" w:eastAsia="宋体" w:hAnsi="宋体" w:cs="宋体"/>
+                <w:b/>
+                <w:sz w:val="24"/>
+              </w:rPr>
+              <w:t xml:space="preserve"> %}</w:t>
             </w:r>
             <w:r>
               <w:rPr>
@@ -5835,7 +7195,25 @@
                 <w:b/>
                 <w:sz w:val="24"/>
               </w:rPr>
-              <w:t>{% if electricity.is_cost %}</w:t>
+              <w:t xml:space="preserve">{% if </w:t>
+            </w:r>
+            <w:proofErr w:type="spellStart"/>
+            <w:r>
+              <w:rPr>
+                <w:rFonts w:ascii="宋体" w:eastAsia="宋体" w:hAnsi="宋体" w:cs="宋体"/>
+                <w:b/>
+                <w:sz w:val="24"/>
+              </w:rPr>
+              <w:t>electricity.is_cost</w:t>
+            </w:r>
+            <w:proofErr w:type="spellEnd"/>
+            <w:r>
+              <w:rPr>
+                <w:rFonts w:ascii="宋体" w:eastAsia="宋体" w:hAnsi="宋体" w:cs="宋体"/>
+                <w:b/>
+                <w:sz w:val="24"/>
+              </w:rPr>
+              <w:t xml:space="preserve"> %}</w:t>
             </w:r>
             <w:r>
               <w:rPr>
@@ -6220,7 +7598,21 @@
               <w:rPr>
                 <w:rFonts w:ascii="宋体" w:eastAsia="宋体" w:hAnsi="宋体" w:cs="宋体"/>
               </w:rPr>
-              <w:t>{% for item in electricity.rows %}</w:t>
+              <w:t xml:space="preserve">{% for item in </w:t>
+            </w:r>
+            <w:proofErr w:type="spellStart"/>
+            <w:r>
+              <w:rPr>
+                <w:rFonts w:ascii="宋体" w:eastAsia="宋体" w:hAnsi="宋体" w:cs="宋体"/>
+              </w:rPr>
+              <w:t>electricity.rows</w:t>
+            </w:r>
+            <w:proofErr w:type="spellEnd"/>
+            <w:r>
+              <w:rPr>
+                <w:rFonts w:ascii="宋体" w:eastAsia="宋体" w:hAnsi="宋体" w:cs="宋体"/>
+              </w:rPr>
+              <w:t xml:space="preserve"> %}</w:t>
             </w:r>
           </w:p>
         </w:tc>
@@ -6247,7 +7639,21 @@
               <w:rPr>
                 <w:rFonts w:ascii="宋体" w:eastAsia="宋体" w:hAnsi="宋体" w:cs="宋体"/>
               </w:rPr>
-              <w:t>{{ item.year }}</w:t>
+              <w:t xml:space="preserve">{{ </w:t>
+            </w:r>
+            <w:proofErr w:type="spellStart"/>
+            <w:r>
+              <w:rPr>
+                <w:rFonts w:ascii="宋体" w:eastAsia="宋体" w:hAnsi="宋体" w:cs="宋体"/>
+              </w:rPr>
+              <w:t>item.year</w:t>
+            </w:r>
+            <w:proofErr w:type="spellEnd"/>
+            <w:r>
+              <w:rPr>
+                <w:rFonts w:ascii="宋体" w:eastAsia="宋体" w:hAnsi="宋体" w:cs="宋体"/>
+              </w:rPr>
+              <w:t xml:space="preserve"> }}</w:t>
             </w:r>
           </w:p>
         </w:tc>
@@ -6666,7 +8072,14 @@
               <w:rPr>
                 <w:rFonts w:ascii="宋体" w:eastAsia="宋体" w:hAnsi="宋体" w:cs="宋体"/>
               </w:rPr>
-              <w:t>{{ item.</w:t>
+              <w:t xml:space="preserve">{{ </w:t>
+            </w:r>
+            <w:proofErr w:type="spellStart"/>
+            <w:r>
+              <w:rPr>
+                <w:rFonts w:ascii="宋体" w:eastAsia="宋体" w:hAnsi="宋体" w:cs="宋体"/>
+              </w:rPr>
+              <w:t>item.</w:t>
             </w:r>
             <w:r>
               <w:rPr>
@@ -6674,6 +8087,7 @@
               </w:rPr>
               <w:t>total</w:t>
             </w:r>
+            <w:proofErr w:type="spellEnd"/>
             <w:r>
               <w:rPr>
                 <w:rFonts w:ascii="宋体" w:eastAsia="宋体" w:hAnsi="宋体" w:cs="宋体"/>
@@ -6705,7 +8119,21 @@
               <w:rPr>
                 <w:rFonts w:ascii="宋体" w:eastAsia="宋体" w:hAnsi="宋体" w:cs="宋体"/>
               </w:rPr>
-              <w:t>{% endfor %}</w:t>
+              <w:t xml:space="preserve">{% </w:t>
+            </w:r>
+            <w:proofErr w:type="spellStart"/>
+            <w:r>
+              <w:rPr>
+                <w:rFonts w:ascii="宋体" w:eastAsia="宋体" w:hAnsi="宋体" w:cs="宋体"/>
+              </w:rPr>
+              <w:t>endfor</w:t>
+            </w:r>
+            <w:proofErr w:type="spellEnd"/>
+            <w:r>
+              <w:rPr>
+                <w:rFonts w:ascii="宋体" w:eastAsia="宋体" w:hAnsi="宋体" w:cs="宋体"/>
+              </w:rPr>
+              <w:t xml:space="preserve"> %}</w:t>
             </w:r>
           </w:p>
         </w:tc>
@@ -6732,13 +8160,21 @@
               <w:rPr>
                 <w:rFonts w:ascii="宋体" w:eastAsia="宋体" w:hAnsi="宋体" w:cs="宋体" w:hint="eastAsia"/>
               </w:rPr>
+              <w:lastRenderedPageBreak/>
               <w:t>情况说明：</w:t>
             </w:r>
             <w:r>
               <w:rPr>
                 <w:rFonts w:ascii="宋体" w:eastAsia="宋体" w:hAnsi="宋体" w:cs="宋体"/>
               </w:rPr>
-              <w:t>{{ electricity.</w:t>
+              <w:t xml:space="preserve">{{ </w:t>
+            </w:r>
+            <w:proofErr w:type="spellStart"/>
+            <w:r>
+              <w:rPr>
+                <w:rFonts w:ascii="宋体" w:eastAsia="宋体" w:hAnsi="宋体" w:cs="宋体"/>
+              </w:rPr>
+              <w:t>electricity.</w:t>
             </w:r>
             <w:r>
               <w:rPr>
@@ -6746,6 +8182,7 @@
               </w:rPr>
               <w:t>descript</w:t>
             </w:r>
+            <w:proofErr w:type="spellEnd"/>
             <w:r>
               <w:rPr>
                 <w:rFonts w:ascii="宋体" w:eastAsia="宋体" w:hAnsi="宋体" w:cs="宋体"/>
@@ -6833,14 +8270,21 @@
               <w:rPr>
                 <w:rFonts w:ascii="宋体" w:eastAsia="宋体" w:hAnsi="宋体" w:cs="宋体"/>
               </w:rPr>
-              <w:t>{{ analysis.p</w:t>
-            </w:r>
-            <w:r>
-              <w:rPr>
-                <w:rFonts w:ascii="宋体" w:eastAsia="宋体" w:hAnsi="宋体" w:cs="宋体"/>
-              </w:rPr>
-              <w:lastRenderedPageBreak/>
-              <w:t>lan.amount }} 万元</w:t>
+              <w:t xml:space="preserve">{{ </w:t>
+            </w:r>
+            <w:proofErr w:type="spellStart"/>
+            <w:r>
+              <w:rPr>
+                <w:rFonts w:ascii="宋体" w:eastAsia="宋体" w:hAnsi="宋体" w:cs="宋体"/>
+              </w:rPr>
+              <w:t>analysis.plan.amount</w:t>
+            </w:r>
+            <w:proofErr w:type="spellEnd"/>
+            <w:r>
+              <w:rPr>
+                <w:rFonts w:ascii="宋体" w:eastAsia="宋体" w:hAnsi="宋体" w:cs="宋体"/>
+              </w:rPr>
+              <w:t xml:space="preserve"> }} 万元</w:t>
             </w:r>
           </w:p>
         </w:tc>
@@ -6860,21 +8304,27 @@
               <w:rPr>
                 <w:rFonts w:ascii="宋体" w:eastAsia="宋体" w:hAnsi="宋体" w:cs="宋体" w:hint="eastAsia"/>
               </w:rPr>
-              <w:lastRenderedPageBreak/>
               <w:t xml:space="preserve">期限： </w:t>
             </w:r>
             <w:r>
               <w:rPr>
                 <w:rFonts w:ascii="宋体" w:eastAsia="宋体" w:hAnsi="宋体" w:cs="宋体"/>
               </w:rPr>
-              <w:t>{{ analysis</w:t>
-            </w:r>
-            <w:r>
-              <w:rPr>
-                <w:rFonts w:ascii="宋体" w:eastAsia="宋体" w:hAnsi="宋体" w:cs="宋体"/>
-              </w:rPr>
-              <w:lastRenderedPageBreak/>
-              <w:t>.plan.term }}</w:t>
+              <w:t xml:space="preserve">{{ </w:t>
+            </w:r>
+            <w:proofErr w:type="spellStart"/>
+            <w:r>
+              <w:rPr>
+                <w:rFonts w:ascii="宋体" w:eastAsia="宋体" w:hAnsi="宋体" w:cs="宋体"/>
+              </w:rPr>
+              <w:t>analysis.plan.term</w:t>
+            </w:r>
+            <w:proofErr w:type="spellEnd"/>
+            <w:r>
+              <w:rPr>
+                <w:rFonts w:ascii="宋体" w:eastAsia="宋体" w:hAnsi="宋体" w:cs="宋体"/>
+              </w:rPr>
+              <w:t xml:space="preserve"> }}</w:t>
             </w:r>
           </w:p>
         </w:tc>
@@ -6894,14 +8344,27 @@
               <w:rPr>
                 <w:rFonts w:ascii="宋体" w:eastAsia="宋体" w:hAnsi="宋体" w:cs="宋体" w:hint="eastAsia"/>
               </w:rPr>
-              <w:lastRenderedPageBreak/>
               <w:t>还款方式：</w:t>
             </w:r>
             <w:r>
               <w:rPr>
                 <w:rFonts w:ascii="宋体" w:eastAsia="宋体" w:hAnsi="宋体" w:cs="宋体"/>
               </w:rPr>
-              <w:t>{{ analysis.plan.repayment_method }}</w:t>
+              <w:t xml:space="preserve">{{ </w:t>
+            </w:r>
+            <w:proofErr w:type="spellStart"/>
+            <w:r>
+              <w:rPr>
+                <w:rFonts w:ascii="宋体" w:eastAsia="宋体" w:hAnsi="宋体" w:cs="宋体"/>
+              </w:rPr>
+              <w:t>analysis.plan.repayment_method</w:t>
+            </w:r>
+            <w:proofErr w:type="spellEnd"/>
+            <w:r>
+              <w:rPr>
+                <w:rFonts w:ascii="宋体" w:eastAsia="宋体" w:hAnsi="宋体" w:cs="宋体"/>
+              </w:rPr>
+              <w:t xml:space="preserve"> }}</w:t>
             </w:r>
           </w:p>
         </w:tc>
@@ -6927,14 +8390,21 @@
               <w:rPr>
                 <w:rFonts w:ascii="宋体" w:eastAsia="宋体" w:hAnsi="宋体" w:cs="宋体"/>
               </w:rPr>
-              <w:t>{{ analysis.plan.fee</w:t>
-            </w:r>
-            <w:r>
-              <w:rPr>
-                <w:rFonts w:ascii="宋体" w:eastAsia="宋体" w:hAnsi="宋体" w:cs="宋体"/>
-              </w:rPr>
-              <w:lastRenderedPageBreak/>
-              <w:t>_rate }}</w:t>
+              <w:t xml:space="preserve">{{ </w:t>
+            </w:r>
+            <w:proofErr w:type="spellStart"/>
+            <w:r>
+              <w:rPr>
+                <w:rFonts w:ascii="宋体" w:eastAsia="宋体" w:hAnsi="宋体" w:cs="宋体"/>
+              </w:rPr>
+              <w:t>analysis.plan.fee_rate</w:t>
+            </w:r>
+            <w:proofErr w:type="spellEnd"/>
+            <w:r>
+              <w:rPr>
+                <w:rFonts w:ascii="宋体" w:eastAsia="宋体" w:hAnsi="宋体" w:cs="宋体"/>
+              </w:rPr>
+              <w:t xml:space="preserve"> }}</w:t>
             </w:r>
           </w:p>
         </w:tc>
@@ -7002,7 +8472,21 @@
               <w:rPr>
                 <w:rFonts w:ascii="宋体" w:eastAsia="宋体" w:hAnsi="宋体" w:cs="宋体"/>
               </w:rPr>
-              <w:t>{{ analysis.plan.corp_guarantee }}</w:t>
+              <w:t xml:space="preserve">{{ </w:t>
+            </w:r>
+            <w:proofErr w:type="spellStart"/>
+            <w:r>
+              <w:rPr>
+                <w:rFonts w:ascii="宋体" w:eastAsia="宋体" w:hAnsi="宋体" w:cs="宋体"/>
+              </w:rPr>
+              <w:t>analysis.plan.corp_guarantee</w:t>
+            </w:r>
+            <w:proofErr w:type="spellEnd"/>
+            <w:r>
+              <w:rPr>
+                <w:rFonts w:ascii="宋体" w:eastAsia="宋体" w:hAnsi="宋体" w:cs="宋体"/>
+              </w:rPr>
+              <w:t xml:space="preserve"> }}</w:t>
             </w:r>
           </w:p>
           <w:p>
@@ -7026,7 +8510,21 @@
               <w:rPr>
                 <w:rFonts w:ascii="宋体" w:eastAsia="宋体" w:hAnsi="宋体" w:cs="宋体"/>
               </w:rPr>
-              <w:t>{{ analysis.plan.personal_guarantee }}</w:t>
+              <w:t xml:space="preserve">{{ </w:t>
+            </w:r>
+            <w:proofErr w:type="spellStart"/>
+            <w:r>
+              <w:rPr>
+                <w:rFonts w:ascii="宋体" w:eastAsia="宋体" w:hAnsi="宋体" w:cs="宋体"/>
+              </w:rPr>
+              <w:t>analysis.plan.personal_guarantee</w:t>
+            </w:r>
+            <w:proofErr w:type="spellEnd"/>
+            <w:r>
+              <w:rPr>
+                <w:rFonts w:ascii="宋体" w:eastAsia="宋体" w:hAnsi="宋体" w:cs="宋体"/>
+              </w:rPr>
+              <w:t xml:space="preserve"> }}</w:t>
             </w:r>
           </w:p>
           <w:p>
@@ -7051,7 +8549,21 @@
               <w:rPr>
                 <w:rFonts w:ascii="宋体" w:eastAsia="宋体" w:hAnsi="宋体" w:cs="宋体"/>
               </w:rPr>
-              <w:t>{{ analysis.plan.collateral }}</w:t>
+              <w:t xml:space="preserve">{{ </w:t>
+            </w:r>
+            <w:proofErr w:type="spellStart"/>
+            <w:r>
+              <w:rPr>
+                <w:rFonts w:ascii="宋体" w:eastAsia="宋体" w:hAnsi="宋体" w:cs="宋体"/>
+              </w:rPr>
+              <w:t>analysis.plan.collateral</w:t>
+            </w:r>
+            <w:proofErr w:type="spellEnd"/>
+            <w:r>
+              <w:rPr>
+                <w:rFonts w:ascii="宋体" w:eastAsia="宋体" w:hAnsi="宋体" w:cs="宋体"/>
+              </w:rPr>
+              <w:t xml:space="preserve"> }}</w:t>
             </w:r>
           </w:p>
           <w:p>
@@ -7078,7 +8590,14 @@
               <w:rPr>
                 <w:rFonts w:ascii="宋体" w:eastAsia="宋体" w:hAnsi="宋体" w:cs="宋体"/>
               </w:rPr>
-              <w:t>{{ analysis.plan.</w:t>
+              <w:t xml:space="preserve">{{ </w:t>
+            </w:r>
+            <w:proofErr w:type="spellStart"/>
+            <w:r>
+              <w:rPr>
+                <w:rFonts w:ascii="宋体" w:eastAsia="宋体" w:hAnsi="宋体" w:cs="宋体"/>
+              </w:rPr>
+              <w:t>analysis.plan.</w:t>
             </w:r>
             <w:r>
               <w:rPr>
@@ -7086,6 +8605,7 @@
               </w:rPr>
               <w:t>diyapingguzhi</w:t>
             </w:r>
+            <w:proofErr w:type="spellEnd"/>
             <w:r>
               <w:rPr>
                 <w:rFonts w:ascii="宋体" w:eastAsia="宋体" w:hAnsi="宋体" w:cs="宋体"/>
@@ -7117,7 +8637,14 @@
               <w:rPr>
                 <w:rFonts w:ascii="宋体" w:eastAsia="宋体" w:hAnsi="宋体" w:cs="宋体"/>
               </w:rPr>
-              <w:t>{{ analysis.plan.</w:t>
+              <w:t xml:space="preserve">{{ </w:t>
+            </w:r>
+            <w:proofErr w:type="spellStart"/>
+            <w:r>
+              <w:rPr>
+                <w:rFonts w:ascii="宋体" w:eastAsia="宋体" w:hAnsi="宋体" w:cs="宋体"/>
+              </w:rPr>
+              <w:t>analysis.plan.</w:t>
             </w:r>
             <w:r>
               <w:rPr>
@@ -7125,6 +8652,7 @@
               </w:rPr>
               <w:t>eryayuzhi</w:t>
             </w:r>
+            <w:proofErr w:type="spellEnd"/>
             <w:r>
               <w:rPr>
                 <w:rFonts w:ascii="宋体" w:eastAsia="宋体" w:hAnsi="宋体" w:cs="宋体"/>
@@ -7156,7 +8684,14 @@
               <w:rPr>
                 <w:rFonts w:ascii="宋体" w:eastAsia="宋体" w:hAnsi="宋体" w:cs="宋体"/>
               </w:rPr>
-              <w:t>{{ analysis.plan.</w:t>
+              <w:t xml:space="preserve">{{ </w:t>
+            </w:r>
+            <w:proofErr w:type="spellStart"/>
+            <w:r>
+              <w:rPr>
+                <w:rFonts w:ascii="宋体" w:eastAsia="宋体" w:hAnsi="宋体" w:cs="宋体"/>
+              </w:rPr>
+              <w:t>analysis.plan.</w:t>
             </w:r>
             <w:r>
               <w:rPr>
@@ -7164,6 +8699,7 @@
               </w:rPr>
               <w:t>diyajingzhi</w:t>
             </w:r>
+            <w:proofErr w:type="spellEnd"/>
             <w:r>
               <w:rPr>
                 <w:rFonts w:ascii="宋体" w:eastAsia="宋体" w:hAnsi="宋体" w:cs="宋体"/>
@@ -7229,7 +8765,23 @@
                 <w:rFonts w:ascii="宋体" w:eastAsia="宋体" w:hAnsi="宋体" w:cs="宋体"/>
                 <w:color w:val="000000" w:themeColor="text1"/>
               </w:rPr>
-              <w:t>{{ analysis.financials.total_assets }}</w:t>
+              <w:t xml:space="preserve">{{ </w:t>
+            </w:r>
+            <w:proofErr w:type="spellStart"/>
+            <w:r>
+              <w:rPr>
+                <w:rFonts w:ascii="宋体" w:eastAsia="宋体" w:hAnsi="宋体" w:cs="宋体"/>
+                <w:color w:val="000000" w:themeColor="text1"/>
+              </w:rPr>
+              <w:t>analysis.financials.total_assets</w:t>
+            </w:r>
+            <w:proofErr w:type="spellEnd"/>
+            <w:r>
+              <w:rPr>
+                <w:rFonts w:ascii="宋体" w:eastAsia="宋体" w:hAnsi="宋体" w:cs="宋体"/>
+                <w:color w:val="000000" w:themeColor="text1"/>
+              </w:rPr>
+              <w:t xml:space="preserve"> }}</w:t>
             </w:r>
           </w:p>
         </w:tc>
@@ -7259,7 +8811,23 @@
                 <w:rFonts w:ascii="宋体" w:eastAsia="宋体" w:hAnsi="宋体" w:cs="宋体"/>
                 <w:color w:val="000000" w:themeColor="text1"/>
               </w:rPr>
-              <w:t>{{ analysis.financials.total_liabilities }}</w:t>
+              <w:t xml:space="preserve">{{ </w:t>
+            </w:r>
+            <w:proofErr w:type="spellStart"/>
+            <w:r>
+              <w:rPr>
+                <w:rFonts w:ascii="宋体" w:eastAsia="宋体" w:hAnsi="宋体" w:cs="宋体"/>
+                <w:color w:val="000000" w:themeColor="text1"/>
+              </w:rPr>
+              <w:t>analysis.financials.total_liabilities</w:t>
+            </w:r>
+            <w:proofErr w:type="spellEnd"/>
+            <w:r>
+              <w:rPr>
+                <w:rFonts w:ascii="宋体" w:eastAsia="宋体" w:hAnsi="宋体" w:cs="宋体"/>
+                <w:color w:val="000000" w:themeColor="text1"/>
+              </w:rPr>
+              <w:t xml:space="preserve"> }}</w:t>
             </w:r>
           </w:p>
         </w:tc>
@@ -7289,7 +8857,23 @@
                 <w:rFonts w:ascii="宋体" w:eastAsia="宋体" w:hAnsi="宋体" w:cs="宋体"/>
                 <w:color w:val="000000" w:themeColor="text1"/>
               </w:rPr>
-              <w:t>{{ analysis.financials.net_assets }}</w:t>
+              <w:t xml:space="preserve">{{ </w:t>
+            </w:r>
+            <w:proofErr w:type="spellStart"/>
+            <w:r>
+              <w:rPr>
+                <w:rFonts w:ascii="宋体" w:eastAsia="宋体" w:hAnsi="宋体" w:cs="宋体"/>
+                <w:color w:val="000000" w:themeColor="text1"/>
+              </w:rPr>
+              <w:t>analysis.financials.net_assets</w:t>
+            </w:r>
+            <w:proofErr w:type="spellEnd"/>
+            <w:r>
+              <w:rPr>
+                <w:rFonts w:ascii="宋体" w:eastAsia="宋体" w:hAnsi="宋体" w:cs="宋体"/>
+                <w:color w:val="000000" w:themeColor="text1"/>
+              </w:rPr>
+              <w:t xml:space="preserve"> }}</w:t>
             </w:r>
           </w:p>
         </w:tc>
@@ -7342,7 +8926,23 @@
                 <w:rFonts w:ascii="宋体" w:eastAsia="宋体" w:hAnsi="宋体" w:cs="宋体"/>
                 <w:color w:val="000000" w:themeColor="text1"/>
               </w:rPr>
-              <w:t>{{ analysis.financials.revenue }}</w:t>
+              <w:t xml:space="preserve">{{ </w:t>
+            </w:r>
+            <w:proofErr w:type="spellStart"/>
+            <w:r>
+              <w:rPr>
+                <w:rFonts w:ascii="宋体" w:eastAsia="宋体" w:hAnsi="宋体" w:cs="宋体"/>
+                <w:color w:val="000000" w:themeColor="text1"/>
+              </w:rPr>
+              <w:t>analysis.financials.revenue</w:t>
+            </w:r>
+            <w:proofErr w:type="spellEnd"/>
+            <w:r>
+              <w:rPr>
+                <w:rFonts w:ascii="宋体" w:eastAsia="宋体" w:hAnsi="宋体" w:cs="宋体"/>
+                <w:color w:val="000000" w:themeColor="text1"/>
+              </w:rPr>
+              <w:t xml:space="preserve"> }}</w:t>
             </w:r>
           </w:p>
         </w:tc>
@@ -7372,7 +8972,23 @@
                 <w:rFonts w:ascii="宋体" w:eastAsia="宋体" w:hAnsi="宋体" w:cs="宋体"/>
                 <w:color w:val="000000" w:themeColor="text1"/>
               </w:rPr>
-              <w:t>{{ analysis.financials.net_income }}</w:t>
+              <w:t xml:space="preserve">{{ </w:t>
+            </w:r>
+            <w:proofErr w:type="spellStart"/>
+            <w:r>
+              <w:rPr>
+                <w:rFonts w:ascii="宋体" w:eastAsia="宋体" w:hAnsi="宋体" w:cs="宋体"/>
+                <w:color w:val="000000" w:themeColor="text1"/>
+              </w:rPr>
+              <w:t>analysis.financials.net_income</w:t>
+            </w:r>
+            <w:proofErr w:type="spellEnd"/>
+            <w:r>
+              <w:rPr>
+                <w:rFonts w:ascii="宋体" w:eastAsia="宋体" w:hAnsi="宋体" w:cs="宋体"/>
+                <w:color w:val="000000" w:themeColor="text1"/>
+              </w:rPr>
+              <w:t xml:space="preserve"> }}</w:t>
             </w:r>
           </w:p>
         </w:tc>
@@ -7411,7 +9027,25 @@
                 <w:color w:val="000000" w:themeColor="text1"/>
                 <w:szCs w:val="21"/>
               </w:rPr>
-              <w:t>{{ analysis.profit_destination }}</w:t>
+              <w:t xml:space="preserve">{{ </w:t>
+            </w:r>
+            <w:proofErr w:type="spellStart"/>
+            <w:r>
+              <w:rPr>
+                <w:rFonts w:ascii="宋体" w:eastAsia="宋体" w:hAnsi="宋体" w:cs="宋体"/>
+                <w:color w:val="000000" w:themeColor="text1"/>
+                <w:szCs w:val="21"/>
+              </w:rPr>
+              <w:t>analysis.profit_destination</w:t>
+            </w:r>
+            <w:proofErr w:type="spellEnd"/>
+            <w:r>
+              <w:rPr>
+                <w:rFonts w:ascii="宋体" w:eastAsia="宋体" w:hAnsi="宋体" w:cs="宋体"/>
+                <w:color w:val="000000" w:themeColor="text1"/>
+                <w:szCs w:val="21"/>
+              </w:rPr>
+              <w:t xml:space="preserve"> }}</w:t>
             </w:r>
           </w:p>
         </w:tc>
@@ -7485,7 +9119,23 @@
                 <w:rFonts w:ascii="宋体" w:eastAsia="宋体" w:hAnsi="宋体" w:cs="宋体"/>
                 <w:color w:val="000000" w:themeColor="text1"/>
               </w:rPr>
-              <w:t>{{ analysis.indicators.asset_debt_ratio }}</w:t>
+              <w:t xml:space="preserve">{{ </w:t>
+            </w:r>
+            <w:proofErr w:type="spellStart"/>
+            <w:r>
+              <w:rPr>
+                <w:rFonts w:ascii="宋体" w:eastAsia="宋体" w:hAnsi="宋体" w:cs="宋体"/>
+                <w:color w:val="000000" w:themeColor="text1"/>
+              </w:rPr>
+              <w:t>analysis.indicators.asset_debt_ratio</w:t>
+            </w:r>
+            <w:proofErr w:type="spellEnd"/>
+            <w:r>
+              <w:rPr>
+                <w:rFonts w:ascii="宋体" w:eastAsia="宋体" w:hAnsi="宋体" w:cs="宋体"/>
+                <w:color w:val="000000" w:themeColor="text1"/>
+              </w:rPr>
+              <w:t xml:space="preserve"> }}</w:t>
             </w:r>
           </w:p>
         </w:tc>
@@ -7552,7 +9202,23 @@
                 <w:rFonts w:ascii="宋体" w:eastAsia="宋体" w:hAnsi="宋体" w:cs="宋体"/>
                 <w:color w:val="000000" w:themeColor="text1"/>
               </w:rPr>
-              <w:t>{{ analysis.indicators.sales_debt_ratio }}</w:t>
+              <w:t xml:space="preserve">{{ </w:t>
+            </w:r>
+            <w:proofErr w:type="spellStart"/>
+            <w:r>
+              <w:rPr>
+                <w:rFonts w:ascii="宋体" w:eastAsia="宋体" w:hAnsi="宋体" w:cs="宋体"/>
+                <w:color w:val="000000" w:themeColor="text1"/>
+              </w:rPr>
+              <w:t>analysis.indicators.sales_debt_ratio</w:t>
+            </w:r>
+            <w:proofErr w:type="spellEnd"/>
+            <w:r>
+              <w:rPr>
+                <w:rFonts w:ascii="宋体" w:eastAsia="宋体" w:hAnsi="宋体" w:cs="宋体"/>
+                <w:color w:val="000000" w:themeColor="text1"/>
+              </w:rPr>
+              <w:t xml:space="preserve"> }}</w:t>
             </w:r>
           </w:p>
         </w:tc>
@@ -7704,7 +9370,23 @@
                 <w:rFonts w:ascii="宋体" w:eastAsia="宋体" w:hAnsi="宋体" w:cs="宋体"/>
                 <w:color w:val="000000" w:themeColor="text1"/>
               </w:rPr>
-              <w:t>{{ analysis.indicators.receivable_days }}</w:t>
+              <w:t xml:space="preserve">{{ </w:t>
+            </w:r>
+            <w:proofErr w:type="spellStart"/>
+            <w:r>
+              <w:rPr>
+                <w:rFonts w:ascii="宋体" w:eastAsia="宋体" w:hAnsi="宋体" w:cs="宋体"/>
+                <w:color w:val="000000" w:themeColor="text1"/>
+              </w:rPr>
+              <w:t>analysis.indicators.receivable_days</w:t>
+            </w:r>
+            <w:proofErr w:type="spellEnd"/>
+            <w:r>
+              <w:rPr>
+                <w:rFonts w:ascii="宋体" w:eastAsia="宋体" w:hAnsi="宋体" w:cs="宋体"/>
+                <w:color w:val="000000" w:themeColor="text1"/>
+              </w:rPr>
+              <w:t xml:space="preserve"> }}</w:t>
             </w:r>
           </w:p>
         </w:tc>
@@ -7775,7 +9457,23 @@
                 <w:rFonts w:ascii="宋体" w:eastAsia="宋体" w:hAnsi="宋体" w:cs="宋体"/>
                 <w:color w:val="000000" w:themeColor="text1"/>
               </w:rPr>
-              <w:t>{{ analysis.indicators.avg_balance }}</w:t>
+              <w:t xml:space="preserve">{{ </w:t>
+            </w:r>
+            <w:proofErr w:type="spellStart"/>
+            <w:r>
+              <w:rPr>
+                <w:rFonts w:ascii="宋体" w:eastAsia="宋体" w:hAnsi="宋体" w:cs="宋体"/>
+                <w:color w:val="000000" w:themeColor="text1"/>
+              </w:rPr>
+              <w:t>analysis.indicators.avg_balance</w:t>
+            </w:r>
+            <w:proofErr w:type="spellEnd"/>
+            <w:r>
+              <w:rPr>
+                <w:rFonts w:ascii="宋体" w:eastAsia="宋体" w:hAnsi="宋体" w:cs="宋体"/>
+                <w:color w:val="000000" w:themeColor="text1"/>
+              </w:rPr>
+              <w:t xml:space="preserve"> }}</w:t>
             </w:r>
           </w:p>
         </w:tc>
@@ -7858,7 +9556,15 @@
                 <w:rFonts w:ascii="宋体" w:eastAsia="宋体" w:hAnsi="宋体" w:cs="宋体"/>
                 <w:color w:val="000000" w:themeColor="text1"/>
               </w:rPr>
-              <w:t>{{ analysis.indicators.</w:t>
+              <w:t xml:space="preserve">{{ </w:t>
+            </w:r>
+            <w:proofErr w:type="spellStart"/>
+            <w:r>
+              <w:rPr>
+                <w:rFonts w:ascii="宋体" w:eastAsia="宋体" w:hAnsi="宋体" w:cs="宋体"/>
+                <w:color w:val="000000" w:themeColor="text1"/>
+              </w:rPr>
+              <w:t>analysis.indicators.</w:t>
             </w:r>
             <w:r>
               <w:rPr>
@@ -7867,6 +9573,7 @@
               </w:rPr>
               <w:t>repayment_ratio</w:t>
             </w:r>
+            <w:proofErr w:type="spellEnd"/>
             <w:r>
               <w:rPr>
                 <w:rFonts w:ascii="宋体" w:eastAsia="宋体" w:hAnsi="宋体" w:cs="宋体"/>
@@ -7940,7 +9647,23 @@
                 <w:rFonts w:ascii="宋体" w:eastAsia="宋体" w:hAnsi="宋体" w:cs="宋体"/>
                 <w:color w:val="000000" w:themeColor="text1"/>
               </w:rPr>
-              <w:t>{% if analysis.indicators.is_superior_loan %}</w:t>
+              <w:t xml:space="preserve">{% if </w:t>
+            </w:r>
+            <w:proofErr w:type="spellStart"/>
+            <w:r>
+              <w:rPr>
+                <w:rFonts w:ascii="宋体" w:eastAsia="宋体" w:hAnsi="宋体" w:cs="宋体"/>
+                <w:color w:val="000000" w:themeColor="text1"/>
+              </w:rPr>
+              <w:t>analysis.indicators.is_superior_loan</w:t>
+            </w:r>
+            <w:proofErr w:type="spellEnd"/>
+            <w:r>
+              <w:rPr>
+                <w:rFonts w:ascii="宋体" w:eastAsia="宋体" w:hAnsi="宋体" w:cs="宋体"/>
+                <w:color w:val="000000" w:themeColor="text1"/>
+              </w:rPr>
+              <w:t xml:space="preserve"> %}</w:t>
             </w:r>
             <w:r>
               <w:rPr>
@@ -7976,7 +9699,23 @@
                 <w:color w:val="000000" w:themeColor="text1"/>
               </w:rPr>
               <w:br/>
-              <w:t>{% if analysis.indicators.is_growth_phase %}</w:t>
+              <w:t xml:space="preserve">{% if </w:t>
+            </w:r>
+            <w:proofErr w:type="spellStart"/>
+            <w:r>
+              <w:rPr>
+                <w:rFonts w:ascii="宋体" w:eastAsia="宋体" w:hAnsi="宋体" w:cs="宋体"/>
+                <w:color w:val="000000" w:themeColor="text1"/>
+              </w:rPr>
+              <w:t>analysis.indicators.is_growth_phase</w:t>
+            </w:r>
+            <w:proofErr w:type="spellEnd"/>
+            <w:r>
+              <w:rPr>
+                <w:rFonts w:ascii="宋体" w:eastAsia="宋体" w:hAnsi="宋体" w:cs="宋体"/>
+                <w:color w:val="000000" w:themeColor="text1"/>
+              </w:rPr>
+              <w:t xml:space="preserve"> %}</w:t>
             </w:r>
             <w:r>
               <w:rPr>
@@ -8004,7 +9743,15 @@
                 <w:rFonts w:ascii="宋体" w:eastAsia="宋体" w:hAnsi="宋体" w:cs="宋体"/>
                 <w:color w:val="000000" w:themeColor="text1"/>
               </w:rPr>
-              <w:t>{% endif %}是否处于创业发展期</w:t>
+              <w:t xml:space="preserve">{% </w:t>
+            </w:r>
+            <w:r>
+              <w:rPr>
+                <w:rFonts w:ascii="宋体" w:eastAsia="宋体" w:hAnsi="宋体" w:cs="宋体"/>
+                <w:color w:val="000000" w:themeColor="text1"/>
+              </w:rPr>
+              <w:lastRenderedPageBreak/>
+              <w:t>endif %}是否处于创业发展期</w:t>
             </w:r>
             <w:r>
               <w:rPr>
@@ -8019,7 +9766,23 @@
                 <w:color w:val="000000" w:themeColor="text1"/>
               </w:rPr>
               <w:br/>
-              <w:t>{% if analysis.indicators.is_added_guarantor %}</w:t>
+              <w:t xml:space="preserve">{% if </w:t>
+            </w:r>
+            <w:proofErr w:type="spellStart"/>
+            <w:r>
+              <w:rPr>
+                <w:rFonts w:ascii="宋体" w:eastAsia="宋体" w:hAnsi="宋体" w:cs="宋体"/>
+                <w:color w:val="000000" w:themeColor="text1"/>
+              </w:rPr>
+              <w:t>analysis.indicators.is_added_guarantor</w:t>
+            </w:r>
+            <w:proofErr w:type="spellEnd"/>
+            <w:r>
+              <w:rPr>
+                <w:rFonts w:ascii="宋体" w:eastAsia="宋体" w:hAnsi="宋体" w:cs="宋体"/>
+                <w:color w:val="000000" w:themeColor="text1"/>
+              </w:rPr>
+              <w:t xml:space="preserve"> %}</w:t>
             </w:r>
             <w:r>
               <w:rPr>
@@ -8076,6 +9839,7 @@
                 <w:rFonts w:ascii="宋体" w:eastAsia="宋体" w:hAnsi="宋体" w:cs="宋体" w:hint="eastAsia"/>
                 <w:color w:val="000000" w:themeColor="text1"/>
               </w:rPr>
+              <w:lastRenderedPageBreak/>
               <w:t>5、</w:t>
             </w:r>
             <w:r>
@@ -8108,7 +9872,23 @@
                 <w:rFonts w:ascii="宋体" w:eastAsia="宋体" w:hAnsi="宋体" w:cs="宋体"/>
                 <w:color w:val="000000" w:themeColor="text1"/>
               </w:rPr>
-              <w:t>{{ analysis.soft_info }}</w:t>
+              <w:t xml:space="preserve">{{ </w:t>
+            </w:r>
+            <w:proofErr w:type="spellStart"/>
+            <w:r>
+              <w:rPr>
+                <w:rFonts w:ascii="宋体" w:eastAsia="宋体" w:hAnsi="宋体" w:cs="宋体"/>
+                <w:color w:val="000000" w:themeColor="text1"/>
+              </w:rPr>
+              <w:t>analysis.soft_info</w:t>
+            </w:r>
+            <w:proofErr w:type="spellEnd"/>
+            <w:r>
+              <w:rPr>
+                <w:rFonts w:ascii="宋体" w:eastAsia="宋体" w:hAnsi="宋体" w:cs="宋体"/>
+                <w:color w:val="000000" w:themeColor="text1"/>
+              </w:rPr>
+              <w:t xml:space="preserve"> }}</w:t>
             </w:r>
           </w:p>
         </w:tc>
@@ -8136,7 +9916,6 @@
                 <w:rFonts w:ascii="宋体" w:eastAsia="宋体" w:hAnsi="宋体" w:cs="宋体" w:hint="eastAsia"/>
                 <w:color w:val="000000" w:themeColor="text1"/>
               </w:rPr>
-              <w:lastRenderedPageBreak/>
               <w:t>6、综合评价</w:t>
             </w:r>
           </w:p>
@@ -8159,7 +9938,23 @@
                 <w:rFonts w:ascii="宋体" w:eastAsia="宋体" w:hAnsi="宋体" w:cs="宋体"/>
                 <w:color w:val="000000" w:themeColor="text1"/>
               </w:rPr>
-              <w:t>{{ analysis.summary }}</w:t>
+              <w:t xml:space="preserve">{{ </w:t>
+            </w:r>
+            <w:proofErr w:type="spellStart"/>
+            <w:r>
+              <w:rPr>
+                <w:rFonts w:ascii="宋体" w:eastAsia="宋体" w:hAnsi="宋体" w:cs="宋体"/>
+                <w:color w:val="000000" w:themeColor="text1"/>
+              </w:rPr>
+              <w:t>analysis.summary</w:t>
+            </w:r>
+            <w:proofErr w:type="spellEnd"/>
+            <w:r>
+              <w:rPr>
+                <w:rFonts w:ascii="宋体" w:eastAsia="宋体" w:hAnsi="宋体" w:cs="宋体"/>
+                <w:color w:val="000000" w:themeColor="text1"/>
+              </w:rPr>
+              <w:t xml:space="preserve"> }}</w:t>
             </w:r>
           </w:p>
         </w:tc>
@@ -8237,7 +10032,23 @@
                 <w:rFonts w:ascii="宋体" w:eastAsia="宋体" w:hAnsi="宋体" w:cs="宋体"/>
                 <w:color w:val="000000" w:themeColor="text1"/>
               </w:rPr>
-              <w:t>{{ analysis.limit.calculation }}</w:t>
+              <w:t xml:space="preserve">{{ </w:t>
+            </w:r>
+            <w:proofErr w:type="spellStart"/>
+            <w:r>
+              <w:rPr>
+                <w:rFonts w:ascii="宋体" w:eastAsia="宋体" w:hAnsi="宋体" w:cs="宋体"/>
+                <w:color w:val="000000" w:themeColor="text1"/>
+              </w:rPr>
+              <w:t>analysis.limit.calculation</w:t>
+            </w:r>
+            <w:proofErr w:type="spellEnd"/>
+            <w:r>
+              <w:rPr>
+                <w:rFonts w:ascii="宋体" w:eastAsia="宋体" w:hAnsi="宋体" w:cs="宋体"/>
+                <w:color w:val="000000" w:themeColor="text1"/>
+              </w:rPr>
+              <w:t xml:space="preserve"> }}</w:t>
             </w:r>
           </w:p>
           <w:p>
@@ -8304,7 +10115,23 @@
                 <w:rFonts w:ascii="宋体" w:eastAsia="宋体" w:hAnsi="宋体" w:cs="宋体"/>
                 <w:color w:val="000000" w:themeColor="text1"/>
               </w:rPr>
-              <w:t>{{ analysis.limit.apply_amount }}</w:t>
+              <w:t xml:space="preserve">{{ </w:t>
+            </w:r>
+            <w:proofErr w:type="spellStart"/>
+            <w:r>
+              <w:rPr>
+                <w:rFonts w:ascii="宋体" w:eastAsia="宋体" w:hAnsi="宋体" w:cs="宋体"/>
+                <w:color w:val="000000" w:themeColor="text1"/>
+              </w:rPr>
+              <w:t>analysis.limit.apply_amount</w:t>
+            </w:r>
+            <w:proofErr w:type="spellEnd"/>
+            <w:r>
+              <w:rPr>
+                <w:rFonts w:ascii="宋体" w:eastAsia="宋体" w:hAnsi="宋体" w:cs="宋体"/>
+                <w:color w:val="000000" w:themeColor="text1"/>
+              </w:rPr>
+              <w:t xml:space="preserve"> }}</w:t>
             </w:r>
           </w:p>
         </w:tc>
@@ -8355,7 +10182,23 @@
                 <w:rFonts w:ascii="宋体" w:eastAsia="宋体" w:hAnsi="宋体" w:cs="宋体"/>
                 <w:color w:val="000000" w:themeColor="text1"/>
               </w:rPr>
-              <w:t>{{ analysis.limit.increase_factors }}</w:t>
+              <w:t xml:space="preserve">{{ </w:t>
+            </w:r>
+            <w:proofErr w:type="spellStart"/>
+            <w:r>
+              <w:rPr>
+                <w:rFonts w:ascii="宋体" w:eastAsia="宋体" w:hAnsi="宋体" w:cs="宋体"/>
+                <w:color w:val="000000" w:themeColor="text1"/>
+              </w:rPr>
+              <w:t>analysis.limit.increase_factors</w:t>
+            </w:r>
+            <w:proofErr w:type="spellEnd"/>
+            <w:r>
+              <w:rPr>
+                <w:rFonts w:ascii="宋体" w:eastAsia="宋体" w:hAnsi="宋体" w:cs="宋体"/>
+                <w:color w:val="000000" w:themeColor="text1"/>
+              </w:rPr>
+              <w:t xml:space="preserve"> }}</w:t>
             </w:r>
           </w:p>
           <w:p>
@@ -8592,7 +10435,25 @@
                 <w:color w:val="000000"/>
                 <w:szCs w:val="21"/>
               </w:rPr>
-              <w:t>{{ bs.date }}</w:t>
+              <w:t xml:space="preserve">{{ </w:t>
+            </w:r>
+            <w:proofErr w:type="spellStart"/>
+            <w:r>
+              <w:rPr>
+                <w:rFonts w:ascii="Times New Roman" w:eastAsia="宋体" w:hAnsi="Times New Roman" w:cs="Times New Roman"/>
+                <w:color w:val="000000"/>
+                <w:szCs w:val="21"/>
+              </w:rPr>
+              <w:t>bs.date</w:t>
+            </w:r>
+            <w:proofErr w:type="spellEnd"/>
+            <w:r>
+              <w:rPr>
+                <w:rFonts w:ascii="Times New Roman" w:eastAsia="宋体" w:hAnsi="Times New Roman" w:cs="Times New Roman"/>
+                <w:color w:val="000000"/>
+                <w:szCs w:val="21"/>
+              </w:rPr>
+              <w:t xml:space="preserve"> }}</w:t>
             </w:r>
           </w:p>
         </w:tc>
@@ -8666,7 +10527,25 @@
                 <w:color w:val="000000"/>
                 <w:szCs w:val="21"/>
               </w:rPr>
-              <w:t>{{ bs.date }}</w:t>
+              <w:t xml:space="preserve">{{ </w:t>
+            </w:r>
+            <w:proofErr w:type="spellStart"/>
+            <w:r>
+              <w:rPr>
+                <w:rFonts w:ascii="Times New Roman" w:eastAsia="宋体" w:hAnsi="Times New Roman" w:cs="Times New Roman"/>
+                <w:color w:val="000000"/>
+                <w:szCs w:val="21"/>
+              </w:rPr>
+              <w:t>bs.date</w:t>
+            </w:r>
+            <w:proofErr w:type="spellEnd"/>
+            <w:r>
+              <w:rPr>
+                <w:rFonts w:ascii="Times New Roman" w:eastAsia="宋体" w:hAnsi="Times New Roman" w:cs="Times New Roman"/>
+                <w:color w:val="000000"/>
+                <w:szCs w:val="21"/>
+              </w:rPr>
+              <w:t xml:space="preserve"> }}</w:t>
             </w:r>
           </w:p>
         </w:tc>
@@ -8735,7 +10614,25 @@
                 <w:color w:val="000000"/>
                 <w:szCs w:val="21"/>
               </w:rPr>
-              <w:t>{{ bs.cash }}</w:t>
+              <w:t xml:space="preserve">{{ </w:t>
+            </w:r>
+            <w:proofErr w:type="spellStart"/>
+            <w:r>
+              <w:rPr>
+                <w:rFonts w:ascii="Times New Roman" w:eastAsia="宋体" w:hAnsi="Times New Roman" w:cs="Times New Roman"/>
+                <w:color w:val="000000"/>
+                <w:szCs w:val="21"/>
+              </w:rPr>
+              <w:t>bs.cash</w:t>
+            </w:r>
+            <w:proofErr w:type="spellEnd"/>
+            <w:r>
+              <w:rPr>
+                <w:rFonts w:ascii="Times New Roman" w:eastAsia="宋体" w:hAnsi="Times New Roman" w:cs="Times New Roman"/>
+                <w:color w:val="000000"/>
+                <w:szCs w:val="21"/>
+              </w:rPr>
+              <w:t xml:space="preserve"> }}</w:t>
             </w:r>
           </w:p>
         </w:tc>
@@ -8798,7 +10695,25 @@
                 <w:color w:val="000000"/>
                 <w:szCs w:val="21"/>
               </w:rPr>
-              <w:t>{{ bs.loans }}</w:t>
+              <w:t xml:space="preserve">{{ </w:t>
+            </w:r>
+            <w:proofErr w:type="spellStart"/>
+            <w:r>
+              <w:rPr>
+                <w:rFonts w:ascii="Times New Roman" w:eastAsia="宋体" w:hAnsi="Times New Roman" w:cs="Times New Roman"/>
+                <w:color w:val="000000"/>
+                <w:szCs w:val="21"/>
+              </w:rPr>
+              <w:t>bs.loans</w:t>
+            </w:r>
+            <w:proofErr w:type="spellEnd"/>
+            <w:r>
+              <w:rPr>
+                <w:rFonts w:ascii="Times New Roman" w:eastAsia="宋体" w:hAnsi="Times New Roman" w:cs="Times New Roman"/>
+                <w:color w:val="000000"/>
+                <w:szCs w:val="21"/>
+              </w:rPr>
+              <w:t xml:space="preserve"> }}</w:t>
             </w:r>
           </w:p>
         </w:tc>
@@ -8930,7 +10845,25 @@
                 <w:color w:val="000000"/>
                 <w:szCs w:val="21"/>
               </w:rPr>
-              <w:t>{{ bs.ap }}</w:t>
+              <w:t xml:space="preserve">{{ </w:t>
+            </w:r>
+            <w:proofErr w:type="spellStart"/>
+            <w:r>
+              <w:rPr>
+                <w:rFonts w:ascii="Times New Roman" w:eastAsia="宋体" w:hAnsi="Times New Roman" w:cs="Times New Roman"/>
+                <w:color w:val="000000"/>
+                <w:szCs w:val="21"/>
+              </w:rPr>
+              <w:t>bs.ap</w:t>
+            </w:r>
+            <w:proofErr w:type="spellEnd"/>
+            <w:r>
+              <w:rPr>
+                <w:rFonts w:ascii="Times New Roman" w:eastAsia="宋体" w:hAnsi="Times New Roman" w:cs="Times New Roman"/>
+                <w:color w:val="000000"/>
+                <w:szCs w:val="21"/>
+              </w:rPr>
+              <w:t xml:space="preserve"> }}</w:t>
             </w:r>
           </w:p>
         </w:tc>
@@ -8999,7 +10932,25 @@
                 <w:color w:val="000000"/>
                 <w:szCs w:val="21"/>
               </w:rPr>
-              <w:t>{{ bs.prepayments }}</w:t>
+              <w:t xml:space="preserve">{{ </w:t>
+            </w:r>
+            <w:proofErr w:type="spellStart"/>
+            <w:r>
+              <w:rPr>
+                <w:rFonts w:ascii="Times New Roman" w:eastAsia="宋体" w:hAnsi="Times New Roman" w:cs="Times New Roman"/>
+                <w:color w:val="000000"/>
+                <w:szCs w:val="21"/>
+              </w:rPr>
+              <w:t>bs.prepayments</w:t>
+            </w:r>
+            <w:proofErr w:type="spellEnd"/>
+            <w:r>
+              <w:rPr>
+                <w:rFonts w:ascii="Times New Roman" w:eastAsia="宋体" w:hAnsi="Times New Roman" w:cs="Times New Roman"/>
+                <w:color w:val="000000"/>
+                <w:szCs w:val="21"/>
+              </w:rPr>
+              <w:t xml:space="preserve"> }}</w:t>
             </w:r>
           </w:p>
         </w:tc>
@@ -9062,7 +11013,25 @@
                 <w:color w:val="000000"/>
                 <w:szCs w:val="21"/>
               </w:rPr>
-              <w:t>{{ bs.advances }}</w:t>
+              <w:t xml:space="preserve">{{ </w:t>
+            </w:r>
+            <w:proofErr w:type="spellStart"/>
+            <w:r>
+              <w:rPr>
+                <w:rFonts w:ascii="Times New Roman" w:eastAsia="宋体" w:hAnsi="Times New Roman" w:cs="Times New Roman"/>
+                <w:color w:val="000000"/>
+                <w:szCs w:val="21"/>
+              </w:rPr>
+              <w:t>bs.advances</w:t>
+            </w:r>
+            <w:proofErr w:type="spellEnd"/>
+            <w:r>
+              <w:rPr>
+                <w:rFonts w:ascii="Times New Roman" w:eastAsia="宋体" w:hAnsi="Times New Roman" w:cs="Times New Roman"/>
+                <w:color w:val="000000"/>
+                <w:szCs w:val="21"/>
+              </w:rPr>
+              <w:t xml:space="preserve"> }}</w:t>
             </w:r>
           </w:p>
         </w:tc>
@@ -9131,7 +11100,25 @@
                 <w:color w:val="000000"/>
                 <w:szCs w:val="21"/>
               </w:rPr>
-              <w:t>{{ bs.other_ar }}</w:t>
+              <w:t xml:space="preserve">{{ </w:t>
+            </w:r>
+            <w:proofErr w:type="spellStart"/>
+            <w:r>
+              <w:rPr>
+                <w:rFonts w:ascii="Times New Roman" w:eastAsia="宋体" w:hAnsi="Times New Roman" w:cs="Times New Roman"/>
+                <w:color w:val="000000"/>
+                <w:szCs w:val="21"/>
+              </w:rPr>
+              <w:t>bs.other_ar</w:t>
+            </w:r>
+            <w:proofErr w:type="spellEnd"/>
+            <w:r>
+              <w:rPr>
+                <w:rFonts w:ascii="Times New Roman" w:eastAsia="宋体" w:hAnsi="Times New Roman" w:cs="Times New Roman"/>
+                <w:color w:val="000000"/>
+                <w:szCs w:val="21"/>
+              </w:rPr>
+              <w:t xml:space="preserve"> }}</w:t>
             </w:r>
           </w:p>
         </w:tc>
@@ -9194,7 +11181,25 @@
                 <w:color w:val="000000"/>
                 <w:szCs w:val="21"/>
               </w:rPr>
-              <w:t>{{ bs.other_ap }}</w:t>
+              <w:t xml:space="preserve">{{ </w:t>
+            </w:r>
+            <w:proofErr w:type="spellStart"/>
+            <w:r>
+              <w:rPr>
+                <w:rFonts w:ascii="Times New Roman" w:eastAsia="宋体" w:hAnsi="Times New Roman" w:cs="Times New Roman"/>
+                <w:color w:val="000000"/>
+                <w:szCs w:val="21"/>
+              </w:rPr>
+              <w:t>bs.other_ap</w:t>
+            </w:r>
+            <w:proofErr w:type="spellEnd"/>
+            <w:r>
+              <w:rPr>
+                <w:rFonts w:ascii="Times New Roman" w:eastAsia="宋体" w:hAnsi="Times New Roman" w:cs="Times New Roman"/>
+                <w:color w:val="000000"/>
+                <w:szCs w:val="21"/>
+              </w:rPr>
+              <w:t xml:space="preserve"> }}</w:t>
             </w:r>
           </w:p>
         </w:tc>
@@ -9263,7 +11268,25 @@
                 <w:color w:val="000000"/>
                 <w:szCs w:val="21"/>
               </w:rPr>
-              <w:t>{{ bs.inventory }}</w:t>
+              <w:t xml:space="preserve">{{ </w:t>
+            </w:r>
+            <w:proofErr w:type="spellStart"/>
+            <w:r>
+              <w:rPr>
+                <w:rFonts w:ascii="Times New Roman" w:eastAsia="宋体" w:hAnsi="Times New Roman" w:cs="Times New Roman"/>
+                <w:color w:val="000000"/>
+                <w:szCs w:val="21"/>
+              </w:rPr>
+              <w:t>bs.inventory</w:t>
+            </w:r>
+            <w:proofErr w:type="spellEnd"/>
+            <w:r>
+              <w:rPr>
+                <w:rFonts w:ascii="Times New Roman" w:eastAsia="宋体" w:hAnsi="Times New Roman" w:cs="Times New Roman"/>
+                <w:color w:val="000000"/>
+                <w:szCs w:val="21"/>
+              </w:rPr>
+              <w:t xml:space="preserve"> }}</w:t>
             </w:r>
           </w:p>
         </w:tc>
@@ -9326,7 +11349,25 @@
                 <w:color w:val="000000"/>
                 <w:szCs w:val="21"/>
               </w:rPr>
-              <w:t>{{ bs.capital }}</w:t>
+              <w:t xml:space="preserve">{{ </w:t>
+            </w:r>
+            <w:proofErr w:type="spellStart"/>
+            <w:r>
+              <w:rPr>
+                <w:rFonts w:ascii="Times New Roman" w:eastAsia="宋体" w:hAnsi="Times New Roman" w:cs="Times New Roman"/>
+                <w:color w:val="000000"/>
+                <w:szCs w:val="21"/>
+              </w:rPr>
+              <w:t>bs.capital</w:t>
+            </w:r>
+            <w:proofErr w:type="spellEnd"/>
+            <w:r>
+              <w:rPr>
+                <w:rFonts w:ascii="Times New Roman" w:eastAsia="宋体" w:hAnsi="Times New Roman" w:cs="Times New Roman"/>
+                <w:color w:val="000000"/>
+                <w:szCs w:val="21"/>
+              </w:rPr>
+              <w:t xml:space="preserve"> }}</w:t>
             </w:r>
           </w:p>
         </w:tc>
@@ -9395,7 +11436,25 @@
                 <w:color w:val="000000"/>
                 <w:szCs w:val="21"/>
               </w:rPr>
-              <w:t>{{ bs.fixed_assets }}</w:t>
+              <w:t xml:space="preserve">{{ </w:t>
+            </w:r>
+            <w:proofErr w:type="spellStart"/>
+            <w:r>
+              <w:rPr>
+                <w:rFonts w:ascii="Times New Roman" w:eastAsia="宋体" w:hAnsi="Times New Roman" w:cs="Times New Roman"/>
+                <w:color w:val="000000"/>
+                <w:szCs w:val="21"/>
+              </w:rPr>
+              <w:t>bs.fixed_assets</w:t>
+            </w:r>
+            <w:proofErr w:type="spellEnd"/>
+            <w:r>
+              <w:rPr>
+                <w:rFonts w:ascii="Times New Roman" w:eastAsia="宋体" w:hAnsi="Times New Roman" w:cs="Times New Roman"/>
+                <w:color w:val="000000"/>
+                <w:szCs w:val="21"/>
+              </w:rPr>
+              <w:t xml:space="preserve"> }}</w:t>
             </w:r>
           </w:p>
         </w:tc>
@@ -9451,7 +11510,15 @@
               </w:rPr>
             </w:pPr>
             <w:r>
-              <w:t>{{ bs.retained_earnings }}</w:t>
+              <w:t xml:space="preserve">{{ </w:t>
+            </w:r>
+            <w:proofErr w:type="spellStart"/>
+            <w:r>
+              <w:t>bs.retained_earnings</w:t>
+            </w:r>
+            <w:proofErr w:type="spellEnd"/>
+            <w:r>
+              <w:t xml:space="preserve"> }}</w:t>
             </w:r>
           </w:p>
         </w:tc>
@@ -9520,7 +11587,25 @@
                 <w:color w:val="000000"/>
                 <w:szCs w:val="21"/>
               </w:rPr>
-              <w:t>{{ bs.total_assets }}</w:t>
+              <w:t xml:space="preserve">{{ </w:t>
+            </w:r>
+            <w:proofErr w:type="spellStart"/>
+            <w:r>
+              <w:rPr>
+                <w:rFonts w:ascii="Times New Roman" w:eastAsia="宋体" w:hAnsi="Times New Roman" w:cs="Times New Roman"/>
+                <w:color w:val="000000"/>
+                <w:szCs w:val="21"/>
+              </w:rPr>
+              <w:t>bs.total_assets</w:t>
+            </w:r>
+            <w:proofErr w:type="spellEnd"/>
+            <w:r>
+              <w:rPr>
+                <w:rFonts w:ascii="Times New Roman" w:eastAsia="宋体" w:hAnsi="Times New Roman" w:cs="Times New Roman"/>
+                <w:color w:val="000000"/>
+                <w:szCs w:val="21"/>
+              </w:rPr>
+              <w:t xml:space="preserve"> }}</w:t>
             </w:r>
           </w:p>
         </w:tc>
@@ -9584,7 +11669,25 @@
                 <w:color w:val="000000"/>
                 <w:szCs w:val="21"/>
               </w:rPr>
-              <w:t>{{ bs.total_liabilities_equity }}</w:t>
+              <w:t xml:space="preserve">{{ </w:t>
+            </w:r>
+            <w:proofErr w:type="spellStart"/>
+            <w:r>
+              <w:rPr>
+                <w:rFonts w:ascii="Times New Roman" w:eastAsia="宋体" w:hAnsi="Times New Roman" w:cs="Times New Roman"/>
+                <w:color w:val="000000"/>
+                <w:szCs w:val="21"/>
+              </w:rPr>
+              <w:t>bs.total_liabilities_equity</w:t>
+            </w:r>
+            <w:proofErr w:type="spellEnd"/>
+            <w:r>
+              <w:rPr>
+                <w:rFonts w:ascii="Times New Roman" w:eastAsia="宋体" w:hAnsi="Times New Roman" w:cs="Times New Roman"/>
+                <w:color w:val="000000"/>
+                <w:szCs w:val="21"/>
+              </w:rPr>
+              <w:t xml:space="preserve"> }}</w:t>
             </w:r>
           </w:p>
         </w:tc>
@@ -9976,7 +12079,23 @@
                 <w:rFonts w:ascii="宋体" w:eastAsia="宋体" w:hAnsi="宋体" w:cs="宋体"/>
                 <w:color w:val="000000" w:themeColor="text1"/>
               </w:rPr>
-              <w:t>{% for asset in asset_stats %}</w:t>
+              <w:t xml:space="preserve">{% for asset in </w:t>
+            </w:r>
+            <w:proofErr w:type="spellStart"/>
+            <w:r>
+              <w:rPr>
+                <w:rFonts w:ascii="宋体" w:eastAsia="宋体" w:hAnsi="宋体" w:cs="宋体"/>
+                <w:color w:val="000000" w:themeColor="text1"/>
+              </w:rPr>
+              <w:t>asset_stats</w:t>
+            </w:r>
+            <w:proofErr w:type="spellEnd"/>
+            <w:r>
+              <w:rPr>
+                <w:rFonts w:ascii="宋体" w:eastAsia="宋体" w:hAnsi="宋体" w:cs="宋体"/>
+                <w:color w:val="000000" w:themeColor="text1"/>
+              </w:rPr>
+              <w:t xml:space="preserve"> %}</w:t>
             </w:r>
           </w:p>
         </w:tc>
@@ -10007,7 +12126,23 @@
                 <w:rFonts w:ascii="宋体" w:eastAsia="宋体" w:hAnsi="宋体" w:cs="宋体"/>
                 <w:color w:val="000000" w:themeColor="text1"/>
               </w:rPr>
-              <w:t>{{ loop.index }}</w:t>
+              <w:t xml:space="preserve">{{ </w:t>
+            </w:r>
+            <w:proofErr w:type="spellStart"/>
+            <w:r>
+              <w:rPr>
+                <w:rFonts w:ascii="宋体" w:eastAsia="宋体" w:hAnsi="宋体" w:cs="宋体"/>
+                <w:color w:val="000000" w:themeColor="text1"/>
+              </w:rPr>
+              <w:t>loop.index</w:t>
+            </w:r>
+            <w:proofErr w:type="spellEnd"/>
+            <w:r>
+              <w:rPr>
+                <w:rFonts w:ascii="宋体" w:eastAsia="宋体" w:hAnsi="宋体" w:cs="宋体"/>
+                <w:color w:val="000000" w:themeColor="text1"/>
+              </w:rPr>
+              <w:t xml:space="preserve"> }}</w:t>
             </w:r>
           </w:p>
         </w:tc>
@@ -10060,7 +12195,23 @@
                 <w:rFonts w:ascii="宋体" w:eastAsia="宋体" w:hAnsi="宋体" w:cs="宋体"/>
                 <w:color w:val="000000" w:themeColor="text1"/>
               </w:rPr>
-              <w:t>{{ asset.buy_time }}</w:t>
+              <w:t xml:space="preserve">{{ </w:t>
+            </w:r>
+            <w:proofErr w:type="spellStart"/>
+            <w:r>
+              <w:rPr>
+                <w:rFonts w:ascii="宋体" w:eastAsia="宋体" w:hAnsi="宋体" w:cs="宋体"/>
+                <w:color w:val="000000" w:themeColor="text1"/>
+              </w:rPr>
+              <w:t>asset.buy_time</w:t>
+            </w:r>
+            <w:proofErr w:type="spellEnd"/>
+            <w:r>
+              <w:rPr>
+                <w:rFonts w:ascii="宋体" w:eastAsia="宋体" w:hAnsi="宋体" w:cs="宋体"/>
+                <w:color w:val="000000" w:themeColor="text1"/>
+              </w:rPr>
+              <w:t xml:space="preserve"> }}</w:t>
             </w:r>
           </w:p>
         </w:tc>
@@ -10083,7 +12234,23 @@
                 <w:rFonts w:ascii="宋体" w:eastAsia="宋体" w:hAnsi="宋体" w:cs="宋体"/>
                 <w:color w:val="000000" w:themeColor="text1"/>
               </w:rPr>
-              <w:t>{{ asset.buy_price }}</w:t>
+              <w:t xml:space="preserve">{{ </w:t>
+            </w:r>
+            <w:proofErr w:type="spellStart"/>
+            <w:r>
+              <w:rPr>
+                <w:rFonts w:ascii="宋体" w:eastAsia="宋体" w:hAnsi="宋体" w:cs="宋体"/>
+                <w:color w:val="000000" w:themeColor="text1"/>
+              </w:rPr>
+              <w:t>asset.buy_price</w:t>
+            </w:r>
+            <w:proofErr w:type="spellEnd"/>
+            <w:r>
+              <w:rPr>
+                <w:rFonts w:ascii="宋体" w:eastAsia="宋体" w:hAnsi="宋体" w:cs="宋体"/>
+                <w:color w:val="000000" w:themeColor="text1"/>
+              </w:rPr>
+              <w:t xml:space="preserve"> }}</w:t>
             </w:r>
           </w:p>
         </w:tc>
@@ -10106,7 +12273,23 @@
                 <w:rFonts w:ascii="宋体" w:eastAsia="宋体" w:hAnsi="宋体" w:cs="宋体"/>
                 <w:color w:val="000000" w:themeColor="text1"/>
               </w:rPr>
-              <w:t>{{ asset.current_value }}</w:t>
+              <w:t xml:space="preserve">{{ </w:t>
+            </w:r>
+            <w:proofErr w:type="spellStart"/>
+            <w:r>
+              <w:rPr>
+                <w:rFonts w:ascii="宋体" w:eastAsia="宋体" w:hAnsi="宋体" w:cs="宋体"/>
+                <w:color w:val="000000" w:themeColor="text1"/>
+              </w:rPr>
+              <w:t>asset.current_value</w:t>
+            </w:r>
+            <w:proofErr w:type="spellEnd"/>
+            <w:r>
+              <w:rPr>
+                <w:rFonts w:ascii="宋体" w:eastAsia="宋体" w:hAnsi="宋体" w:cs="宋体"/>
+                <w:color w:val="000000" w:themeColor="text1"/>
+              </w:rPr>
+              <w:t xml:space="preserve"> }}</w:t>
             </w:r>
           </w:p>
         </w:tc>
@@ -10129,7 +12312,23 @@
                 <w:rFonts w:ascii="宋体" w:eastAsia="宋体" w:hAnsi="宋体" w:cs="宋体"/>
                 <w:color w:val="000000" w:themeColor="text1"/>
               </w:rPr>
-              <w:t>{{ asset.depreciation }}</w:t>
+              <w:t xml:space="preserve">{{ </w:t>
+            </w:r>
+            <w:proofErr w:type="spellStart"/>
+            <w:r>
+              <w:rPr>
+                <w:rFonts w:ascii="宋体" w:eastAsia="宋体" w:hAnsi="宋体" w:cs="宋体"/>
+                <w:color w:val="000000" w:themeColor="text1"/>
+              </w:rPr>
+              <w:t>asset.depreciation</w:t>
+            </w:r>
+            <w:proofErr w:type="spellEnd"/>
+            <w:r>
+              <w:rPr>
+                <w:rFonts w:ascii="宋体" w:eastAsia="宋体" w:hAnsi="宋体" w:cs="宋体"/>
+                <w:color w:val="000000" w:themeColor="text1"/>
+              </w:rPr>
+              <w:t xml:space="preserve"> }}</w:t>
             </w:r>
           </w:p>
         </w:tc>
@@ -10152,7 +12351,23 @@
                 <w:rFonts w:ascii="宋体" w:eastAsia="宋体" w:hAnsi="宋体" w:cs="宋体"/>
                 <w:color w:val="000000" w:themeColor="text1"/>
               </w:rPr>
-              <w:t>{{ asset.remark }}</w:t>
+              <w:t xml:space="preserve">{{ </w:t>
+            </w:r>
+            <w:proofErr w:type="spellStart"/>
+            <w:r>
+              <w:rPr>
+                <w:rFonts w:ascii="宋体" w:eastAsia="宋体" w:hAnsi="宋体" w:cs="宋体"/>
+                <w:color w:val="000000" w:themeColor="text1"/>
+              </w:rPr>
+              <w:t>asset.remark</w:t>
+            </w:r>
+            <w:proofErr w:type="spellEnd"/>
+            <w:r>
+              <w:rPr>
+                <w:rFonts w:ascii="宋体" w:eastAsia="宋体" w:hAnsi="宋体" w:cs="宋体"/>
+                <w:color w:val="000000" w:themeColor="text1"/>
+              </w:rPr>
+              <w:t xml:space="preserve"> }}</w:t>
             </w:r>
           </w:p>
         </w:tc>
@@ -10182,7 +12397,23 @@
                 <w:rFonts w:ascii="宋体" w:eastAsia="宋体" w:hAnsi="宋体" w:cs="宋体"/>
                 <w:color w:val="000000" w:themeColor="text1"/>
               </w:rPr>
-              <w:t>{% endfor %}</w:t>
+              <w:t xml:space="preserve">{% </w:t>
+            </w:r>
+            <w:proofErr w:type="spellStart"/>
+            <w:r>
+              <w:rPr>
+                <w:rFonts w:ascii="宋体" w:eastAsia="宋体" w:hAnsi="宋体" w:cs="宋体"/>
+                <w:color w:val="000000" w:themeColor="text1"/>
+              </w:rPr>
+              <w:t>endfor</w:t>
+            </w:r>
+            <w:proofErr w:type="spellEnd"/>
+            <w:r>
+              <w:rPr>
+                <w:rFonts w:ascii="宋体" w:eastAsia="宋体" w:hAnsi="宋体" w:cs="宋体"/>
+                <w:color w:val="000000" w:themeColor="text1"/>
+              </w:rPr>
+              <w:t xml:space="preserve"> %}</w:t>
             </w:r>
           </w:p>
         </w:tc>
@@ -10235,7 +12466,23 @@
                 <w:rFonts w:ascii="宋体" w:eastAsia="宋体" w:hAnsi="宋体" w:cs="宋体"/>
                 <w:color w:val="000000" w:themeColor="text1"/>
               </w:rPr>
-              <w:t>{{ asset_totals.buy_price }}</w:t>
+              <w:t xml:space="preserve">{{ </w:t>
+            </w:r>
+            <w:proofErr w:type="spellStart"/>
+            <w:r>
+              <w:rPr>
+                <w:rFonts w:ascii="宋体" w:eastAsia="宋体" w:hAnsi="宋体" w:cs="宋体"/>
+                <w:color w:val="000000" w:themeColor="text1"/>
+              </w:rPr>
+              <w:t>asset_totals.buy_price</w:t>
+            </w:r>
+            <w:proofErr w:type="spellEnd"/>
+            <w:r>
+              <w:rPr>
+                <w:rFonts w:ascii="宋体" w:eastAsia="宋体" w:hAnsi="宋体" w:cs="宋体"/>
+                <w:color w:val="000000" w:themeColor="text1"/>
+              </w:rPr>
+              <w:t xml:space="preserve"> }}</w:t>
             </w:r>
           </w:p>
         </w:tc>
@@ -10258,7 +12505,23 @@
                 <w:rFonts w:ascii="宋体" w:eastAsia="宋体" w:hAnsi="宋体" w:cs="宋体"/>
                 <w:color w:val="000000" w:themeColor="text1"/>
               </w:rPr>
-              <w:t>{{ asset_totals.current_value }}</w:t>
+              <w:t xml:space="preserve">{{ </w:t>
+            </w:r>
+            <w:proofErr w:type="spellStart"/>
+            <w:r>
+              <w:rPr>
+                <w:rFonts w:ascii="宋体" w:eastAsia="宋体" w:hAnsi="宋体" w:cs="宋体"/>
+                <w:color w:val="000000" w:themeColor="text1"/>
+              </w:rPr>
+              <w:t>asset_totals.current_value</w:t>
+            </w:r>
+            <w:proofErr w:type="spellEnd"/>
+            <w:r>
+              <w:rPr>
+                <w:rFonts w:ascii="宋体" w:eastAsia="宋体" w:hAnsi="宋体" w:cs="宋体"/>
+                <w:color w:val="000000" w:themeColor="text1"/>
+              </w:rPr>
+              <w:t xml:space="preserve"> }}</w:t>
             </w:r>
           </w:p>
         </w:tc>
@@ -10281,7 +12544,23 @@
                 <w:rFonts w:ascii="宋体" w:eastAsia="宋体" w:hAnsi="宋体" w:cs="宋体"/>
                 <w:color w:val="000000" w:themeColor="text1"/>
               </w:rPr>
-              <w:t>{{ asset_totals.depreciation }}</w:t>
+              <w:t xml:space="preserve">{{ </w:t>
+            </w:r>
+            <w:proofErr w:type="spellStart"/>
+            <w:r>
+              <w:rPr>
+                <w:rFonts w:ascii="宋体" w:eastAsia="宋体" w:hAnsi="宋体" w:cs="宋体"/>
+                <w:color w:val="000000" w:themeColor="text1"/>
+              </w:rPr>
+              <w:t>asset_totals.depreciation</w:t>
+            </w:r>
+            <w:proofErr w:type="spellEnd"/>
+            <w:r>
+              <w:rPr>
+                <w:rFonts w:ascii="宋体" w:eastAsia="宋体" w:hAnsi="宋体" w:cs="宋体"/>
+                <w:color w:val="000000" w:themeColor="text1"/>
+              </w:rPr>
+              <w:t xml:space="preserve"> }}</w:t>
             </w:r>
           </w:p>
         </w:tc>
@@ -10524,7 +12803,23 @@
                 <w:rFonts w:ascii="宋体" w:eastAsia="宋体" w:hAnsi="宋体" w:cs="宋体"/>
                 <w:color w:val="000000" w:themeColor="text1"/>
               </w:rPr>
-              <w:t>{{ is_table.year }}</w:t>
+              <w:t xml:space="preserve">{{ </w:t>
+            </w:r>
+            <w:proofErr w:type="spellStart"/>
+            <w:r>
+              <w:rPr>
+                <w:rFonts w:ascii="宋体" w:eastAsia="宋体" w:hAnsi="宋体" w:cs="宋体"/>
+                <w:color w:val="000000" w:themeColor="text1"/>
+              </w:rPr>
+              <w:t>is_table.year</w:t>
+            </w:r>
+            <w:proofErr w:type="spellEnd"/>
+            <w:r>
+              <w:rPr>
+                <w:rFonts w:ascii="宋体" w:eastAsia="宋体" w:hAnsi="宋体" w:cs="宋体"/>
+                <w:color w:val="000000" w:themeColor="text1"/>
+              </w:rPr>
+              <w:t xml:space="preserve"> }}</w:t>
             </w:r>
           </w:p>
         </w:tc>
@@ -10550,7 +12845,7 @@
             <w:pPr>
               <w:jc w:val="center"/>
               <w:rPr>
-                <w:rFonts w:ascii="宋体" w:eastAsia="宋体" w:hAnsi="宋体" w:cs="宋体"/>
+                <w:rFonts w:ascii="宋体" w:eastAsia="宋体" w:hAnsi="宋体" w:cs="宋体" w:hint="eastAsia"/>
                 <w:color w:val="000000" w:themeColor="text1"/>
               </w:rPr>
             </w:pPr>
@@ -10560,8 +12855,23 @@
                 <w:rFonts w:ascii="宋体" w:eastAsia="宋体" w:hAnsi="宋体" w:cs="宋体"/>
                 <w:color w:val="000000" w:themeColor="text1"/>
               </w:rPr>
-              <w:lastRenderedPageBreak/>
-              <w:t>{% for item in is_table.sales_list %}</w:t>
+              <w:t xml:space="preserve">{% for item in </w:t>
+            </w:r>
+            <w:proofErr w:type="spellStart"/>
+            <w:r>
+              <w:rPr>
+                <w:rFonts w:ascii="宋体" w:eastAsia="宋体" w:hAnsi="宋体" w:cs="宋体"/>
+                <w:color w:val="000000" w:themeColor="text1"/>
+              </w:rPr>
+              <w:t>is_table.sales_list</w:t>
+            </w:r>
+            <w:proofErr w:type="spellEnd"/>
+            <w:r>
+              <w:rPr>
+                <w:rFonts w:ascii="宋体" w:eastAsia="宋体" w:hAnsi="宋体" w:cs="宋体"/>
+                <w:color w:val="000000" w:themeColor="text1"/>
+              </w:rPr>
+              <w:t xml:space="preserve"> %}</w:t>
             </w:r>
           </w:p>
         </w:tc>
@@ -10605,7 +12915,23 @@
                 <w:rFonts w:ascii="宋体" w:eastAsia="宋体" w:hAnsi="宋体" w:cs="宋体"/>
                 <w:color w:val="000000" w:themeColor="text1"/>
               </w:rPr>
-              <w:t>{{ loop.index }}: {{ item.name }}</w:t>
+              <w:t xml:space="preserve">{{ </w:t>
+            </w:r>
+            <w:proofErr w:type="spellStart"/>
+            <w:r>
+              <w:rPr>
+                <w:rFonts w:ascii="宋体" w:eastAsia="宋体" w:hAnsi="宋体" w:cs="宋体"/>
+                <w:color w:val="000000" w:themeColor="text1"/>
+              </w:rPr>
+              <w:t>loop.index</w:t>
+            </w:r>
+            <w:proofErr w:type="spellEnd"/>
+            <w:r>
+              <w:rPr>
+                <w:rFonts w:ascii="宋体" w:eastAsia="宋体" w:hAnsi="宋体" w:cs="宋体"/>
+                <w:color w:val="000000" w:themeColor="text1"/>
+              </w:rPr>
+              <w:t xml:space="preserve"> }}: {{ item.name }}</w:t>
             </w:r>
           </w:p>
         </w:tc>
@@ -10624,7 +12950,7 @@
             <w:pPr>
               <w:jc w:val="center"/>
               <w:rPr>
-                <w:rFonts w:ascii="宋体" w:eastAsia="宋体" w:hAnsi="宋体" w:cs="宋体"/>
+                <w:rFonts w:ascii="宋体" w:eastAsia="宋体" w:hAnsi="宋体" w:cs="宋体" w:hint="eastAsia"/>
                 <w:color w:val="000000" w:themeColor="text1"/>
               </w:rPr>
             </w:pPr>
@@ -10640,7 +12966,23 @@
                 <w:rFonts w:ascii="宋体" w:eastAsia="宋体" w:hAnsi="宋体" w:cs="宋体"/>
                 <w:color w:val="000000" w:themeColor="text1"/>
               </w:rPr>
-              <w:t>{{ item.value }}</w:t>
+              <w:t xml:space="preserve">{{ </w:t>
+            </w:r>
+            <w:proofErr w:type="spellStart"/>
+            <w:r>
+              <w:rPr>
+                <w:rFonts w:ascii="宋体" w:eastAsia="宋体" w:hAnsi="宋体" w:cs="宋体"/>
+                <w:color w:val="000000" w:themeColor="text1"/>
+              </w:rPr>
+              <w:t>item.value</w:t>
+            </w:r>
+            <w:proofErr w:type="spellEnd"/>
+            <w:r>
+              <w:rPr>
+                <w:rFonts w:ascii="宋体" w:eastAsia="宋体" w:hAnsi="宋体" w:cs="宋体"/>
+                <w:color w:val="000000" w:themeColor="text1"/>
+              </w:rPr>
+              <w:t xml:space="preserve"> }}</w:t>
             </w:r>
           </w:p>
         </w:tc>
@@ -10675,7 +13017,23 @@
                 <w:rFonts w:ascii="宋体" w:eastAsia="宋体" w:hAnsi="宋体" w:cs="宋体"/>
                 <w:color w:val="000000" w:themeColor="text1"/>
               </w:rPr>
-              <w:t>{% endfor %}</w:t>
+              <w:t xml:space="preserve">{% </w:t>
+            </w:r>
+            <w:proofErr w:type="spellStart"/>
+            <w:r>
+              <w:rPr>
+                <w:rFonts w:ascii="宋体" w:eastAsia="宋体" w:hAnsi="宋体" w:cs="宋体"/>
+                <w:color w:val="000000" w:themeColor="text1"/>
+              </w:rPr>
+              <w:t>endfor</w:t>
+            </w:r>
+            <w:proofErr w:type="spellEnd"/>
+            <w:r>
+              <w:rPr>
+                <w:rFonts w:ascii="宋体" w:eastAsia="宋体" w:hAnsi="宋体" w:cs="宋体"/>
+                <w:color w:val="000000" w:themeColor="text1"/>
+              </w:rPr>
+              <w:t xml:space="preserve"> %}</w:t>
             </w:r>
           </w:p>
         </w:tc>
@@ -10731,16 +13089,32 @@
             <w:pPr>
               <w:jc w:val="center"/>
               <w:rPr>
-                <w:rFonts w:ascii="宋体" w:eastAsia="宋体" w:hAnsi="宋体" w:cs="宋体"/>
-                <w:color w:val="000000" w:themeColor="text1"/>
-              </w:rPr>
-            </w:pPr>
-            <w:r>
-              <w:rPr>
-                <w:rFonts w:ascii="宋体" w:eastAsia="宋体" w:hAnsi="宋体" w:cs="宋体"/>
-                <w:color w:val="000000" w:themeColor="text1"/>
-              </w:rPr>
-              <w:t>{{ is_table.s_total }}</w:t>
+                <w:rFonts w:ascii="宋体" w:eastAsia="宋体" w:hAnsi="宋体" w:cs="宋体" w:hint="eastAsia"/>
+                <w:color w:val="000000" w:themeColor="text1"/>
+              </w:rPr>
+            </w:pPr>
+            <w:r>
+              <w:rPr>
+                <w:rFonts w:ascii="宋体" w:eastAsia="宋体" w:hAnsi="宋体" w:cs="宋体"/>
+                <w:color w:val="000000" w:themeColor="text1"/>
+              </w:rPr>
+              <w:t xml:space="preserve">{{ </w:t>
+            </w:r>
+            <w:proofErr w:type="spellStart"/>
+            <w:r>
+              <w:rPr>
+                <w:rFonts w:ascii="宋体" w:eastAsia="宋体" w:hAnsi="宋体" w:cs="宋体"/>
+                <w:color w:val="000000" w:themeColor="text1"/>
+              </w:rPr>
+              <w:t>is_table.s_total</w:t>
+            </w:r>
+            <w:proofErr w:type="spellEnd"/>
+            <w:r>
+              <w:rPr>
+                <w:rFonts w:ascii="宋体" w:eastAsia="宋体" w:hAnsi="宋体" w:cs="宋体"/>
+                <w:color w:val="000000" w:themeColor="text1"/>
+              </w:rPr>
+              <w:t xml:space="preserve"> }}</w:t>
             </w:r>
           </w:p>
         </w:tc>
@@ -10808,7 +13182,23 @@
                 <w:rFonts w:ascii="宋体" w:eastAsia="宋体" w:hAnsi="宋体" w:cs="宋体"/>
                 <w:color w:val="000000" w:themeColor="text1"/>
               </w:rPr>
-              <w:t>{{ is_table.material_cost }}</w:t>
+              <w:t xml:space="preserve">{{ </w:t>
+            </w:r>
+            <w:proofErr w:type="spellStart"/>
+            <w:r>
+              <w:rPr>
+                <w:rFonts w:ascii="宋体" w:eastAsia="宋体" w:hAnsi="宋体" w:cs="宋体"/>
+                <w:color w:val="000000" w:themeColor="text1"/>
+              </w:rPr>
+              <w:t>is_table.material_cost</w:t>
+            </w:r>
+            <w:proofErr w:type="spellEnd"/>
+            <w:r>
+              <w:rPr>
+                <w:rFonts w:ascii="宋体" w:eastAsia="宋体" w:hAnsi="宋体" w:cs="宋体"/>
+                <w:color w:val="000000" w:themeColor="text1"/>
+              </w:rPr>
+              <w:t xml:space="preserve"> }}</w:t>
             </w:r>
           </w:p>
         </w:tc>
@@ -10882,7 +13272,23 @@
                 <w:rFonts w:ascii="宋体" w:eastAsia="宋体" w:hAnsi="宋体" w:cs="宋体"/>
                 <w:color w:val="000000" w:themeColor="text1"/>
               </w:rPr>
-              <w:t>{{ is_table.gross_profit }}</w:t>
+              <w:t xml:space="preserve">{{ </w:t>
+            </w:r>
+            <w:proofErr w:type="spellStart"/>
+            <w:r>
+              <w:rPr>
+                <w:rFonts w:ascii="宋体" w:eastAsia="宋体" w:hAnsi="宋体" w:cs="宋体"/>
+                <w:color w:val="000000" w:themeColor="text1"/>
+              </w:rPr>
+              <w:t>is_table.gross_profit</w:t>
+            </w:r>
+            <w:proofErr w:type="spellEnd"/>
+            <w:r>
+              <w:rPr>
+                <w:rFonts w:ascii="宋体" w:eastAsia="宋体" w:hAnsi="宋体" w:cs="宋体"/>
+                <w:color w:val="000000" w:themeColor="text1"/>
+              </w:rPr>
+              <w:t xml:space="preserve"> }}</w:t>
             </w:r>
           </w:p>
         </w:tc>
@@ -10981,7 +13387,23 @@
                 <w:rFonts w:ascii="宋体" w:eastAsia="宋体" w:hAnsi="宋体" w:cs="宋体"/>
                 <w:color w:val="000000" w:themeColor="text1"/>
               </w:rPr>
-              <w:t>{{ is_table.f_wages }}</w:t>
+              <w:t xml:space="preserve">{{ </w:t>
+            </w:r>
+            <w:proofErr w:type="spellStart"/>
+            <w:r>
+              <w:rPr>
+                <w:rFonts w:ascii="宋体" w:eastAsia="宋体" w:hAnsi="宋体" w:cs="宋体"/>
+                <w:color w:val="000000" w:themeColor="text1"/>
+              </w:rPr>
+              <w:t>is_table.f_wages</w:t>
+            </w:r>
+            <w:proofErr w:type="spellEnd"/>
+            <w:r>
+              <w:rPr>
+                <w:rFonts w:ascii="宋体" w:eastAsia="宋体" w:hAnsi="宋体" w:cs="宋体"/>
+                <w:color w:val="000000" w:themeColor="text1"/>
+              </w:rPr>
+              <w:t xml:space="preserve"> }}</w:t>
             </w:r>
           </w:p>
         </w:tc>
@@ -11071,7 +13493,23 @@
                 <w:rFonts w:ascii="宋体" w:eastAsia="宋体" w:hAnsi="宋体" w:cs="宋体"/>
                 <w:color w:val="000000" w:themeColor="text1"/>
               </w:rPr>
-              <w:t>{{ is_table.f_rent }}</w:t>
+              <w:t xml:space="preserve">{{ </w:t>
+            </w:r>
+            <w:proofErr w:type="spellStart"/>
+            <w:r>
+              <w:rPr>
+                <w:rFonts w:ascii="宋体" w:eastAsia="宋体" w:hAnsi="宋体" w:cs="宋体"/>
+                <w:color w:val="000000" w:themeColor="text1"/>
+              </w:rPr>
+              <w:t>is_table.f_rent</w:t>
+            </w:r>
+            <w:proofErr w:type="spellEnd"/>
+            <w:r>
+              <w:rPr>
+                <w:rFonts w:ascii="宋体" w:eastAsia="宋体" w:hAnsi="宋体" w:cs="宋体"/>
+                <w:color w:val="000000" w:themeColor="text1"/>
+              </w:rPr>
+              <w:t xml:space="preserve"> }}</w:t>
             </w:r>
           </w:p>
         </w:tc>
@@ -11161,7 +13599,23 @@
                 <w:rFonts w:ascii="宋体" w:eastAsia="宋体" w:hAnsi="宋体" w:cs="宋体"/>
                 <w:color w:val="000000" w:themeColor="text1"/>
               </w:rPr>
-              <w:t>{{ is_table.f_utility }}</w:t>
+              <w:t xml:space="preserve">{{ </w:t>
+            </w:r>
+            <w:proofErr w:type="spellStart"/>
+            <w:r>
+              <w:rPr>
+                <w:rFonts w:ascii="宋体" w:eastAsia="宋体" w:hAnsi="宋体" w:cs="宋体"/>
+                <w:color w:val="000000" w:themeColor="text1"/>
+              </w:rPr>
+              <w:t>is_table.f_utility</w:t>
+            </w:r>
+            <w:proofErr w:type="spellEnd"/>
+            <w:r>
+              <w:rPr>
+                <w:rFonts w:ascii="宋体" w:eastAsia="宋体" w:hAnsi="宋体" w:cs="宋体"/>
+                <w:color w:val="000000" w:themeColor="text1"/>
+              </w:rPr>
+              <w:t xml:space="preserve"> }}</w:t>
             </w:r>
           </w:p>
         </w:tc>
@@ -11251,7 +13705,23 @@
                 <w:rFonts w:ascii="宋体" w:eastAsia="宋体" w:hAnsi="宋体" w:cs="宋体"/>
                 <w:color w:val="000000" w:themeColor="text1"/>
               </w:rPr>
-              <w:t>{{ is_table.f_comm }}</w:t>
+              <w:t xml:space="preserve">{{ </w:t>
+            </w:r>
+            <w:proofErr w:type="spellStart"/>
+            <w:r>
+              <w:rPr>
+                <w:rFonts w:ascii="宋体" w:eastAsia="宋体" w:hAnsi="宋体" w:cs="宋体"/>
+                <w:color w:val="000000" w:themeColor="text1"/>
+              </w:rPr>
+              <w:t>is_table.f_comm</w:t>
+            </w:r>
+            <w:proofErr w:type="spellEnd"/>
+            <w:r>
+              <w:rPr>
+                <w:rFonts w:ascii="宋体" w:eastAsia="宋体" w:hAnsi="宋体" w:cs="宋体"/>
+                <w:color w:val="000000" w:themeColor="text1"/>
+              </w:rPr>
+              <w:t xml:space="preserve"> }}</w:t>
             </w:r>
           </w:p>
         </w:tc>
@@ -11341,7 +13811,23 @@
                 <w:rFonts w:ascii="宋体" w:eastAsia="宋体" w:hAnsi="宋体" w:cs="宋体"/>
                 <w:color w:val="000000" w:themeColor="text1"/>
               </w:rPr>
-              <w:t>{{ is_table.f_trans }}</w:t>
+              <w:t xml:space="preserve">{{ </w:t>
+            </w:r>
+            <w:proofErr w:type="spellStart"/>
+            <w:r>
+              <w:rPr>
+                <w:rFonts w:ascii="宋体" w:eastAsia="宋体" w:hAnsi="宋体" w:cs="宋体"/>
+                <w:color w:val="000000" w:themeColor="text1"/>
+              </w:rPr>
+              <w:t>is_table.f_trans</w:t>
+            </w:r>
+            <w:proofErr w:type="spellEnd"/>
+            <w:r>
+              <w:rPr>
+                <w:rFonts w:ascii="宋体" w:eastAsia="宋体" w:hAnsi="宋体" w:cs="宋体"/>
+                <w:color w:val="000000" w:themeColor="text1"/>
+              </w:rPr>
+              <w:t xml:space="preserve"> }}</w:t>
             </w:r>
           </w:p>
         </w:tc>
@@ -11431,7 +13917,23 @@
                 <w:rFonts w:ascii="宋体" w:eastAsia="宋体" w:hAnsi="宋体" w:cs="宋体"/>
                 <w:color w:val="000000" w:themeColor="text1"/>
               </w:rPr>
-              <w:t>{{ is_table.f_loss }}</w:t>
+              <w:t xml:space="preserve">{{ </w:t>
+            </w:r>
+            <w:proofErr w:type="spellStart"/>
+            <w:r>
+              <w:rPr>
+                <w:rFonts w:ascii="宋体" w:eastAsia="宋体" w:hAnsi="宋体" w:cs="宋体"/>
+                <w:color w:val="000000" w:themeColor="text1"/>
+              </w:rPr>
+              <w:t>is_table.f_loss</w:t>
+            </w:r>
+            <w:proofErr w:type="spellEnd"/>
+            <w:r>
+              <w:rPr>
+                <w:rFonts w:ascii="宋体" w:eastAsia="宋体" w:hAnsi="宋体" w:cs="宋体"/>
+                <w:color w:val="000000" w:themeColor="text1"/>
+              </w:rPr>
+              <w:t xml:space="preserve"> }}</w:t>
             </w:r>
           </w:p>
         </w:tc>
@@ -11522,7 +14024,23 @@
                 <w:rFonts w:ascii="宋体" w:eastAsia="宋体" w:hAnsi="宋体" w:cs="宋体"/>
                 <w:color w:val="000000" w:themeColor="text1"/>
               </w:rPr>
-              <w:t>{{ is_table.f_adv }}</w:t>
+              <w:t xml:space="preserve">{{ </w:t>
+            </w:r>
+            <w:proofErr w:type="spellStart"/>
+            <w:r>
+              <w:rPr>
+                <w:rFonts w:ascii="宋体" w:eastAsia="宋体" w:hAnsi="宋体" w:cs="宋体"/>
+                <w:color w:val="000000" w:themeColor="text1"/>
+              </w:rPr>
+              <w:t>is_table.f_adv</w:t>
+            </w:r>
+            <w:proofErr w:type="spellEnd"/>
+            <w:r>
+              <w:rPr>
+                <w:rFonts w:ascii="宋体" w:eastAsia="宋体" w:hAnsi="宋体" w:cs="宋体"/>
+                <w:color w:val="000000" w:themeColor="text1"/>
+              </w:rPr>
+              <w:t xml:space="preserve"> }}</w:t>
             </w:r>
           </w:p>
         </w:tc>
@@ -11613,7 +14131,23 @@
                 <w:rFonts w:ascii="宋体" w:eastAsia="宋体" w:hAnsi="宋体" w:cs="宋体"/>
                 <w:color w:val="000000" w:themeColor="text1"/>
               </w:rPr>
-              <w:t>{{ is_table.f_entertain }}</w:t>
+              <w:t xml:space="preserve">{{ </w:t>
+            </w:r>
+            <w:proofErr w:type="spellStart"/>
+            <w:r>
+              <w:rPr>
+                <w:rFonts w:ascii="宋体" w:eastAsia="宋体" w:hAnsi="宋体" w:cs="宋体"/>
+                <w:color w:val="000000" w:themeColor="text1"/>
+              </w:rPr>
+              <w:t>is_table.f_entertain</w:t>
+            </w:r>
+            <w:proofErr w:type="spellEnd"/>
+            <w:r>
+              <w:rPr>
+                <w:rFonts w:ascii="宋体" w:eastAsia="宋体" w:hAnsi="宋体" w:cs="宋体"/>
+                <w:color w:val="000000" w:themeColor="text1"/>
+              </w:rPr>
+              <w:t xml:space="preserve"> }}</w:t>
             </w:r>
           </w:p>
         </w:tc>
@@ -11704,7 +14238,23 @@
                 <w:rFonts w:ascii="宋体" w:eastAsia="宋体" w:hAnsi="宋体" w:cs="宋体"/>
                 <w:color w:val="000000" w:themeColor="text1"/>
               </w:rPr>
-              <w:t>{{ is_table.f_tax }}</w:t>
+              <w:t xml:space="preserve">{{ </w:t>
+            </w:r>
+            <w:proofErr w:type="spellStart"/>
+            <w:r>
+              <w:rPr>
+                <w:rFonts w:ascii="宋体" w:eastAsia="宋体" w:hAnsi="宋体" w:cs="宋体"/>
+                <w:color w:val="000000" w:themeColor="text1"/>
+              </w:rPr>
+              <w:t>is_table.f_tax</w:t>
+            </w:r>
+            <w:proofErr w:type="spellEnd"/>
+            <w:r>
+              <w:rPr>
+                <w:rFonts w:ascii="宋体" w:eastAsia="宋体" w:hAnsi="宋体" w:cs="宋体"/>
+                <w:color w:val="000000" w:themeColor="text1"/>
+              </w:rPr>
+              <w:t xml:space="preserve"> }}</w:t>
             </w:r>
           </w:p>
         </w:tc>
@@ -11795,7 +14345,23 @@
                 <w:rFonts w:ascii="宋体" w:eastAsia="宋体" w:hAnsi="宋体" w:cs="宋体"/>
                 <w:color w:val="000000" w:themeColor="text1"/>
               </w:rPr>
-              <w:t>{{ is_table.f_other }}</w:t>
+              <w:t xml:space="preserve">{{ </w:t>
+            </w:r>
+            <w:proofErr w:type="spellStart"/>
+            <w:r>
+              <w:rPr>
+                <w:rFonts w:ascii="宋体" w:eastAsia="宋体" w:hAnsi="宋体" w:cs="宋体"/>
+                <w:color w:val="000000" w:themeColor="text1"/>
+              </w:rPr>
+              <w:t>is_table.f_other</w:t>
+            </w:r>
+            <w:proofErr w:type="spellEnd"/>
+            <w:r>
+              <w:rPr>
+                <w:rFonts w:ascii="宋体" w:eastAsia="宋体" w:hAnsi="宋体" w:cs="宋体"/>
+                <w:color w:val="000000" w:themeColor="text1"/>
+              </w:rPr>
+              <w:t xml:space="preserve"> }}</w:t>
             </w:r>
           </w:p>
         </w:tc>
@@ -11886,7 +14452,23 @@
                 <w:rFonts w:ascii="宋体" w:eastAsia="宋体" w:hAnsi="宋体" w:cs="宋体"/>
                 <w:color w:val="000000" w:themeColor="text1"/>
               </w:rPr>
-              <w:t>{{ is_table.f_total }}</w:t>
+              <w:t xml:space="preserve">{{ </w:t>
+            </w:r>
+            <w:proofErr w:type="spellStart"/>
+            <w:r>
+              <w:rPr>
+                <w:rFonts w:ascii="宋体" w:eastAsia="宋体" w:hAnsi="宋体" w:cs="宋体"/>
+                <w:color w:val="000000" w:themeColor="text1"/>
+              </w:rPr>
+              <w:t>is_table.f_total</w:t>
+            </w:r>
+            <w:proofErr w:type="spellEnd"/>
+            <w:r>
+              <w:rPr>
+                <w:rFonts w:ascii="宋体" w:eastAsia="宋体" w:hAnsi="宋体" w:cs="宋体"/>
+                <w:color w:val="000000" w:themeColor="text1"/>
+              </w:rPr>
+              <w:t xml:space="preserve"> }}</w:t>
             </w:r>
           </w:p>
         </w:tc>
@@ -11960,7 +14542,23 @@
                 <w:rFonts w:ascii="宋体" w:eastAsia="宋体" w:hAnsi="宋体" w:cs="宋体"/>
                 <w:color w:val="000000" w:themeColor="text1"/>
               </w:rPr>
-              <w:t>{{ is_table.net_profit }}</w:t>
+              <w:t xml:space="preserve">{{ </w:t>
+            </w:r>
+            <w:proofErr w:type="spellStart"/>
+            <w:r>
+              <w:rPr>
+                <w:rFonts w:ascii="宋体" w:eastAsia="宋体" w:hAnsi="宋体" w:cs="宋体"/>
+                <w:color w:val="000000" w:themeColor="text1"/>
+              </w:rPr>
+              <w:t>is_table.net_profit</w:t>
+            </w:r>
+            <w:proofErr w:type="spellEnd"/>
+            <w:r>
+              <w:rPr>
+                <w:rFonts w:ascii="宋体" w:eastAsia="宋体" w:hAnsi="宋体" w:cs="宋体"/>
+                <w:color w:val="000000" w:themeColor="text1"/>
+              </w:rPr>
+              <w:t xml:space="preserve"> }}</w:t>
             </w:r>
           </w:p>
         </w:tc>
@@ -12063,7 +14661,23 @@
                 <w:rFonts w:ascii="宋体" w:eastAsia="宋体" w:hAnsi="宋体" w:cs="宋体"/>
                 <w:color w:val="000000" w:themeColor="text1"/>
               </w:rPr>
-              <w:t>{{ is_table.o_family_exp }}</w:t>
+              <w:t xml:space="preserve">{{ </w:t>
+            </w:r>
+            <w:proofErr w:type="spellStart"/>
+            <w:r>
+              <w:rPr>
+                <w:rFonts w:ascii="宋体" w:eastAsia="宋体" w:hAnsi="宋体" w:cs="宋体"/>
+                <w:color w:val="000000" w:themeColor="text1"/>
+              </w:rPr>
+              <w:t>is_table.o_family_exp</w:t>
+            </w:r>
+            <w:proofErr w:type="spellEnd"/>
+            <w:r>
+              <w:rPr>
+                <w:rFonts w:ascii="宋体" w:eastAsia="宋体" w:hAnsi="宋体" w:cs="宋体"/>
+                <w:color w:val="000000" w:themeColor="text1"/>
+              </w:rPr>
+              <w:t xml:space="preserve"> }}</w:t>
             </w:r>
           </w:p>
         </w:tc>
@@ -12154,7 +14768,23 @@
                 <w:rFonts w:ascii="宋体" w:eastAsia="宋体" w:hAnsi="宋体" w:cs="宋体"/>
                 <w:color w:val="000000" w:themeColor="text1"/>
               </w:rPr>
-              <w:t>{{ is_table.o_biz_loan }}</w:t>
+              <w:t xml:space="preserve">{{ </w:t>
+            </w:r>
+            <w:proofErr w:type="spellStart"/>
+            <w:r>
+              <w:rPr>
+                <w:rFonts w:ascii="宋体" w:eastAsia="宋体" w:hAnsi="宋体" w:cs="宋体"/>
+                <w:color w:val="000000" w:themeColor="text1"/>
+              </w:rPr>
+              <w:t>is_table.o_biz_loan</w:t>
+            </w:r>
+            <w:proofErr w:type="spellEnd"/>
+            <w:r>
+              <w:rPr>
+                <w:rFonts w:ascii="宋体" w:eastAsia="宋体" w:hAnsi="宋体" w:cs="宋体"/>
+                <w:color w:val="000000" w:themeColor="text1"/>
+              </w:rPr>
+              <w:t xml:space="preserve"> }}</w:t>
             </w:r>
           </w:p>
         </w:tc>
@@ -12245,7 +14875,23 @@
                 <w:rFonts w:ascii="宋体" w:eastAsia="宋体" w:hAnsi="宋体" w:cs="宋体"/>
                 <w:color w:val="000000" w:themeColor="text1"/>
               </w:rPr>
-              <w:t>{{ is_table.o_pvt_loan }}</w:t>
+              <w:t xml:space="preserve">{{ </w:t>
+            </w:r>
+            <w:proofErr w:type="spellStart"/>
+            <w:r>
+              <w:rPr>
+                <w:rFonts w:ascii="宋体" w:eastAsia="宋体" w:hAnsi="宋体" w:cs="宋体"/>
+                <w:color w:val="000000" w:themeColor="text1"/>
+              </w:rPr>
+              <w:t>is_table.o_pvt_loan</w:t>
+            </w:r>
+            <w:proofErr w:type="spellEnd"/>
+            <w:r>
+              <w:rPr>
+                <w:rFonts w:ascii="宋体" w:eastAsia="宋体" w:hAnsi="宋体" w:cs="宋体"/>
+                <w:color w:val="000000" w:themeColor="text1"/>
+              </w:rPr>
+              <w:t xml:space="preserve"> }}</w:t>
             </w:r>
           </w:p>
         </w:tc>
@@ -12336,7 +14982,23 @@
                 <w:rFonts w:ascii="宋体" w:eastAsia="宋体" w:hAnsi="宋体" w:cs="宋体"/>
                 <w:color w:val="000000" w:themeColor="text1"/>
               </w:rPr>
-              <w:t>{{ is_table.o_other_exp }}</w:t>
+              <w:t xml:space="preserve">{{ </w:t>
+            </w:r>
+            <w:proofErr w:type="spellStart"/>
+            <w:r>
+              <w:rPr>
+                <w:rFonts w:ascii="宋体" w:eastAsia="宋体" w:hAnsi="宋体" w:cs="宋体"/>
+                <w:color w:val="000000" w:themeColor="text1"/>
+              </w:rPr>
+              <w:t>is_table.o_other_exp</w:t>
+            </w:r>
+            <w:proofErr w:type="spellEnd"/>
+            <w:r>
+              <w:rPr>
+                <w:rFonts w:ascii="宋体" w:eastAsia="宋体" w:hAnsi="宋体" w:cs="宋体"/>
+                <w:color w:val="000000" w:themeColor="text1"/>
+              </w:rPr>
+              <w:t xml:space="preserve"> }}</w:t>
             </w:r>
           </w:p>
         </w:tc>
@@ -12448,7 +15110,23 @@
                 <w:rFonts w:ascii="宋体" w:eastAsia="宋体" w:hAnsi="宋体" w:cs="宋体"/>
                 <w:color w:val="000000" w:themeColor="text1"/>
               </w:rPr>
-              <w:t>{{ is_table.o_family_inc }}</w:t>
+              <w:t xml:space="preserve">{{ </w:t>
+            </w:r>
+            <w:proofErr w:type="spellStart"/>
+            <w:r>
+              <w:rPr>
+                <w:rFonts w:ascii="宋体" w:eastAsia="宋体" w:hAnsi="宋体" w:cs="宋体"/>
+                <w:color w:val="000000" w:themeColor="text1"/>
+              </w:rPr>
+              <w:t>is_table.o_family_inc</w:t>
+            </w:r>
+            <w:proofErr w:type="spellEnd"/>
+            <w:r>
+              <w:rPr>
+                <w:rFonts w:ascii="宋体" w:eastAsia="宋体" w:hAnsi="宋体" w:cs="宋体"/>
+                <w:color w:val="000000" w:themeColor="text1"/>
+              </w:rPr>
+              <w:t xml:space="preserve"> }}</w:t>
             </w:r>
           </w:p>
         </w:tc>
@@ -12522,7 +15200,23 @@
                 <w:rFonts w:ascii="宋体" w:eastAsia="宋体" w:hAnsi="宋体" w:cs="宋体"/>
                 <w:color w:val="000000" w:themeColor="text1"/>
               </w:rPr>
-              <w:t>{{ is_table.annual_net_income }}</w:t>
+              <w:t xml:space="preserve">{{ </w:t>
+            </w:r>
+            <w:proofErr w:type="spellStart"/>
+            <w:r>
+              <w:rPr>
+                <w:rFonts w:ascii="宋体" w:eastAsia="宋体" w:hAnsi="宋体" w:cs="宋体"/>
+                <w:color w:val="000000" w:themeColor="text1"/>
+              </w:rPr>
+              <w:t>is_table.annual_net_income</w:t>
+            </w:r>
+            <w:proofErr w:type="spellEnd"/>
+            <w:r>
+              <w:rPr>
+                <w:rFonts w:ascii="宋体" w:eastAsia="宋体" w:hAnsi="宋体" w:cs="宋体"/>
+                <w:color w:val="000000" w:themeColor="text1"/>
+              </w:rPr>
+              <w:t xml:space="preserve"> }}</w:t>
             </w:r>
           </w:p>
         </w:tc>
@@ -12732,7 +15426,23 @@
                 <w:rFonts w:ascii="宋体" w:eastAsia="宋体" w:hAnsi="宋体" w:cs="宋体"/>
                 <w:color w:val="000000" w:themeColor="text1"/>
               </w:rPr>
-              <w:t>{% for item in rev_check.check_list %}</w:t>
+              <w:t xml:space="preserve">{% for item in </w:t>
+            </w:r>
+            <w:proofErr w:type="spellStart"/>
+            <w:r>
+              <w:rPr>
+                <w:rFonts w:ascii="宋体" w:eastAsia="宋体" w:hAnsi="宋体" w:cs="宋体"/>
+                <w:color w:val="000000" w:themeColor="text1"/>
+              </w:rPr>
+              <w:t>rev_check.check_list</w:t>
+            </w:r>
+            <w:proofErr w:type="spellEnd"/>
+            <w:r>
+              <w:rPr>
+                <w:rFonts w:ascii="宋体" w:eastAsia="宋体" w:hAnsi="宋体" w:cs="宋体"/>
+                <w:color w:val="000000" w:themeColor="text1"/>
+              </w:rPr>
+              <w:t xml:space="preserve"> %}</w:t>
             </w:r>
           </w:p>
         </w:tc>
@@ -12778,7 +15488,23 @@
                 <w:rFonts w:ascii="宋体" w:eastAsia="宋体" w:hAnsi="宋体" w:cs="宋体"/>
                 <w:color w:val="000000" w:themeColor="text1"/>
               </w:rPr>
-              <w:t>{{ item.value }}</w:t>
+              <w:t xml:space="preserve">{{ </w:t>
+            </w:r>
+            <w:proofErr w:type="spellStart"/>
+            <w:r>
+              <w:rPr>
+                <w:rFonts w:ascii="宋体" w:eastAsia="宋体" w:hAnsi="宋体" w:cs="宋体"/>
+                <w:color w:val="000000" w:themeColor="text1"/>
+              </w:rPr>
+              <w:t>item.value</w:t>
+            </w:r>
+            <w:proofErr w:type="spellEnd"/>
+            <w:r>
+              <w:rPr>
+                <w:rFonts w:ascii="宋体" w:eastAsia="宋体" w:hAnsi="宋体" w:cs="宋体"/>
+                <w:color w:val="000000" w:themeColor="text1"/>
+              </w:rPr>
+              <w:t xml:space="preserve"> }}</w:t>
             </w:r>
           </w:p>
         </w:tc>
@@ -12869,7 +15595,23 @@
                 <w:rFonts w:ascii="宋体" w:eastAsia="宋体" w:hAnsi="宋体" w:cs="宋体"/>
                 <w:color w:val="000000" w:themeColor="text1"/>
               </w:rPr>
-              <w:t>{% endfor %}</w:t>
+              <w:t xml:space="preserve">{% </w:t>
+            </w:r>
+            <w:proofErr w:type="spellStart"/>
+            <w:r>
+              <w:rPr>
+                <w:rFonts w:ascii="宋体" w:eastAsia="宋体" w:hAnsi="宋体" w:cs="宋体"/>
+                <w:color w:val="000000" w:themeColor="text1"/>
+              </w:rPr>
+              <w:t>endfor</w:t>
+            </w:r>
+            <w:proofErr w:type="spellEnd"/>
+            <w:r>
+              <w:rPr>
+                <w:rFonts w:ascii="宋体" w:eastAsia="宋体" w:hAnsi="宋体" w:cs="宋体"/>
+                <w:color w:val="000000" w:themeColor="text1"/>
+              </w:rPr>
+              <w:t xml:space="preserve"> %}</w:t>
             </w:r>
           </w:p>
         </w:tc>
@@ -12893,6 +15635,7 @@
                 <w:rFonts w:ascii="宋体" w:eastAsia="宋体" w:hAnsi="宋体" w:cs="宋体" w:hint="eastAsia"/>
                 <w:color w:val="000000" w:themeColor="text1"/>
               </w:rPr>
+              <w:lastRenderedPageBreak/>
               <w:t>合计：</w:t>
             </w:r>
           </w:p>
@@ -12915,7 +15658,23 @@
                 <w:rFonts w:ascii="宋体" w:eastAsia="宋体" w:hAnsi="宋体" w:cs="宋体"/>
                 <w:color w:val="000000" w:themeColor="text1"/>
               </w:rPr>
-              <w:t>{{ rev_check.total_value }}</w:t>
+              <w:t xml:space="preserve">{{ </w:t>
+            </w:r>
+            <w:proofErr w:type="spellStart"/>
+            <w:r>
+              <w:rPr>
+                <w:rFonts w:ascii="宋体" w:eastAsia="宋体" w:hAnsi="宋体" w:cs="宋体"/>
+                <w:color w:val="000000" w:themeColor="text1"/>
+              </w:rPr>
+              <w:t>rev_check.total_value</w:t>
+            </w:r>
+            <w:proofErr w:type="spellEnd"/>
+            <w:r>
+              <w:rPr>
+                <w:rFonts w:ascii="宋体" w:eastAsia="宋体" w:hAnsi="宋体" w:cs="宋体"/>
+                <w:color w:val="000000" w:themeColor="text1"/>
+              </w:rPr>
+              <w:t xml:space="preserve"> }}</w:t>
             </w:r>
           </w:p>
         </w:tc>
@@ -12937,7 +15696,23 @@
                 <w:rFonts w:ascii="宋体" w:eastAsia="宋体" w:hAnsi="宋体" w:cs="宋体"/>
                 <w:color w:val="000000" w:themeColor="text1"/>
               </w:rPr>
-              <w:t>{{ rev_check.est_total }}</w:t>
+              <w:t xml:space="preserve">{{ </w:t>
+            </w:r>
+            <w:proofErr w:type="spellStart"/>
+            <w:r>
+              <w:rPr>
+                <w:rFonts w:ascii="宋体" w:eastAsia="宋体" w:hAnsi="宋体" w:cs="宋体"/>
+                <w:color w:val="000000" w:themeColor="text1"/>
+              </w:rPr>
+              <w:t>rev_check.est_total</w:t>
+            </w:r>
+            <w:proofErr w:type="spellEnd"/>
+            <w:r>
+              <w:rPr>
+                <w:rFonts w:ascii="宋体" w:eastAsia="宋体" w:hAnsi="宋体" w:cs="宋体"/>
+                <w:color w:val="000000" w:themeColor="text1"/>
+              </w:rPr>
+              <w:t xml:space="preserve"> }}</w:t>
             </w:r>
           </w:p>
         </w:tc>
@@ -12959,7 +15734,23 @@
                 <w:rFonts w:ascii="宋体" w:eastAsia="宋体" w:hAnsi="宋体" w:cs="宋体"/>
                 <w:color w:val="000000" w:themeColor="text1"/>
               </w:rPr>
-              <w:t>{{ rev_check.is_revenue }}</w:t>
+              <w:t xml:space="preserve">{{ </w:t>
+            </w:r>
+            <w:proofErr w:type="spellStart"/>
+            <w:r>
+              <w:rPr>
+                <w:rFonts w:ascii="宋体" w:eastAsia="宋体" w:hAnsi="宋体" w:cs="宋体"/>
+                <w:color w:val="000000" w:themeColor="text1"/>
+              </w:rPr>
+              <w:t>rev_check.is_revenue</w:t>
+            </w:r>
+            <w:proofErr w:type="spellEnd"/>
+            <w:r>
+              <w:rPr>
+                <w:rFonts w:ascii="宋体" w:eastAsia="宋体" w:hAnsi="宋体" w:cs="宋体"/>
+                <w:color w:val="000000" w:themeColor="text1"/>
+              </w:rPr>
+              <w:t xml:space="preserve"> }}</w:t>
             </w:r>
           </w:p>
         </w:tc>
@@ -12981,7 +15772,23 @@
                 <w:rFonts w:ascii="宋体" w:eastAsia="宋体" w:hAnsi="宋体" w:cs="宋体"/>
                 <w:color w:val="000000" w:themeColor="text1"/>
               </w:rPr>
-              <w:t>{{ rev_check.diff_rate }}</w:t>
+              <w:t xml:space="preserve">{{ </w:t>
+            </w:r>
+            <w:proofErr w:type="spellStart"/>
+            <w:r>
+              <w:rPr>
+                <w:rFonts w:ascii="宋体" w:eastAsia="宋体" w:hAnsi="宋体" w:cs="宋体"/>
+                <w:color w:val="000000" w:themeColor="text1"/>
+              </w:rPr>
+              <w:t>rev_check.diff_rate</w:t>
+            </w:r>
+            <w:proofErr w:type="spellEnd"/>
+            <w:r>
+              <w:rPr>
+                <w:rFonts w:ascii="宋体" w:eastAsia="宋体" w:hAnsi="宋体" w:cs="宋体"/>
+                <w:color w:val="000000" w:themeColor="text1"/>
+              </w:rPr>
+              <w:t xml:space="preserve"> }}</w:t>
             </w:r>
           </w:p>
         </w:tc>
@@ -13013,7 +15820,23 @@
                 <w:rFonts w:ascii="宋体" w:eastAsia="宋体" w:hAnsi="宋体" w:cs="宋体"/>
                 <w:color w:val="000000" w:themeColor="text1"/>
               </w:rPr>
-              <w:t>{{ rev_check.method }}</w:t>
+              <w:t xml:space="preserve">{{ </w:t>
+            </w:r>
+            <w:proofErr w:type="spellStart"/>
+            <w:r>
+              <w:rPr>
+                <w:rFonts w:ascii="宋体" w:eastAsia="宋体" w:hAnsi="宋体" w:cs="宋体"/>
+                <w:color w:val="000000" w:themeColor="text1"/>
+              </w:rPr>
+              <w:t>rev_check.method</w:t>
+            </w:r>
+            <w:proofErr w:type="spellEnd"/>
+            <w:r>
+              <w:rPr>
+                <w:rFonts w:ascii="宋体" w:eastAsia="宋体" w:hAnsi="宋体" w:cs="宋体"/>
+                <w:color w:val="000000" w:themeColor="text1"/>
+              </w:rPr>
+              <w:t xml:space="preserve"> }}</w:t>
             </w:r>
           </w:p>
         </w:tc>
@@ -13045,7 +15868,6 @@
           <w:sz w:val="24"/>
           <w:szCs w:val="24"/>
         </w:rPr>
-        <w:lastRenderedPageBreak/>
         <w:t>附件</w:t>
       </w:r>
       <w:r>
@@ -13453,7 +16275,23 @@
                 <w:rFonts w:ascii="宋体" w:eastAsia="宋体" w:hAnsi="宋体" w:cs="宋体"/>
                 <w:color w:val="000000" w:themeColor="text1"/>
               </w:rPr>
-              <w:t>{% for item in inflow_analysis %}</w:t>
+              <w:t xml:space="preserve">{% for item in </w:t>
+            </w:r>
+            <w:proofErr w:type="spellStart"/>
+            <w:r>
+              <w:rPr>
+                <w:rFonts w:ascii="宋体" w:eastAsia="宋体" w:hAnsi="宋体" w:cs="宋体"/>
+                <w:color w:val="000000" w:themeColor="text1"/>
+              </w:rPr>
+              <w:t>inflow_analysis</w:t>
+            </w:r>
+            <w:proofErr w:type="spellEnd"/>
+            <w:r>
+              <w:rPr>
+                <w:rFonts w:ascii="宋体" w:eastAsia="宋体" w:hAnsi="宋体" w:cs="宋体"/>
+                <w:color w:val="000000" w:themeColor="text1"/>
+              </w:rPr>
+              <w:t xml:space="preserve"> %}</w:t>
             </w:r>
           </w:p>
         </w:tc>
@@ -13481,7 +16319,23 @@
                 <w:rFonts w:ascii="宋体" w:eastAsia="宋体" w:hAnsi="宋体" w:cs="宋体"/>
                 <w:color w:val="000000" w:themeColor="text1"/>
               </w:rPr>
-              <w:t>{{ item.year }}</w:t>
+              <w:t xml:space="preserve">{{ </w:t>
+            </w:r>
+            <w:proofErr w:type="spellStart"/>
+            <w:r>
+              <w:rPr>
+                <w:rFonts w:ascii="宋体" w:eastAsia="宋体" w:hAnsi="宋体" w:cs="宋体"/>
+                <w:color w:val="000000" w:themeColor="text1"/>
+              </w:rPr>
+              <w:t>item.year</w:t>
+            </w:r>
+            <w:proofErr w:type="spellEnd"/>
+            <w:r>
+              <w:rPr>
+                <w:rFonts w:ascii="宋体" w:eastAsia="宋体" w:hAnsi="宋体" w:cs="宋体"/>
+                <w:color w:val="000000" w:themeColor="text1"/>
+              </w:rPr>
+              <w:t xml:space="preserve"> }}</w:t>
             </w:r>
           </w:p>
         </w:tc>
@@ -13934,7 +16788,15 @@
                 <w:rFonts w:ascii="宋体" w:eastAsia="宋体" w:hAnsi="宋体" w:cs="宋体"/>
                 <w:color w:val="000000" w:themeColor="text1"/>
               </w:rPr>
-              <w:t>{{ item.</w:t>
+              <w:t xml:space="preserve">{{ </w:t>
+            </w:r>
+            <w:proofErr w:type="spellStart"/>
+            <w:r>
+              <w:rPr>
+                <w:rFonts w:ascii="宋体" w:eastAsia="宋体" w:hAnsi="宋体" w:cs="宋体"/>
+                <w:color w:val="000000" w:themeColor="text1"/>
+              </w:rPr>
+              <w:t>item.</w:t>
             </w:r>
             <w:r>
               <w:rPr>
@@ -13943,6 +16805,7 @@
               </w:rPr>
               <w:t>total</w:t>
             </w:r>
+            <w:proofErr w:type="spellEnd"/>
             <w:r>
               <w:rPr>
                 <w:rFonts w:ascii="宋体" w:eastAsia="宋体" w:hAnsi="宋体" w:cs="宋体"/>
@@ -13977,7 +16840,23 @@
                 <w:rFonts w:ascii="宋体" w:eastAsia="宋体" w:hAnsi="宋体" w:cs="宋体" w:hint="eastAsia"/>
                 <w:color w:val="000000" w:themeColor="text1"/>
               </w:rPr>
-              <w:t>{% endfor %}</w:t>
+              <w:t xml:space="preserve">{% </w:t>
+            </w:r>
+            <w:proofErr w:type="spellStart"/>
+            <w:r>
+              <w:rPr>
+                <w:rFonts w:ascii="宋体" w:eastAsia="宋体" w:hAnsi="宋体" w:cs="宋体" w:hint="eastAsia"/>
+                <w:color w:val="000000" w:themeColor="text1"/>
+              </w:rPr>
+              <w:t>endfor</w:t>
+            </w:r>
+            <w:proofErr w:type="spellEnd"/>
+            <w:r>
+              <w:rPr>
+                <w:rFonts w:ascii="宋体" w:eastAsia="宋体" w:hAnsi="宋体" w:cs="宋体" w:hint="eastAsia"/>
+                <w:color w:val="000000" w:themeColor="text1"/>
+              </w:rPr>
+              <w:t xml:space="preserve"> %}</w:t>
             </w:r>
           </w:p>
         </w:tc>
@@ -14387,6 +17266,7 @@
               </w:rPr>
               <w:t xml:space="preserve">{% for item in </w:t>
             </w:r>
+            <w:proofErr w:type="spellStart"/>
             <w:r>
               <w:rPr>
                 <w:rFonts w:ascii="宋体" w:eastAsia="宋体" w:hAnsi="宋体" w:cs="宋体" w:hint="eastAsia"/>
@@ -14399,7 +17279,15 @@
                 <w:rFonts w:ascii="宋体" w:eastAsia="宋体" w:hAnsi="宋体" w:cs="宋体"/>
                 <w:color w:val="000000" w:themeColor="text1"/>
               </w:rPr>
-              <w:t>flow_analysis %}</w:t>
+              <w:t>flow_analysis</w:t>
+            </w:r>
+            <w:proofErr w:type="spellEnd"/>
+            <w:r>
+              <w:rPr>
+                <w:rFonts w:ascii="宋体" w:eastAsia="宋体" w:hAnsi="宋体" w:cs="宋体"/>
+                <w:color w:val="000000" w:themeColor="text1"/>
+              </w:rPr>
+              <w:t xml:space="preserve"> %}</w:t>
             </w:r>
           </w:p>
         </w:tc>
@@ -14427,7 +17315,23 @@
                 <w:rFonts w:ascii="宋体" w:eastAsia="宋体" w:hAnsi="宋体" w:cs="宋体"/>
                 <w:color w:val="000000" w:themeColor="text1"/>
               </w:rPr>
-              <w:t>{{ item.year }}</w:t>
+              <w:t xml:space="preserve">{{ </w:t>
+            </w:r>
+            <w:proofErr w:type="spellStart"/>
+            <w:r>
+              <w:rPr>
+                <w:rFonts w:ascii="宋体" w:eastAsia="宋体" w:hAnsi="宋体" w:cs="宋体"/>
+                <w:color w:val="000000" w:themeColor="text1"/>
+              </w:rPr>
+              <w:t>item.year</w:t>
+            </w:r>
+            <w:proofErr w:type="spellEnd"/>
+            <w:r>
+              <w:rPr>
+                <w:rFonts w:ascii="宋体" w:eastAsia="宋体" w:hAnsi="宋体" w:cs="宋体"/>
+                <w:color w:val="000000" w:themeColor="text1"/>
+              </w:rPr>
+              <w:t xml:space="preserve"> }}</w:t>
             </w:r>
           </w:p>
         </w:tc>
@@ -14880,7 +17784,15 @@
                 <w:rFonts w:ascii="宋体" w:eastAsia="宋体" w:hAnsi="宋体" w:cs="宋体"/>
                 <w:color w:val="000000" w:themeColor="text1"/>
               </w:rPr>
-              <w:t>{{ item.</w:t>
+              <w:t xml:space="preserve">{{ </w:t>
+            </w:r>
+            <w:proofErr w:type="spellStart"/>
+            <w:r>
+              <w:rPr>
+                <w:rFonts w:ascii="宋体" w:eastAsia="宋体" w:hAnsi="宋体" w:cs="宋体"/>
+                <w:color w:val="000000" w:themeColor="text1"/>
+              </w:rPr>
+              <w:t>item.</w:t>
             </w:r>
             <w:r>
               <w:rPr>
@@ -14889,6 +17801,7 @@
               </w:rPr>
               <w:t>total</w:t>
             </w:r>
+            <w:proofErr w:type="spellEnd"/>
             <w:r>
               <w:rPr>
                 <w:rFonts w:ascii="宋体" w:eastAsia="宋体" w:hAnsi="宋体" w:cs="宋体"/>
@@ -14923,7 +17836,23 @@
                 <w:rFonts w:ascii="宋体" w:eastAsia="宋体" w:hAnsi="宋体" w:cs="宋体" w:hint="eastAsia"/>
                 <w:color w:val="000000" w:themeColor="text1"/>
               </w:rPr>
-              <w:t>{% endfor %}</w:t>
+              <w:t xml:space="preserve">{% </w:t>
+            </w:r>
+            <w:proofErr w:type="spellStart"/>
+            <w:r>
+              <w:rPr>
+                <w:rFonts w:ascii="宋体" w:eastAsia="宋体" w:hAnsi="宋体" w:cs="宋体" w:hint="eastAsia"/>
+                <w:color w:val="000000" w:themeColor="text1"/>
+              </w:rPr>
+              <w:t>endfor</w:t>
+            </w:r>
+            <w:proofErr w:type="spellEnd"/>
+            <w:r>
+              <w:rPr>
+                <w:rFonts w:ascii="宋体" w:eastAsia="宋体" w:hAnsi="宋体" w:cs="宋体" w:hint="eastAsia"/>
+                <w:color w:val="000000" w:themeColor="text1"/>
+              </w:rPr>
+              <w:t xml:space="preserve"> %}</w:t>
             </w:r>
           </w:p>
         </w:tc>
@@ -16365,10 +19294,6 @@
 </file>
 
 <file path=customXml/item1.xml><?xml version="1.0" encoding="utf-8"?>
-<b:Sources xmlns:b="http://schemas.openxmlformats.org/officeDocument/2006/bibliography" xmlns="http://schemas.openxmlformats.org/officeDocument/2006/bibliography" SelectedStyle="\APASixthEditionOfficeOnline.xsl" StyleName="APA" Version="6"/>
-</file>
-
-<file path=customXml/item2.xml><?xml version="1.0" encoding="utf-8"?>
 <s:customData xmlns="http://www.wps.cn/officeDocument/2013/wpsCustomData" xmlns:s="http://www.wps.cn/officeDocument/2013/wpsCustomData">
   <customSectProps/>
   <customShpExts>
@@ -16377,18 +19302,22 @@
 </s:customData>
 </file>
 
+<file path=customXml/item2.xml><?xml version="1.0" encoding="utf-8"?>
+<b:Sources xmlns:b="http://schemas.openxmlformats.org/officeDocument/2006/bibliography" xmlns="http://schemas.openxmlformats.org/officeDocument/2006/bibliography" SelectedStyle="\APASixthEditionOfficeOnline.xsl" StyleName="APA" Version="6"/>
+</file>
+
 <file path=customXml/itemProps1.xml><?xml version="1.0" encoding="utf-8"?>
+<ds:datastoreItem xmlns:ds="http://schemas.openxmlformats.org/officeDocument/2006/customXml" ds:itemID="{B1977F7D-205B-4081-913C-38D41E755F92}">
+  <ds:schemaRefs>
+    <ds:schemaRef ds:uri="http://www.wps.cn/officeDocument/2013/wpsCustomData"/>
+  </ds:schemaRefs>
+</ds:datastoreItem>
+</file>
+
+<file path=customXml/itemProps2.xml><?xml version="1.0" encoding="utf-8"?>
 <ds:datastoreItem xmlns:ds="http://schemas.openxmlformats.org/officeDocument/2006/customXml" ds:itemID="{AD939CA4-0E67-45BC-B29C-B5589A1D4662}">
   <ds:schemaRefs>
     <ds:schemaRef ds:uri="http://schemas.openxmlformats.org/officeDocument/2006/bibliography"/>
   </ds:schemaRefs>
 </ds:datastoreItem>
-</file>
-
-<file path=customXml/itemProps2.xml><?xml version="1.0" encoding="utf-8"?>
-<ds:datastoreItem xmlns:ds="http://schemas.openxmlformats.org/officeDocument/2006/customXml" ds:itemID="{B1977F7D-205B-4081-913C-38D41E755F92}">
-  <ds:schemaRefs>
-    <ds:schemaRef ds:uri="http://www.wps.cn/officeDocument/2013/wpsCustomData"/>
-  </ds:schemaRefs>
-</ds:datastoreItem>
 </file>